--- a/data/micol_pinelli_cv_new.docx
+++ b/data/micol_pinelli_cv_new.docx
@@ -78,23 +78,7 @@
                 <w:rFonts w:ascii="Calibri" w:eastAsia="Calibri" w:hAnsi="Calibri" w:cs="Calibri"/>
                 <w:color w:val="D4F0F2"/>
               </w:rPr>
-              <w:t xml:space="preserve">RPA · BPM · </w:t>
-            </w:r>
-            <w:proofErr w:type="gramStart"/>
-            <w:r>
-              <w:rPr>
-                <w:rFonts w:ascii="Calibri" w:eastAsia="Calibri" w:hAnsi="Calibri" w:cs="Calibri"/>
-                <w:color w:val="D4F0F2"/>
-              </w:rPr>
-              <w:t>AI</w:t>
-            </w:r>
-            <w:proofErr w:type="gramEnd"/>
-            <w:r>
-              <w:rPr>
-                <w:rFonts w:ascii="Calibri" w:eastAsia="Calibri" w:hAnsi="Calibri" w:cs="Calibri"/>
-                <w:color w:val="D4F0F2"/>
-              </w:rPr>
-              <w:t xml:space="preserve"> Agent</w:t>
+              <w:t>RPA · BPM · AI Agent</w:t>
             </w:r>
           </w:p>
         </w:tc>
@@ -158,16 +142,42 @@
           <w:p>
             <w:pPr>
               <w:spacing w:before="60"/>
-            </w:pPr>
-            <w:r>
-              <w:rPr>
-                <w:rFonts w:ascii="Calibri" w:eastAsia="Calibri" w:hAnsi="Calibri" w:cs="Calibri"/>
-                <w:color w:val="BCE2E7"/>
-                <w:sz w:val="18"/>
-                <w:szCs w:val="18"/>
-              </w:rPr>
-              <w:t>Profilo LinkedIn</w:t>
-            </w:r>
+              <w:rPr>
+                <w:rFonts w:ascii="Calibri" w:eastAsia="Calibri" w:hAnsi="Calibri" w:cs="Calibri"/>
+                <w:color w:val="DAE9F7" w:themeColor="text2" w:themeTint="1A"/>
+                <w:sz w:val="18"/>
+                <w:szCs w:val="18"/>
+              </w:rPr>
+            </w:pPr>
+            <w:hyperlink r:id="rId5" w:history="1">
+              <w:r>
+                <w:rPr>
+                  <w:rStyle w:val="Collegamentoipertestuale"/>
+                  <w:rFonts w:ascii="Calibri" w:eastAsia="Calibri" w:hAnsi="Calibri" w:cs="Calibri"/>
+                  <w:color w:val="DAE9F7" w:themeColor="text2" w:themeTint="1A"/>
+                  <w:sz w:val="18"/>
+                  <w:szCs w:val="18"/>
+                </w:rPr>
+                <w:t>Profilo LinkedIn</w:t>
+              </w:r>
+            </w:hyperlink>
+          </w:p>
+          <w:p>
+            <w:pPr>
+              <w:spacing w:before="60"/>
+            </w:pPr>
+            <w:hyperlink r:id="rId6" w:history="1">
+              <w:r>
+                <w:rPr>
+                  <w:rStyle w:val="Collegamentoipertestuale"/>
+                  <w:rFonts w:ascii="Calibri" w:eastAsia="Calibri" w:hAnsi="Calibri" w:cs="Calibri"/>
+                  <w:color w:val="DAE9F7" w:themeColor="text2" w:themeTint="1A"/>
+                  <w:sz w:val="18"/>
+                  <w:szCs w:val="18"/>
+                </w:rPr>
+                <w:t>Github</w:t>
+              </w:r>
+            </w:hyperlink>
           </w:p>
         </w:tc>
       </w:tr>
@@ -213,7 +223,16 @@
           <w:sz w:val="18"/>
           <w:szCs w:val="18"/>
         </w:rPr>
-        <w:t>Nell'ultimo anno ho supportato attività di RPA e</w:t>
+        <w:t>Negli ultimi 2 anni</w:t>
+      </w:r>
+      <w:r>
+        <w:rPr>
+          <w:rFonts w:ascii="Calibri" w:eastAsia="Calibri" w:hAnsi="Calibri" w:cs="Calibri"/>
+          <w:color w:val="28251D"/>
+          <w:sz w:val="18"/>
+          <w:szCs w:val="18"/>
+        </w:rPr>
+        <w:t xml:space="preserve"> ho supportato attività di RPA e</w:t>
       </w:r>
       <w:r>
         <w:rPr>
@@ -249,8 +268,55 @@
           <w:sz w:val="18"/>
           <w:szCs w:val="18"/>
         </w:rPr>
+        <w:t xml:space="preserve"> </w:t>
+      </w:r>
+      <w:r>
+        <w:rPr>
+          <w:rFonts w:ascii="Calibri" w:eastAsia="Calibri" w:hAnsi="Calibri" w:cs="Calibri"/>
+          <w:color w:val="28251D"/>
+          <w:sz w:val="18"/>
+          <w:szCs w:val="18"/>
+        </w:rPr>
+        <w:t xml:space="preserve">e le automazioni </w:t>
+      </w:r>
+      <w:r>
+        <w:rPr>
+          <w:rFonts w:ascii="Calibri" w:eastAsia="Calibri" w:hAnsi="Calibri" w:cs="Calibri"/>
+          <w:color w:val="28251D"/>
+          <w:sz w:val="18"/>
+          <w:szCs w:val="18"/>
+        </w:rPr>
+        <w:t>per migliorare i processi aziendali</w:t>
+      </w:r>
+      <w:r>
+        <w:rPr>
+          <w:rFonts w:ascii="Calibri" w:eastAsia="Calibri" w:hAnsi="Calibri" w:cs="Calibri"/>
+          <w:color w:val="28251D"/>
+          <w:sz w:val="18"/>
+          <w:szCs w:val="18"/>
+        </w:rPr>
         <w:t xml:space="preserve">. Mi interessa lavorare nel campo degli Agenti AI e della RPA. </w:t>
       </w:r>
+    </w:p>
+    <w:p>
+      <w:pPr>
+        <w:spacing w:before="60" w:after="80"/>
+        <w:rPr>
+          <w:rFonts w:ascii="Calibri" w:eastAsia="Calibri" w:hAnsi="Calibri" w:cs="Calibri"/>
+          <w:color w:val="28251D"/>
+          <w:sz w:val="18"/>
+          <w:szCs w:val="18"/>
+        </w:rPr>
+      </w:pPr>
+      <w:r>
+        <w:rPr>
+          <w:rFonts w:ascii="Calibri" w:eastAsia="Calibri" w:hAnsi="Calibri" w:cs="Calibri"/>
+          <w:color w:val="28251D"/>
+          <w:sz w:val="18"/>
+          <w:szCs w:val="18"/>
+        </w:rPr>
+        <w:t>Attualmente sto studiando per certificare le mie competenze in prompt engineering, workflow di AI e agentic AI sulla piattaforma e-learning Learnn.</w:t>
+      </w:r>
       <w:r>
         <w:rPr>
           <w:rFonts w:ascii="Calibri" w:eastAsia="Calibri" w:hAnsi="Calibri" w:cs="Calibri"/>
@@ -312,27 +378,7 @@
           <w:sz w:val="18"/>
           <w:szCs w:val="18"/>
         </w:rPr>
-        <w:t xml:space="preserve"> e nella creazione di </w:t>
-      </w:r>
-      <w:proofErr w:type="spellStart"/>
-      <w:r>
-        <w:rPr>
-          <w:rFonts w:ascii="Calibri" w:eastAsia="Calibri" w:hAnsi="Calibri" w:cs="Calibri"/>
-          <w:color w:val="28251D"/>
-          <w:sz w:val="18"/>
-          <w:szCs w:val="18"/>
-        </w:rPr>
-        <w:t>WebServices</w:t>
-      </w:r>
-      <w:proofErr w:type="spellEnd"/>
-      <w:r>
-        <w:rPr>
-          <w:rFonts w:ascii="Calibri" w:eastAsia="Calibri" w:hAnsi="Calibri" w:cs="Calibri"/>
-          <w:color w:val="28251D"/>
-          <w:sz w:val="18"/>
-          <w:szCs w:val="18"/>
-        </w:rPr>
-        <w:t xml:space="preserve"> e gestione di API.</w:t>
+        <w:t xml:space="preserve"> e nella creazione di WebServices e gestione di API.</w:t>
       </w:r>
       <w:r>
         <w:rPr>
@@ -351,27 +397,27 @@
           <w:sz w:val="18"/>
           <w:szCs w:val="18"/>
         </w:rPr>
-        <w:t xml:space="preserve">ersona affidabile e dinamica, con spiccata predisposizione alla gestione di </w:t>
-      </w:r>
-      <w:proofErr w:type="gramStart"/>
-      <w:r>
-        <w:rPr>
-          <w:rFonts w:ascii="Calibri" w:eastAsia="Calibri" w:hAnsi="Calibri" w:cs="Calibri"/>
-          <w:color w:val="28251D"/>
-          <w:sz w:val="18"/>
-          <w:szCs w:val="18"/>
-        </w:rPr>
-        <w:t>team eterogenei</w:t>
-      </w:r>
-      <w:proofErr w:type="gramEnd"/>
-      <w:r>
-        <w:rPr>
-          <w:rFonts w:ascii="Calibri" w:eastAsia="Calibri" w:hAnsi="Calibri" w:cs="Calibri"/>
-          <w:color w:val="28251D"/>
-          <w:sz w:val="18"/>
-          <w:szCs w:val="18"/>
-        </w:rPr>
-        <w:t>, capace di valorizzare ogni componente e di lavorare in sinergia verso obiettivi condivisi.</w:t>
+        <w:t>ersona affidabile e dinamica, con spiccata predisposizione alla gestione di team eterogenei, capace di valorizzare ogni componente e di lavorare in sinergia verso obiettivi condivisi.</w:t>
+      </w:r>
+    </w:p>
+    <w:p>
+      <w:pPr>
+        <w:spacing w:before="60" w:after="80"/>
+        <w:rPr>
+          <w:rFonts w:ascii="Calibri" w:eastAsia="Calibri" w:hAnsi="Calibri" w:cs="Calibri"/>
+          <w:color w:val="28251D"/>
+          <w:sz w:val="18"/>
+          <w:szCs w:val="18"/>
+        </w:rPr>
+      </w:pPr>
+      <w:r>
+        <w:rPr>
+          <w:rFonts w:ascii="Calibri" w:eastAsia="Calibri" w:hAnsi="Calibri" w:cs="Calibri"/>
+          <w:color w:val="28251D"/>
+          <w:sz w:val="18"/>
+          <w:szCs w:val="18"/>
+        </w:rPr>
+        <w:t>Partecipo attivamente al programma di volontariato “Informatici di Quartiere”, contribuendo a portare competenze digitali dove sono più necessarie per creare un impatto concreto nella comunità locale.</w:t>
       </w:r>
     </w:p>
     <w:p>
@@ -454,7 +500,7 @@
           <w:bCs/>
           <w:color w:val="28251D"/>
         </w:rPr>
-        <w:t>con</w:t>
+        <w:t>ed</w:t>
       </w:r>
       <w:r>
         <w:rPr>
@@ -576,6 +622,12 @@
       <w:pPr>
         <w:spacing w:after="40"/>
         <w:ind w:left="360"/>
+        <w:rPr>
+          <w:rFonts w:ascii="Calibri" w:eastAsia="Calibri" w:hAnsi="Calibri" w:cs="Calibri"/>
+          <w:color w:val="28251D"/>
+          <w:sz w:val="18"/>
+          <w:szCs w:val="18"/>
+        </w:rPr>
       </w:pPr>
       <w:r>
         <w:rPr>
@@ -600,6 +652,27 @@
       <w:pPr>
         <w:spacing w:after="40"/>
         <w:ind w:left="360"/>
+        <w:rPr>
+          <w:rFonts w:ascii="Calibri" w:eastAsia="Calibri" w:hAnsi="Calibri" w:cs="Calibri"/>
+          <w:color w:val="28251D"/>
+          <w:sz w:val="18"/>
+          <w:szCs w:val="18"/>
+        </w:rPr>
+      </w:pPr>
+      <w:r>
+        <w:rPr>
+          <w:rFonts w:ascii="Calibri" w:eastAsia="Calibri" w:hAnsi="Calibri" w:cs="Calibri"/>
+          <w:color w:val="28251D"/>
+          <w:sz w:val="18"/>
+          <w:szCs w:val="18"/>
+        </w:rPr>
+        <w:t>• Creazione di un copilot per l’assistenza all’utilizzo del gestionale WinOpus</w:t>
+      </w:r>
+    </w:p>
+    <w:p>
+      <w:pPr>
+        <w:spacing w:after="40"/>
+        <w:ind w:left="360"/>
       </w:pPr>
       <w:r>
         <w:rPr>
@@ -609,6 +682,15 @@
           <w:szCs w:val="18"/>
         </w:rPr>
         <w:t>• Supporto al cliente per suggerimenti migliorativi e possibili sviluppi futuri</w:t>
+      </w:r>
+      <w:r>
+        <w:rPr>
+          <w:rFonts w:ascii="Calibri" w:eastAsia="Calibri" w:hAnsi="Calibri" w:cs="Calibri"/>
+          <w:color w:val="28251D"/>
+          <w:sz w:val="18"/>
+          <w:szCs w:val="18"/>
+        </w:rPr>
+        <w:t>, PM Agile</w:t>
       </w:r>
     </w:p>
     <w:p>
@@ -696,7 +778,25 @@
           <w:sz w:val="18"/>
           <w:szCs w:val="18"/>
         </w:rPr>
-        <w:t>• Analisi e sviluppo soluzioni custom sui portali ERP</w:t>
+        <w:t xml:space="preserve">• </w:t>
+      </w:r>
+      <w:r>
+        <w:rPr>
+          <w:rFonts w:ascii="Calibri" w:eastAsia="Calibri" w:hAnsi="Calibri" w:cs="Calibri"/>
+          <w:color w:val="28251D"/>
+          <w:sz w:val="18"/>
+          <w:szCs w:val="18"/>
+        </w:rPr>
+        <w:t xml:space="preserve">PM, </w:t>
+      </w:r>
+      <w:r>
+        <w:rPr>
+          <w:rFonts w:ascii="Calibri" w:eastAsia="Calibri" w:hAnsi="Calibri" w:cs="Calibri"/>
+          <w:color w:val="28251D"/>
+          <w:sz w:val="18"/>
+          <w:szCs w:val="18"/>
+        </w:rPr>
+        <w:t>Analisi e sviluppo soluzioni custom sui portali ERP</w:t>
       </w:r>
     </w:p>
     <w:p>
@@ -866,6 +966,12 @@
       <w:pPr>
         <w:spacing w:after="40"/>
         <w:ind w:left="360"/>
+        <w:rPr>
+          <w:rFonts w:ascii="Calibri" w:eastAsia="Calibri" w:hAnsi="Calibri" w:cs="Calibri"/>
+          <w:color w:val="28251D"/>
+          <w:sz w:val="18"/>
+          <w:szCs w:val="18"/>
+        </w:rPr>
       </w:pPr>
       <w:r>
         <w:rPr>
@@ -889,48 +995,50 @@
           <w:sz w:val="18"/>
           <w:szCs w:val="18"/>
         </w:rPr>
+        <w:t>• Utilizzo di software per la gestione e l'invio di DEM (Splio, Mailup, Infomail)</w:t>
+      </w:r>
+    </w:p>
+    <w:p>
+      <w:pPr>
+        <w:spacing w:after="40"/>
+        <w:ind w:left="360"/>
+      </w:pPr>
+      <w:r>
+        <w:rPr>
+          <w:rFonts w:ascii="Calibri" w:eastAsia="Calibri" w:hAnsi="Calibri" w:cs="Calibri"/>
+          <w:color w:val="28251D"/>
+          <w:sz w:val="18"/>
+          <w:szCs w:val="18"/>
+        </w:rPr>
         <w:t xml:space="preserve">• </w:t>
       </w:r>
-      <w:proofErr w:type="gramStart"/>
-      <w:r>
-        <w:rPr>
-          <w:rFonts w:ascii="Calibri" w:eastAsia="Calibri" w:hAnsi="Calibri" w:cs="Calibri"/>
-          <w:color w:val="28251D"/>
-          <w:sz w:val="18"/>
-          <w:szCs w:val="18"/>
-        </w:rPr>
-        <w:t>Sviluppo  e</w:t>
-      </w:r>
-      <w:proofErr w:type="gramEnd"/>
-      <w:r>
-        <w:rPr>
-          <w:rFonts w:ascii="Calibri" w:eastAsia="Calibri" w:hAnsi="Calibri" w:cs="Calibri"/>
-          <w:color w:val="28251D"/>
-          <w:sz w:val="18"/>
-          <w:szCs w:val="18"/>
-        </w:rPr>
-        <w:t xml:space="preserve"> g</w:t>
-      </w:r>
-      <w:r>
-        <w:rPr>
-          <w:rFonts w:ascii="Calibri" w:eastAsia="Calibri" w:hAnsi="Calibri" w:cs="Calibri"/>
-          <w:color w:val="28251D"/>
-          <w:sz w:val="18"/>
-          <w:szCs w:val="18"/>
-        </w:rPr>
-        <w:t xml:space="preserve">estione </w:t>
-      </w:r>
-      <w:proofErr w:type="gramStart"/>
-      <w:r>
-        <w:rPr>
-          <w:rFonts w:ascii="Calibri" w:eastAsia="Calibri" w:hAnsi="Calibri" w:cs="Calibri"/>
-          <w:color w:val="28251D"/>
-          <w:sz w:val="18"/>
-          <w:szCs w:val="18"/>
-        </w:rPr>
-        <w:t>dei</w:t>
-      </w:r>
-      <w:proofErr w:type="gramEnd"/>
+      <w:r>
+        <w:rPr>
+          <w:rFonts w:ascii="Calibri" w:eastAsia="Calibri" w:hAnsi="Calibri" w:cs="Calibri"/>
+          <w:color w:val="28251D"/>
+          <w:sz w:val="18"/>
+          <w:szCs w:val="18"/>
+        </w:rPr>
+        <w:t>Sviluppo e g</w:t>
+      </w:r>
+      <w:r>
+        <w:rPr>
+          <w:rFonts w:ascii="Calibri" w:eastAsia="Calibri" w:hAnsi="Calibri" w:cs="Calibri"/>
+          <w:color w:val="28251D"/>
+          <w:sz w:val="18"/>
+          <w:szCs w:val="18"/>
+        </w:rPr>
+        <w:t>estione de</w:t>
+      </w:r>
+      <w:r>
+        <w:rPr>
+          <w:rFonts w:ascii="Calibri" w:eastAsia="Calibri" w:hAnsi="Calibri" w:cs="Calibri"/>
+          <w:color w:val="28251D"/>
+          <w:sz w:val="18"/>
+          <w:szCs w:val="18"/>
+        </w:rPr>
+        <w:t>lle</w:t>
+      </w:r>
       <w:r>
         <w:rPr>
           <w:rFonts w:ascii="Calibri" w:eastAsia="Calibri" w:hAnsi="Calibri" w:cs="Calibri"/>
@@ -956,27 +1064,7 @@
           <w:sz w:val="18"/>
           <w:szCs w:val="18"/>
         </w:rPr>
-        <w:t xml:space="preserve"> per l'aggiornamento dei flussi di contenuti dal database turistico </w:t>
-      </w:r>
-      <w:proofErr w:type="gramStart"/>
-      <w:r>
-        <w:rPr>
-          <w:rFonts w:ascii="Calibri" w:eastAsia="Calibri" w:hAnsi="Calibri" w:cs="Calibri"/>
-          <w:color w:val="28251D"/>
-          <w:sz w:val="18"/>
-          <w:szCs w:val="18"/>
-        </w:rPr>
-        <w:t>ed</w:t>
-      </w:r>
-      <w:proofErr w:type="gramEnd"/>
-      <w:r>
-        <w:rPr>
-          <w:rFonts w:ascii="Calibri" w:eastAsia="Calibri" w:hAnsi="Calibri" w:cs="Calibri"/>
-          <w:color w:val="28251D"/>
-          <w:sz w:val="18"/>
-          <w:szCs w:val="18"/>
-        </w:rPr>
-        <w:t xml:space="preserve"> editoriale verso tutti i siti del gruppo Touring e le app sviluppate</w:t>
+        <w:t xml:space="preserve"> per l'aggiornamento dei flussi di contenuti dal database turistico ed editoriale verso tutti i siti del gruppo Touring e le app sviluppate</w:t>
       </w:r>
     </w:p>
     <w:p>
@@ -1177,27 +1265,7 @@
           <w:sz w:val="18"/>
           <w:szCs w:val="18"/>
         </w:rPr>
-        <w:t xml:space="preserve">• DB Admin e responsabile dei contenuti del DB turistico </w:t>
-      </w:r>
-      <w:proofErr w:type="gramStart"/>
-      <w:r>
-        <w:rPr>
-          <w:rFonts w:ascii="Calibri" w:eastAsia="Calibri" w:hAnsi="Calibri" w:cs="Calibri"/>
-          <w:color w:val="28251D"/>
-          <w:sz w:val="18"/>
-          <w:szCs w:val="18"/>
-        </w:rPr>
-        <w:t>ed</w:t>
-      </w:r>
-      <w:proofErr w:type="gramEnd"/>
-      <w:r>
-        <w:rPr>
-          <w:rFonts w:ascii="Calibri" w:eastAsia="Calibri" w:hAnsi="Calibri" w:cs="Calibri"/>
-          <w:color w:val="28251D"/>
-          <w:sz w:val="18"/>
-          <w:szCs w:val="18"/>
-        </w:rPr>
-        <w:t xml:space="preserve"> editoriale</w:t>
+        <w:t>• DB Admin e responsabile dei contenuti del DB turistico ed editoriale</w:t>
       </w:r>
     </w:p>
     <w:p>
@@ -1227,67 +1295,7 @@
           <w:sz w:val="18"/>
           <w:szCs w:val="18"/>
         </w:rPr>
-        <w:t>• Utilizzo di software per la gestione e l'invio di DEM (</w:t>
-      </w:r>
-      <w:proofErr w:type="spellStart"/>
-      <w:r>
-        <w:rPr>
-          <w:rFonts w:ascii="Calibri" w:eastAsia="Calibri" w:hAnsi="Calibri" w:cs="Calibri"/>
-          <w:color w:val="28251D"/>
-          <w:sz w:val="18"/>
-          <w:szCs w:val="18"/>
-        </w:rPr>
-        <w:t>Splio</w:t>
-      </w:r>
-      <w:proofErr w:type="spellEnd"/>
-      <w:r>
-        <w:rPr>
-          <w:rFonts w:ascii="Calibri" w:eastAsia="Calibri" w:hAnsi="Calibri" w:cs="Calibri"/>
-          <w:color w:val="28251D"/>
-          <w:sz w:val="18"/>
-          <w:szCs w:val="18"/>
-        </w:rPr>
-        <w:t xml:space="preserve">, </w:t>
-      </w:r>
-      <w:proofErr w:type="spellStart"/>
-      <w:r>
-        <w:rPr>
-          <w:rFonts w:ascii="Calibri" w:eastAsia="Calibri" w:hAnsi="Calibri" w:cs="Calibri"/>
-          <w:color w:val="28251D"/>
-          <w:sz w:val="18"/>
-          <w:szCs w:val="18"/>
-        </w:rPr>
-        <w:t>Mailup</w:t>
-      </w:r>
-      <w:proofErr w:type="spellEnd"/>
-      <w:r>
-        <w:rPr>
-          <w:rFonts w:ascii="Calibri" w:eastAsia="Calibri" w:hAnsi="Calibri" w:cs="Calibri"/>
-          <w:color w:val="28251D"/>
-          <w:sz w:val="18"/>
-          <w:szCs w:val="18"/>
-        </w:rPr>
-        <w:t xml:space="preserve">, </w:t>
-      </w:r>
-      <w:proofErr w:type="spellStart"/>
-      <w:r>
-        <w:rPr>
-          <w:rFonts w:ascii="Calibri" w:eastAsia="Calibri" w:hAnsi="Calibri" w:cs="Calibri"/>
-          <w:color w:val="28251D"/>
-          <w:sz w:val="18"/>
-          <w:szCs w:val="18"/>
-        </w:rPr>
-        <w:t>Infomail</w:t>
-      </w:r>
-      <w:proofErr w:type="spellEnd"/>
-      <w:r>
-        <w:rPr>
-          <w:rFonts w:ascii="Calibri" w:eastAsia="Calibri" w:hAnsi="Calibri" w:cs="Calibri"/>
-          <w:color w:val="28251D"/>
-          <w:sz w:val="18"/>
-          <w:szCs w:val="18"/>
-        </w:rPr>
-        <w:t>)</w:t>
+        <w:t>• Utilizzo di software per la gestione e l'invio di DEM (Splio, Mailup, Infomail)</w:t>
       </w:r>
     </w:p>
     <w:p>
@@ -1317,6 +1325,7 @@
           <w:bCs/>
           <w:color w:val="28251D"/>
         </w:rPr>
+        <w:lastRenderedPageBreak/>
         <w:t>Web Developer</w:t>
       </w:r>
       <w:r>
@@ -1338,23 +1347,7 @@
           <w:rFonts w:ascii="Calibri" w:eastAsia="Calibri" w:hAnsi="Calibri" w:cs="Calibri"/>
           <w:color w:val="7A7974"/>
         </w:rPr>
-        <w:t xml:space="preserve"> </w:t>
-      </w:r>
-      <w:proofErr w:type="spellStart"/>
-      <w:r>
-        <w:rPr>
-          <w:rFonts w:ascii="Calibri" w:eastAsia="Calibri" w:hAnsi="Calibri" w:cs="Calibri"/>
-          <w:color w:val="7A7974"/>
-        </w:rPr>
-        <w:t>Dinamys</w:t>
-      </w:r>
-      <w:proofErr w:type="spellEnd"/>
-      <w:r>
-        <w:rPr>
-          <w:rFonts w:ascii="Calibri" w:eastAsia="Calibri" w:hAnsi="Calibri" w:cs="Calibri"/>
-          <w:color w:val="7A7974"/>
-        </w:rPr>
-        <w:t xml:space="preserve"> S.r.l </w:t>
+        <w:t xml:space="preserve"> Dinamys S.r.l </w:t>
       </w:r>
       <w:r>
         <w:rPr>
@@ -1436,27 +1429,7 @@
           <w:sz w:val="18"/>
           <w:szCs w:val="18"/>
         </w:rPr>
-        <w:t xml:space="preserve">• Progettazione, analisi e implementazione di nuove sezioni con tecnologia ASP, </w:t>
-      </w:r>
-      <w:proofErr w:type="spellStart"/>
-      <w:r>
-        <w:rPr>
-          <w:rFonts w:ascii="Calibri" w:eastAsia="Calibri" w:hAnsi="Calibri" w:cs="Calibri"/>
-          <w:color w:val="28251D"/>
-          <w:sz w:val="18"/>
-          <w:szCs w:val="18"/>
-        </w:rPr>
-        <w:t>VBScript</w:t>
-      </w:r>
-      <w:proofErr w:type="spellEnd"/>
-      <w:r>
-        <w:rPr>
-          <w:rFonts w:ascii="Calibri" w:eastAsia="Calibri" w:hAnsi="Calibri" w:cs="Calibri"/>
-          <w:color w:val="28251D"/>
-          <w:sz w:val="18"/>
-          <w:szCs w:val="18"/>
-        </w:rPr>
-        <w:t xml:space="preserve"> e JavaScript</w:t>
+        <w:t>• Progettazione, analisi e implementazione di nuove sezioni con tecnologia ASP, VBScript e JavaScript</w:t>
       </w:r>
     </w:p>
     <w:p>
@@ -1471,27 +1444,7 @@
           <w:sz w:val="18"/>
           <w:szCs w:val="18"/>
         </w:rPr>
-        <w:t xml:space="preserve">• Realizzazione di un gestionale per la creazione di siti regionali </w:t>
-      </w:r>
-      <w:proofErr w:type="spellStart"/>
-      <w:r>
-        <w:rPr>
-          <w:rFonts w:ascii="Calibri" w:eastAsia="Calibri" w:hAnsi="Calibri" w:cs="Calibri"/>
-          <w:color w:val="28251D"/>
-          <w:sz w:val="18"/>
-          <w:szCs w:val="18"/>
-        </w:rPr>
-        <w:t>Touringclub</w:t>
-      </w:r>
-      <w:proofErr w:type="spellEnd"/>
-      <w:r>
-        <w:rPr>
-          <w:rFonts w:ascii="Calibri" w:eastAsia="Calibri" w:hAnsi="Calibri" w:cs="Calibri"/>
-          <w:color w:val="28251D"/>
-          <w:sz w:val="18"/>
-          <w:szCs w:val="18"/>
-        </w:rPr>
-        <w:t xml:space="preserve"> nell'ambito dell'iniziativa "A.B.C."</w:t>
+        <w:t>• Realizzazione di un gestionale per la creazione di siti regionali Touringclub nell'ambito dell'iniziativa "A.B.C."</w:t>
       </w:r>
     </w:p>
     <w:p>
@@ -1506,27 +1459,7 @@
           <w:sz w:val="18"/>
           <w:szCs w:val="18"/>
         </w:rPr>
-        <w:t xml:space="preserve">• Gestione struttura e mantenimento del DB con SQL Server; </w:t>
-      </w:r>
-      <w:proofErr w:type="spellStart"/>
-      <w:r>
-        <w:rPr>
-          <w:rFonts w:ascii="Calibri" w:eastAsia="Calibri" w:hAnsi="Calibri" w:cs="Calibri"/>
-          <w:color w:val="28251D"/>
-          <w:sz w:val="18"/>
-          <w:szCs w:val="18"/>
-        </w:rPr>
-        <w:t>content</w:t>
-      </w:r>
-      <w:proofErr w:type="spellEnd"/>
-      <w:r>
-        <w:rPr>
-          <w:rFonts w:ascii="Calibri" w:eastAsia="Calibri" w:hAnsi="Calibri" w:cs="Calibri"/>
-          <w:color w:val="28251D"/>
-          <w:sz w:val="18"/>
-          <w:szCs w:val="18"/>
-        </w:rPr>
-        <w:t xml:space="preserve"> management del sito</w:t>
+        <w:t>• Gestione struttura e mantenimento del DB con SQL Server; content management del sito</w:t>
       </w:r>
     </w:p>
     <w:p>
@@ -1541,7 +1474,6 @@
           <w:sz w:val="18"/>
           <w:szCs w:val="18"/>
         </w:rPr>
-        <w:lastRenderedPageBreak/>
         <w:t>• Gestione di batch e task per il trasferimento di dati</w:t>
       </w:r>
     </w:p>
@@ -1572,27 +1504,7 @@
           <w:sz w:val="18"/>
           <w:szCs w:val="18"/>
         </w:rPr>
-        <w:t xml:space="preserve">• Esperienza con tecnologia Dot Net </w:t>
-      </w:r>
-      <w:proofErr w:type="spellStart"/>
-      <w:r>
-        <w:rPr>
-          <w:rFonts w:ascii="Calibri" w:eastAsia="Calibri" w:hAnsi="Calibri" w:cs="Calibri"/>
-          <w:color w:val="28251D"/>
-          <w:sz w:val="18"/>
-          <w:szCs w:val="18"/>
-        </w:rPr>
-        <w:t>Nuke</w:t>
-      </w:r>
-      <w:proofErr w:type="spellEnd"/>
-      <w:r>
-        <w:rPr>
-          <w:rFonts w:ascii="Calibri" w:eastAsia="Calibri" w:hAnsi="Calibri" w:cs="Calibri"/>
-          <w:color w:val="28251D"/>
-          <w:sz w:val="18"/>
-          <w:szCs w:val="18"/>
-        </w:rPr>
-        <w:t xml:space="preserve"> per la realizzazione dei siti ICONS group</w:t>
+        <w:t>• Esperienza con tecnologia Dot Net Nuke per la realizzazione dei siti ICONS group</w:t>
       </w:r>
     </w:p>
     <w:p>
@@ -1655,9 +1567,50 @@
           <w:bCs/>
           <w:color w:val="28251D"/>
         </w:rPr>
-        <w:t xml:space="preserve">ITIL Foundation </w:t>
-      </w:r>
-      <w:proofErr w:type="gramStart"/>
+        <w:t>ITIL Foundation Certificate</w:t>
+      </w:r>
+      <w:r>
+        <w:rPr>
+          <w:rFonts w:ascii="Calibri" w:eastAsia="Calibri" w:hAnsi="Calibri" w:cs="Calibri"/>
+          <w:color w:val="7A7974"/>
+        </w:rPr>
+        <w:t xml:space="preserve">  </w:t>
+      </w:r>
+      <w:r>
+        <w:rPr>
+          <w:rFonts w:ascii="Calibri" w:eastAsia="Calibri" w:hAnsi="Calibri" w:cs="Calibri"/>
+          <w:color w:val="7A7974"/>
+        </w:rPr>
+        <w:t>-</w:t>
+      </w:r>
+      <w:r>
+        <w:rPr>
+          <w:rFonts w:ascii="Calibri" w:eastAsia="Calibri" w:hAnsi="Calibri" w:cs="Calibri"/>
+          <w:color w:val="7A7974"/>
+        </w:rPr>
+        <w:t xml:space="preserve">  ICONS, Milano</w:t>
+      </w:r>
+    </w:p>
+    <w:p>
+      <w:pPr>
+        <w:spacing w:after="40"/>
+      </w:pPr>
+      <w:r>
+        <w:rPr>
+          <w:rFonts w:ascii="Calibri" w:eastAsia="Calibri" w:hAnsi="Calibri" w:cs="Calibri"/>
+          <w:i/>
+          <w:iCs/>
+          <w:color w:val="7A7974"/>
+          <w:sz w:val="18"/>
+          <w:szCs w:val="18"/>
+        </w:rPr>
+        <w:t>settembre 2007</w:t>
+      </w:r>
+    </w:p>
+    <w:p>
+      <w:pPr>
+        <w:spacing w:before="120" w:after="20"/>
+      </w:pPr>
       <w:r>
         <w:rPr>
           <w:rFonts w:ascii="Calibri" w:eastAsia="Calibri" w:hAnsi="Calibri" w:cs="Calibri"/>
@@ -1665,7 +1618,7 @@
           <w:bCs/>
           <w:color w:val="28251D"/>
         </w:rPr>
-        <w:t>Certificate</w:t>
+        <w:t>Laurea Breve in Scienze e Tecnologie Informatiche</w:t>
       </w:r>
       <w:r>
         <w:rPr>
@@ -1681,13 +1634,26 @@
         </w:rPr>
         <w:t>-</w:t>
       </w:r>
-      <w:proofErr w:type="gramEnd"/>
-      <w:r>
-        <w:rPr>
-          <w:rFonts w:ascii="Calibri" w:eastAsia="Calibri" w:hAnsi="Calibri" w:cs="Calibri"/>
-          <w:color w:val="7A7974"/>
-        </w:rPr>
-        <w:t xml:space="preserve">  ICONS, Milano</w:t>
+      <w:r>
+        <w:rPr>
+          <w:rFonts w:ascii="Calibri" w:eastAsia="Calibri" w:hAnsi="Calibri" w:cs="Calibri"/>
+          <w:color w:val="7A7974"/>
+        </w:rPr>
+        <w:t xml:space="preserve">  Università degli Studi di Milano </w:t>
+      </w:r>
+      <w:r>
+        <w:rPr>
+          <w:rFonts w:ascii="Calibri" w:eastAsia="Calibri" w:hAnsi="Calibri" w:cs="Calibri"/>
+          <w:color w:val="7A7974"/>
+        </w:rPr>
+        <w:t>-</w:t>
+      </w:r>
+      <w:r>
+        <w:rPr>
+          <w:rFonts w:ascii="Calibri" w:eastAsia="Calibri" w:hAnsi="Calibri" w:cs="Calibri"/>
+          <w:color w:val="7A7974"/>
+        </w:rPr>
+        <w:t xml:space="preserve"> Crema</w:t>
       </w:r>
     </w:p>
     <w:p>
@@ -1703,7 +1669,62 @@
           <w:sz w:val="18"/>
           <w:szCs w:val="18"/>
         </w:rPr>
-        <w:t>settembre 2007</w:t>
+        <w:t xml:space="preserve">settembre 2001 </w:t>
+      </w:r>
+      <w:r>
+        <w:rPr>
+          <w:rFonts w:ascii="Calibri" w:eastAsia="Calibri" w:hAnsi="Calibri" w:cs="Calibri"/>
+          <w:i/>
+          <w:iCs/>
+          <w:color w:val="7A7974"/>
+          <w:sz w:val="18"/>
+          <w:szCs w:val="18"/>
+        </w:rPr>
+        <w:t>-</w:t>
+      </w:r>
+      <w:r>
+        <w:rPr>
+          <w:rFonts w:ascii="Calibri" w:eastAsia="Calibri" w:hAnsi="Calibri" w:cs="Calibri"/>
+          <w:i/>
+          <w:iCs/>
+          <w:color w:val="7A7974"/>
+          <w:sz w:val="18"/>
+          <w:szCs w:val="18"/>
+        </w:rPr>
+        <w:t xml:space="preserve"> marzo 2005</w:t>
+      </w:r>
+    </w:p>
+    <w:p>
+      <w:pPr>
+        <w:spacing w:after="40"/>
+        <w:ind w:left="360"/>
+      </w:pPr>
+      <w:r>
+        <w:rPr>
+          <w:rFonts w:ascii="Calibri" w:eastAsia="Calibri" w:hAnsi="Calibri" w:cs="Calibri"/>
+          <w:color w:val="28251D"/>
+          <w:sz w:val="18"/>
+          <w:szCs w:val="18"/>
+        </w:rPr>
+        <w:t xml:space="preserve">Tesi: "Sistema di indicizzazione semantica di conoscenza trust based" </w:t>
+      </w:r>
+      <w:r>
+        <w:rPr>
+          <w:rFonts w:ascii="Calibri" w:eastAsia="Calibri" w:hAnsi="Calibri" w:cs="Calibri"/>
+          <w:color w:val="28251D"/>
+          <w:sz w:val="18"/>
+          <w:szCs w:val="18"/>
+        </w:rPr>
+        <w:t>-</w:t>
+      </w:r>
+      <w:r>
+        <w:rPr>
+          <w:rFonts w:ascii="Calibri" w:eastAsia="Calibri" w:hAnsi="Calibri" w:cs="Calibri"/>
+          <w:color w:val="28251D"/>
+          <w:sz w:val="18"/>
+          <w:szCs w:val="18"/>
+        </w:rPr>
+        <w:t xml:space="preserve"> presentata al FLINS Conference of Applied AI (British Telecom). Votazione: 105/110</w:t>
       </w:r>
     </w:p>
     <w:p>
@@ -1717,17 +1738,7 @@
           <w:bCs/>
           <w:color w:val="28251D"/>
         </w:rPr>
-        <w:t xml:space="preserve">Laurea Breve in Scienze e Tecnologie </w:t>
-      </w:r>
-      <w:proofErr w:type="gramStart"/>
-      <w:r>
-        <w:rPr>
-          <w:rFonts w:ascii="Calibri" w:eastAsia="Calibri" w:hAnsi="Calibri" w:cs="Calibri"/>
-          <w:b/>
-          <w:bCs/>
-          <w:color w:val="28251D"/>
-        </w:rPr>
-        <w:t>Informatiche</w:t>
+        <w:t>Ragioniere Programmatore</w:t>
       </w:r>
       <w:r>
         <w:rPr>
@@ -1743,180 +1754,12 @@
         </w:rPr>
         <w:t>-</w:t>
       </w:r>
-      <w:proofErr w:type="gramEnd"/>
-      <w:r>
-        <w:rPr>
-          <w:rFonts w:ascii="Calibri" w:eastAsia="Calibri" w:hAnsi="Calibri" w:cs="Calibri"/>
-          <w:color w:val="7A7974"/>
-        </w:rPr>
-        <w:t xml:space="preserve">  Università degli Studi di Milano </w:t>
-      </w:r>
-      <w:r>
-        <w:rPr>
-          <w:rFonts w:ascii="Calibri" w:eastAsia="Calibri" w:hAnsi="Calibri" w:cs="Calibri"/>
-          <w:color w:val="7A7974"/>
-        </w:rPr>
-        <w:t>-</w:t>
-      </w:r>
-      <w:r>
-        <w:rPr>
-          <w:rFonts w:ascii="Calibri" w:eastAsia="Calibri" w:hAnsi="Calibri" w:cs="Calibri"/>
-          <w:color w:val="7A7974"/>
-        </w:rPr>
-        <w:t xml:space="preserve"> Crema</w:t>
-      </w:r>
-    </w:p>
-    <w:p>
-      <w:pPr>
-        <w:spacing w:after="40"/>
-      </w:pPr>
-      <w:r>
-        <w:rPr>
-          <w:rFonts w:ascii="Calibri" w:eastAsia="Calibri" w:hAnsi="Calibri" w:cs="Calibri"/>
-          <w:i/>
-          <w:iCs/>
-          <w:color w:val="7A7974"/>
-          <w:sz w:val="18"/>
-          <w:szCs w:val="18"/>
-        </w:rPr>
-        <w:t xml:space="preserve">settembre 2001 </w:t>
-      </w:r>
-      <w:r>
-        <w:rPr>
-          <w:rFonts w:ascii="Calibri" w:eastAsia="Calibri" w:hAnsi="Calibri" w:cs="Calibri"/>
-          <w:i/>
-          <w:iCs/>
-          <w:color w:val="7A7974"/>
-          <w:sz w:val="18"/>
-          <w:szCs w:val="18"/>
-        </w:rPr>
-        <w:t>-</w:t>
-      </w:r>
-      <w:r>
-        <w:rPr>
-          <w:rFonts w:ascii="Calibri" w:eastAsia="Calibri" w:hAnsi="Calibri" w:cs="Calibri"/>
-          <w:i/>
-          <w:iCs/>
-          <w:color w:val="7A7974"/>
-          <w:sz w:val="18"/>
-          <w:szCs w:val="18"/>
-        </w:rPr>
-        <w:t xml:space="preserve"> marzo 2005</w:t>
-      </w:r>
-    </w:p>
-    <w:p>
-      <w:pPr>
-        <w:spacing w:after="40"/>
-        <w:ind w:left="360"/>
-      </w:pPr>
-      <w:r>
-        <w:rPr>
-          <w:rFonts w:ascii="Calibri" w:eastAsia="Calibri" w:hAnsi="Calibri" w:cs="Calibri"/>
-          <w:color w:val="28251D"/>
-          <w:sz w:val="18"/>
-          <w:szCs w:val="18"/>
-        </w:rPr>
-        <w:t xml:space="preserve">Tesi: "Sistema di indicizzazione semantica di conoscenza trust </w:t>
-      </w:r>
-      <w:proofErr w:type="spellStart"/>
-      <w:r>
-        <w:rPr>
-          <w:rFonts w:ascii="Calibri" w:eastAsia="Calibri" w:hAnsi="Calibri" w:cs="Calibri"/>
-          <w:color w:val="28251D"/>
-          <w:sz w:val="18"/>
-          <w:szCs w:val="18"/>
-        </w:rPr>
-        <w:t>based</w:t>
-      </w:r>
-      <w:proofErr w:type="spellEnd"/>
-      <w:r>
-        <w:rPr>
-          <w:rFonts w:ascii="Calibri" w:eastAsia="Calibri" w:hAnsi="Calibri" w:cs="Calibri"/>
-          <w:color w:val="28251D"/>
-          <w:sz w:val="18"/>
-          <w:szCs w:val="18"/>
-        </w:rPr>
-        <w:t xml:space="preserve">" </w:t>
-      </w:r>
-      <w:r>
-        <w:rPr>
-          <w:rFonts w:ascii="Calibri" w:eastAsia="Calibri" w:hAnsi="Calibri" w:cs="Calibri"/>
-          <w:color w:val="28251D"/>
-          <w:sz w:val="18"/>
-          <w:szCs w:val="18"/>
-        </w:rPr>
-        <w:t>-</w:t>
-      </w:r>
-      <w:r>
-        <w:rPr>
-          <w:rFonts w:ascii="Calibri" w:eastAsia="Calibri" w:hAnsi="Calibri" w:cs="Calibri"/>
-          <w:color w:val="28251D"/>
-          <w:sz w:val="18"/>
-          <w:szCs w:val="18"/>
-        </w:rPr>
-        <w:t xml:space="preserve"> presentata al FLINS Conference of Applied AI (British Telecom). Votazione: 105/110</w:t>
-      </w:r>
-    </w:p>
-    <w:p>
-      <w:pPr>
-        <w:spacing w:before="120" w:after="20"/>
-      </w:pPr>
-      <w:r>
-        <w:rPr>
-          <w:rFonts w:ascii="Calibri" w:eastAsia="Calibri" w:hAnsi="Calibri" w:cs="Calibri"/>
-          <w:b/>
-          <w:bCs/>
-          <w:color w:val="28251D"/>
-        </w:rPr>
-        <w:t xml:space="preserve">Ragioniere </w:t>
-      </w:r>
-      <w:proofErr w:type="gramStart"/>
-      <w:r>
-        <w:rPr>
-          <w:rFonts w:ascii="Calibri" w:eastAsia="Calibri" w:hAnsi="Calibri" w:cs="Calibri"/>
-          <w:b/>
-          <w:bCs/>
-          <w:color w:val="28251D"/>
-        </w:rPr>
-        <w:t>Programmatore</w:t>
-      </w:r>
-      <w:r>
-        <w:rPr>
-          <w:rFonts w:ascii="Calibri" w:eastAsia="Calibri" w:hAnsi="Calibri" w:cs="Calibri"/>
-          <w:color w:val="7A7974"/>
-        </w:rPr>
-        <w:t xml:space="preserve">  </w:t>
-      </w:r>
-      <w:r>
-        <w:rPr>
-          <w:rFonts w:ascii="Calibri" w:eastAsia="Calibri" w:hAnsi="Calibri" w:cs="Calibri"/>
-          <w:color w:val="7A7974"/>
-        </w:rPr>
-        <w:t>-</w:t>
-      </w:r>
-      <w:proofErr w:type="gramEnd"/>
-      <w:r>
-        <w:rPr>
-          <w:rFonts w:ascii="Calibri" w:eastAsia="Calibri" w:hAnsi="Calibri" w:cs="Calibri"/>
-          <w:color w:val="7A7974"/>
-        </w:rPr>
-        <w:t xml:space="preserve">  ITC A. </w:t>
-      </w:r>
-      <w:proofErr w:type="spellStart"/>
-      <w:r>
-        <w:rPr>
-          <w:rFonts w:ascii="Calibri" w:eastAsia="Calibri" w:hAnsi="Calibri" w:cs="Calibri"/>
-          <w:color w:val="7A7974"/>
-        </w:rPr>
-        <w:t>Pitentino</w:t>
-      </w:r>
-      <w:proofErr w:type="spellEnd"/>
-      <w:r>
-        <w:rPr>
-          <w:rFonts w:ascii="Calibri" w:eastAsia="Calibri" w:hAnsi="Calibri" w:cs="Calibri"/>
-          <w:color w:val="7A7974"/>
-        </w:rPr>
-        <w:t xml:space="preserve"> </w:t>
+      <w:r>
+        <w:rPr>
+          <w:rFonts w:ascii="Calibri" w:eastAsia="Calibri" w:hAnsi="Calibri" w:cs="Calibri"/>
+          <w:color w:val="7A7974"/>
+        </w:rPr>
+        <w:t xml:space="preserve">  ITC A. Pitentino </w:t>
       </w:r>
       <w:r>
         <w:rPr>
@@ -2080,9 +1923,8 @@
                 <w:szCs w:val="18"/>
                 <w:lang w:val="en-US"/>
               </w:rPr>
-              <w:t xml:space="preserve">, JavaScript, Angular, </w:t>
-            </w:r>
-            <w:proofErr w:type="spellStart"/>
+              <w:t xml:space="preserve">, JavaScript, Angular, JQuery, </w:t>
+            </w:r>
             <w:r>
               <w:rPr>
                 <w:rFonts w:ascii="Calibri" w:eastAsia="Calibri" w:hAnsi="Calibri" w:cs="Calibri"/>
@@ -2091,9 +1933,8 @@
                 <w:szCs w:val="18"/>
                 <w:lang w:val="en-US"/>
               </w:rPr>
-              <w:t>JQuery</w:t>
-            </w:r>
-            <w:proofErr w:type="spellEnd"/>
+              <w:t>PHP</w:t>
+            </w:r>
             <w:r>
               <w:rPr>
                 <w:rFonts w:ascii="Calibri" w:eastAsia="Calibri" w:hAnsi="Calibri" w:cs="Calibri"/>
@@ -2103,38 +1944,6 @@
                 <w:lang w:val="en-US"/>
               </w:rPr>
               <w:t xml:space="preserve">, </w:t>
-            </w:r>
-            <w:proofErr w:type="gramStart"/>
-            <w:r>
-              <w:rPr>
-                <w:rFonts w:ascii="Calibri" w:eastAsia="Calibri" w:hAnsi="Calibri" w:cs="Calibri"/>
-                <w:color w:val="28251D"/>
-                <w:sz w:val="18"/>
-                <w:szCs w:val="18"/>
-                <w:lang w:val="en-US"/>
-              </w:rPr>
-              <w:t xml:space="preserve">PHP </w:t>
-            </w:r>
-            <w:r>
-              <w:rPr>
-                <w:rFonts w:ascii="Calibri" w:eastAsia="Calibri" w:hAnsi="Calibri" w:cs="Calibri"/>
-                <w:color w:val="28251D"/>
-                <w:sz w:val="18"/>
-                <w:szCs w:val="18"/>
-                <w:lang w:val="en-US"/>
-              </w:rPr>
-              <w:t>,</w:t>
-            </w:r>
-            <w:proofErr w:type="gramEnd"/>
-            <w:r>
-              <w:rPr>
-                <w:rFonts w:ascii="Calibri" w:eastAsia="Calibri" w:hAnsi="Calibri" w:cs="Calibri"/>
-                <w:color w:val="28251D"/>
-                <w:sz w:val="18"/>
-                <w:szCs w:val="18"/>
-                <w:lang w:val="en-US"/>
-              </w:rPr>
-              <w:t xml:space="preserve"> </w:t>
             </w:r>
             <w:r>
               <w:rPr>
@@ -2218,21 +2027,8 @@
                 <w:sz w:val="18"/>
                 <w:szCs w:val="18"/>
               </w:rPr>
-              <w:t xml:space="preserve">Server &amp; </w:t>
-            </w:r>
-            <w:proofErr w:type="spellStart"/>
-            <w:r>
-              <w:rPr>
-                <w:rFonts w:ascii="Calibri" w:eastAsia="Calibri" w:hAnsi="Calibri" w:cs="Calibri"/>
-                <w:b/>
-                <w:bCs/>
-                <w:color w:val="01696F"/>
-                <w:sz w:val="18"/>
-                <w:szCs w:val="18"/>
-              </w:rPr>
-              <w:t>DevOps</w:t>
-            </w:r>
-            <w:proofErr w:type="spellEnd"/>
+              <w:t>Server &amp; DevOps</w:t>
+            </w:r>
           </w:p>
         </w:tc>
         <w:tc>
@@ -2285,21 +2081,8 @@
                 <w:sz w:val="18"/>
                 <w:szCs w:val="18"/>
               </w:rPr>
-              <w:t xml:space="preserve">Project &amp; </w:t>
-            </w:r>
-            <w:proofErr w:type="spellStart"/>
-            <w:r>
-              <w:rPr>
-                <w:rFonts w:ascii="Calibri" w:eastAsia="Calibri" w:hAnsi="Calibri" w:cs="Calibri"/>
-                <w:b/>
-                <w:bCs/>
-                <w:color w:val="01696F"/>
-                <w:sz w:val="18"/>
-                <w:szCs w:val="18"/>
-              </w:rPr>
-              <w:t>Collab</w:t>
-            </w:r>
-            <w:proofErr w:type="spellEnd"/>
+              <w:t>Project &amp; Collab</w:t>
+            </w:r>
           </w:p>
         </w:tc>
         <w:tc>
@@ -2320,27 +2103,7 @@
                 <w:sz w:val="18"/>
                 <w:szCs w:val="18"/>
               </w:rPr>
-              <w:t xml:space="preserve">Trello, </w:t>
-            </w:r>
-            <w:proofErr w:type="spellStart"/>
-            <w:r>
-              <w:rPr>
-                <w:rFonts w:ascii="Calibri" w:eastAsia="Calibri" w:hAnsi="Calibri" w:cs="Calibri"/>
-                <w:color w:val="28251D"/>
-                <w:sz w:val="18"/>
-                <w:szCs w:val="18"/>
-              </w:rPr>
-              <w:t>Confluence</w:t>
-            </w:r>
-            <w:proofErr w:type="spellEnd"/>
-            <w:r>
-              <w:rPr>
-                <w:rFonts w:ascii="Calibri" w:eastAsia="Calibri" w:hAnsi="Calibri" w:cs="Calibri"/>
-                <w:color w:val="28251D"/>
-                <w:sz w:val="18"/>
-                <w:szCs w:val="18"/>
-              </w:rPr>
-              <w:t>, JIRA, Microsoft Visio, Project, Office</w:t>
+              <w:t>Trello, Confluence, JIRA, Microsoft Visio, Project, Office</w:t>
             </w:r>
           </w:p>
         </w:tc>
@@ -2381,57 +2144,15 @@
             </w:tcBorders>
           </w:tcPr>
           <w:p>
-            <w:proofErr w:type="spellStart"/>
-            <w:r>
-              <w:rPr>
-                <w:rFonts w:ascii="Calibri" w:eastAsia="Calibri" w:hAnsi="Calibri" w:cs="Calibri"/>
-                <w:color w:val="28251D"/>
-                <w:sz w:val="18"/>
-                <w:szCs w:val="18"/>
-              </w:rPr>
-              <w:t>Splio</w:t>
-            </w:r>
-            <w:proofErr w:type="spellEnd"/>
-            <w:r>
-              <w:rPr>
-                <w:rFonts w:ascii="Calibri" w:eastAsia="Calibri" w:hAnsi="Calibri" w:cs="Calibri"/>
-                <w:color w:val="28251D"/>
-                <w:sz w:val="18"/>
-                <w:szCs w:val="18"/>
-              </w:rPr>
-              <w:t xml:space="preserve">, </w:t>
-            </w:r>
-            <w:proofErr w:type="spellStart"/>
-            <w:r>
-              <w:rPr>
-                <w:rFonts w:ascii="Calibri" w:eastAsia="Calibri" w:hAnsi="Calibri" w:cs="Calibri"/>
-                <w:color w:val="28251D"/>
-                <w:sz w:val="18"/>
-                <w:szCs w:val="18"/>
-              </w:rPr>
-              <w:t>Mailup</w:t>
-            </w:r>
-            <w:proofErr w:type="spellEnd"/>
-            <w:r>
-              <w:rPr>
-                <w:rFonts w:ascii="Calibri" w:eastAsia="Calibri" w:hAnsi="Calibri" w:cs="Calibri"/>
-                <w:color w:val="28251D"/>
-                <w:sz w:val="18"/>
-                <w:szCs w:val="18"/>
-              </w:rPr>
-              <w:t xml:space="preserve">, </w:t>
-            </w:r>
-            <w:proofErr w:type="spellStart"/>
-            <w:r>
-              <w:rPr>
-                <w:rFonts w:ascii="Calibri" w:eastAsia="Calibri" w:hAnsi="Calibri" w:cs="Calibri"/>
-                <w:color w:val="28251D"/>
-                <w:sz w:val="18"/>
-                <w:szCs w:val="18"/>
-              </w:rPr>
-              <w:t>Infomail</w:t>
-            </w:r>
-            <w:proofErr w:type="spellEnd"/>
+            <w:r>
+              <w:rPr>
+                <w:rFonts w:ascii="Calibri" w:eastAsia="Calibri" w:hAnsi="Calibri" w:cs="Calibri"/>
+                <w:color w:val="28251D"/>
+                <w:sz w:val="18"/>
+                <w:szCs w:val="18"/>
+              </w:rPr>
+              <w:t>Splio, Mailup, Infomail</w:t>
+            </w:r>
           </w:p>
         </w:tc>
       </w:tr>
@@ -2447,7 +2168,7 @@
             </w:tcBorders>
           </w:tcPr>
           <w:p>
-            <w:r>
+            <w:pPr>
               <w:rPr>
                 <w:rFonts w:ascii="Calibri" w:eastAsia="Calibri" w:hAnsi="Calibri" w:cs="Calibri"/>
                 <w:b/>
@@ -2456,7 +2177,53 @@
                 <w:sz w:val="18"/>
                 <w:szCs w:val="18"/>
               </w:rPr>
+            </w:pPr>
+            <w:r>
+              <w:rPr>
+                <w:rFonts w:ascii="Calibri" w:eastAsia="Calibri" w:hAnsi="Calibri" w:cs="Calibri"/>
+                <w:b/>
+                <w:bCs/>
+                <w:color w:val="01696F"/>
+                <w:sz w:val="18"/>
+                <w:szCs w:val="18"/>
+              </w:rPr>
               <w:t>Altro</w:t>
+            </w:r>
+          </w:p>
+          <w:p>
+            <w:pPr>
+              <w:rPr>
+                <w:rFonts w:ascii="Calibri" w:eastAsia="Calibri" w:hAnsi="Calibri" w:cs="Calibri"/>
+                <w:b/>
+                <w:bCs/>
+                <w:color w:val="01696F"/>
+                <w:sz w:val="18"/>
+                <w:szCs w:val="18"/>
+              </w:rPr>
+            </w:pPr>
+            <w:r>
+              <w:rPr>
+                <w:rFonts w:ascii="Calibri" w:eastAsia="Calibri" w:hAnsi="Calibri" w:cs="Calibri"/>
+                <w:b/>
+                <w:bCs/>
+                <w:color w:val="01696F"/>
+                <w:sz w:val="18"/>
+                <w:szCs w:val="18"/>
+              </w:rPr>
+              <w:t>AI Tools</w:t>
+            </w:r>
+          </w:p>
+          <w:p>
+            <w:r>
+              <w:rPr>
+                <w:rFonts w:ascii="Calibri" w:eastAsia="Calibri" w:hAnsi="Calibri" w:cs="Calibri"/>
+                <w:b/>
+                <w:bCs/>
+                <w:color w:val="01696F"/>
+                <w:sz w:val="18"/>
+                <w:szCs w:val="18"/>
+              </w:rPr>
+              <w:t>RPA tools</w:t>
             </w:r>
           </w:p>
         </w:tc>
@@ -2473,6 +2240,10 @@
           <w:p>
             <w:pPr>
               <w:rPr>
+                <w:rFonts w:ascii="Calibri" w:eastAsia="Calibri" w:hAnsi="Calibri" w:cs="Calibri"/>
+                <w:color w:val="28251D"/>
+                <w:sz w:val="18"/>
+                <w:szCs w:val="18"/>
                 <w:lang w:val="en-US"/>
               </w:rPr>
             </w:pPr>
@@ -2505,6 +2276,44 @@
                 <w:lang w:val="en-US"/>
               </w:rPr>
               <w:t>r Platform</w:t>
+            </w:r>
+          </w:p>
+          <w:p>
+            <w:pPr>
+              <w:rPr>
+                <w:rFonts w:ascii="Calibri" w:eastAsia="Calibri" w:hAnsi="Calibri" w:cs="Calibri"/>
+                <w:color w:val="28251D"/>
+                <w:sz w:val="18"/>
+                <w:szCs w:val="18"/>
+                <w:lang w:val="en-US"/>
+              </w:rPr>
+            </w:pPr>
+            <w:r>
+              <w:rPr>
+                <w:rFonts w:ascii="Calibri" w:eastAsia="Calibri" w:hAnsi="Calibri" w:cs="Calibri"/>
+                <w:color w:val="28251D"/>
+                <w:sz w:val="18"/>
+                <w:szCs w:val="18"/>
+                <w:lang w:val="en-US"/>
+              </w:rPr>
+              <w:t>NotebookLM, N8N, Claude, Codex, OpenAPI, Cursor, Copilot Studio, Aplyfy</w:t>
+            </w:r>
+          </w:p>
+          <w:p>
+            <w:pPr>
+              <w:rPr>
+                <w:lang w:val="en-US"/>
+              </w:rPr>
+            </w:pPr>
+            <w:r>
+              <w:rPr>
+                <w:rFonts w:ascii="Calibri" w:eastAsia="Calibri" w:hAnsi="Calibri" w:cs="Calibri"/>
+                <w:color w:val="28251D"/>
+                <w:sz w:val="18"/>
+                <w:szCs w:val="18"/>
+                <w:lang w:val="en-US"/>
+              </w:rPr>
+              <w:t>UIPath</w:t>
             </w:r>
           </w:p>
         </w:tc>
@@ -2526,6 +2335,1303 @@
           <w:sz w:val="22"/>
           <w:szCs w:val="22"/>
         </w:rPr>
+        <w:t>C</w:t>
+      </w:r>
+      <w:r>
+        <w:rPr>
+          <w:rFonts w:ascii="Calibri" w:eastAsia="Calibri" w:hAnsi="Calibri" w:cs="Calibri"/>
+          <w:b/>
+          <w:bCs/>
+          <w:color w:val="01696F"/>
+          <w:sz w:val="22"/>
+          <w:szCs w:val="22"/>
+        </w:rPr>
+        <w:t>ERTIFICAZIONI</w:t>
+      </w:r>
+    </w:p>
+    <w:tbl>
+      <w:tblPr>
+        <w:tblW w:w="5064" w:type="pct"/>
+        <w:tblBorders>
+          <w:top w:val="none" w:sz="0" w:space="0" w:color="FFFFFF"/>
+          <w:left w:val="none" w:sz="0" w:space="0" w:color="FFFFFF"/>
+          <w:bottom w:val="none" w:sz="0" w:space="0" w:color="FFFFFF"/>
+          <w:right w:val="none" w:sz="0" w:space="0" w:color="FFFFFF"/>
+          <w:insideH w:val="single" w:sz="4" w:space="0" w:color="auto"/>
+          <w:insideV w:val="single" w:sz="4" w:space="0" w:color="auto"/>
+        </w:tblBorders>
+        <w:tblCellMar>
+          <w:left w:w="10" w:type="dxa"/>
+          <w:right w:w="10" w:type="dxa"/>
+        </w:tblCellMar>
+        <w:tblLook w:val="04A0" w:firstRow="1" w:lastRow="0" w:firstColumn="1" w:lastColumn="0" w:noHBand="0" w:noVBand="1"/>
+      </w:tblPr>
+      <w:tblGrid>
+        <w:gridCol w:w="2866"/>
+        <w:gridCol w:w="7369"/>
+      </w:tblGrid>
+      <w:tr>
+        <w:trPr>
+          <w:trHeight w:val="254"/>
+        </w:trPr>
+        <w:tc>
+          <w:tcPr>
+            <w:tcW w:w="1400" w:type="pct"/>
+            <w:tcBorders>
+              <w:top w:val="none" w:sz="0" w:space="0" w:color="FFFFFF"/>
+              <w:left w:val="none" w:sz="0" w:space="0" w:color="FFFFFF"/>
+              <w:bottom w:val="none" w:sz="0" w:space="0" w:color="FFFFFF"/>
+              <w:right w:val="none" w:sz="0" w:space="0" w:color="FFFFFF"/>
+            </w:tcBorders>
+          </w:tcPr>
+          <w:p>
+            <w:pPr>
+              <w:rPr>
+                <w:rFonts w:ascii="Calibri" w:eastAsia="Calibri" w:hAnsi="Calibri" w:cs="Calibri"/>
+                <w:b/>
+                <w:bCs/>
+                <w:color w:val="01696F"/>
+                <w:sz w:val="18"/>
+                <w:szCs w:val="18"/>
+              </w:rPr>
+            </w:pPr>
+            <w:r>
+              <w:rPr>
+                <w:rFonts w:ascii="Calibri" w:eastAsia="Calibri" w:hAnsi="Calibri" w:cs="Calibri"/>
+                <w:b/>
+                <w:bCs/>
+                <w:color w:val="01696F"/>
+                <w:sz w:val="18"/>
+                <w:szCs w:val="18"/>
+              </w:rPr>
+              <w:t>Learnn</w:t>
+            </w:r>
+          </w:p>
+          <w:p>
+            <w:pPr>
+              <w:rPr>
+                <w:rFonts w:ascii="Calibri" w:eastAsia="Calibri" w:hAnsi="Calibri" w:cs="Calibri"/>
+                <w:b/>
+                <w:bCs/>
+                <w:color w:val="01696F"/>
+                <w:sz w:val="18"/>
+                <w:szCs w:val="18"/>
+              </w:rPr>
+            </w:pPr>
+          </w:p>
+          <w:p>
+            <w:pPr>
+              <w:rPr>
+                <w:rFonts w:ascii="Calibri" w:eastAsia="Calibri" w:hAnsi="Calibri" w:cs="Calibri"/>
+                <w:b/>
+                <w:bCs/>
+                <w:color w:val="01696F"/>
+                <w:sz w:val="18"/>
+                <w:szCs w:val="18"/>
+              </w:rPr>
+            </w:pPr>
+          </w:p>
+          <w:p>
+            <w:pPr>
+              <w:rPr>
+                <w:rFonts w:ascii="Calibri" w:eastAsia="Calibri" w:hAnsi="Calibri" w:cs="Calibri"/>
+                <w:b/>
+                <w:bCs/>
+                <w:color w:val="01696F"/>
+                <w:sz w:val="18"/>
+                <w:szCs w:val="18"/>
+              </w:rPr>
+            </w:pPr>
+          </w:p>
+          <w:p>
+            <w:pPr>
+              <w:rPr>
+                <w:rFonts w:ascii="Calibri" w:eastAsia="Calibri" w:hAnsi="Calibri" w:cs="Calibri"/>
+                <w:b/>
+                <w:bCs/>
+                <w:color w:val="01696F"/>
+                <w:sz w:val="18"/>
+                <w:szCs w:val="18"/>
+              </w:rPr>
+            </w:pPr>
+          </w:p>
+          <w:p>
+            <w:r>
+              <w:rPr>
+                <w:rFonts w:ascii="Calibri" w:eastAsia="Calibri" w:hAnsi="Calibri" w:cs="Calibri"/>
+                <w:b/>
+                <w:bCs/>
+                <w:color w:val="01696F"/>
+                <w:sz w:val="18"/>
+                <w:szCs w:val="18"/>
+              </w:rPr>
+              <w:t>UiPath</w:t>
+            </w:r>
+          </w:p>
+        </w:tc>
+        <w:tc>
+          <w:tcPr>
+            <w:tcW w:w="3600" w:type="pct"/>
+            <w:tcBorders>
+              <w:top w:val="none" w:sz="0" w:space="0" w:color="FFFFFF"/>
+              <w:left w:val="none" w:sz="0" w:space="0" w:color="FFFFFF"/>
+              <w:bottom w:val="none" w:sz="0" w:space="0" w:color="FFFFFF"/>
+              <w:right w:val="none" w:sz="0" w:space="0" w:color="FFFFFF"/>
+            </w:tcBorders>
+          </w:tcPr>
+          <w:p>
+            <w:pPr>
+              <w:rPr>
+                <w:rFonts w:ascii="Calibri" w:eastAsia="Calibri" w:hAnsi="Calibri" w:cs="Calibri"/>
+                <w:color w:val="28251D"/>
+                <w:sz w:val="18"/>
+                <w:szCs w:val="18"/>
+              </w:rPr>
+            </w:pPr>
+            <w:r>
+              <w:rPr>
+                <w:rFonts w:ascii="Calibri" w:eastAsia="Calibri" w:hAnsi="Calibri" w:cs="Calibri"/>
+                <w:color w:val="28251D"/>
+                <w:sz w:val="18"/>
+                <w:szCs w:val="18"/>
+              </w:rPr>
+              <w:t>AGENTI AI</w:t>
+            </w:r>
+            <w:r>
+              <w:rPr>
+                <w:rFonts w:ascii="Calibri" w:eastAsia="Calibri" w:hAnsi="Calibri" w:cs="Calibri"/>
+                <w:color w:val="28251D"/>
+                <w:sz w:val="18"/>
+                <w:szCs w:val="18"/>
+              </w:rPr>
+              <w:t xml:space="preserve">, </w:t>
+            </w:r>
+            <w:r>
+              <w:rPr>
+                <w:rFonts w:ascii="Calibri" w:eastAsia="Calibri" w:hAnsi="Calibri" w:cs="Calibri"/>
+                <w:color w:val="28251D"/>
+                <w:sz w:val="18"/>
+                <w:szCs w:val="18"/>
+              </w:rPr>
+              <w:t>AI Workflow</w:t>
+            </w:r>
+            <w:r>
+              <w:rPr>
+                <w:rFonts w:ascii="Calibri" w:eastAsia="Calibri" w:hAnsi="Calibri" w:cs="Calibri"/>
+                <w:color w:val="28251D"/>
+                <w:sz w:val="18"/>
+                <w:szCs w:val="18"/>
+              </w:rPr>
+              <w:t xml:space="preserve">, </w:t>
+            </w:r>
+            <w:r>
+              <w:rPr>
+                <w:rFonts w:ascii="Calibri" w:eastAsia="Calibri" w:hAnsi="Calibri" w:cs="Calibri"/>
+                <w:color w:val="28251D"/>
+                <w:sz w:val="18"/>
+                <w:szCs w:val="18"/>
+              </w:rPr>
+              <w:t>Prompt &amp; Skill Engineering</w:t>
+            </w:r>
+            <w:r>
+              <w:rPr>
+                <w:rFonts w:ascii="Calibri" w:eastAsia="Calibri" w:hAnsi="Calibri" w:cs="Calibri"/>
+                <w:color w:val="28251D"/>
+                <w:sz w:val="18"/>
+                <w:szCs w:val="18"/>
+              </w:rPr>
+              <w:t xml:space="preserve">, </w:t>
+            </w:r>
+            <w:r>
+              <w:rPr>
+                <w:rFonts w:ascii="Calibri" w:eastAsia="Calibri" w:hAnsi="Calibri" w:cs="Calibri"/>
+                <w:color w:val="28251D"/>
+                <w:sz w:val="18"/>
+                <w:szCs w:val="18"/>
+              </w:rPr>
+              <w:t>Claude Chat &amp; Cowork</w:t>
+            </w:r>
+            <w:r>
+              <w:rPr>
+                <w:rFonts w:ascii="Calibri" w:eastAsia="Calibri" w:hAnsi="Calibri" w:cs="Calibri"/>
+                <w:color w:val="28251D"/>
+                <w:sz w:val="18"/>
+                <w:szCs w:val="18"/>
+              </w:rPr>
+              <w:t xml:space="preserve"> , </w:t>
+            </w:r>
+            <w:r>
+              <w:rPr>
+                <w:rFonts w:ascii="Calibri" w:eastAsia="Calibri" w:hAnsi="Calibri" w:cs="Calibri"/>
+                <w:color w:val="28251D"/>
+                <w:sz w:val="18"/>
+                <w:szCs w:val="18"/>
+              </w:rPr>
+              <w:t>Vibe Coding MVP</w:t>
+            </w:r>
+            <w:r>
+              <w:rPr>
+                <w:rFonts w:ascii="Calibri" w:eastAsia="Calibri" w:hAnsi="Calibri" w:cs="Calibri"/>
+                <w:color w:val="28251D"/>
+                <w:sz w:val="18"/>
+                <w:szCs w:val="18"/>
+              </w:rPr>
+              <w:t xml:space="preserve">, </w:t>
+            </w:r>
+            <w:r>
+              <w:rPr>
+                <w:rFonts w:ascii="Calibri" w:eastAsia="Calibri" w:hAnsi="Calibri" w:cs="Calibri"/>
+                <w:color w:val="28251D"/>
+                <w:sz w:val="18"/>
+                <w:szCs w:val="18"/>
+              </w:rPr>
+              <w:t>Lovable &amp; Vibe Coding</w:t>
+            </w:r>
+            <w:r>
+              <w:rPr>
+                <w:rFonts w:ascii="Calibri" w:eastAsia="Calibri" w:hAnsi="Calibri" w:cs="Calibri"/>
+                <w:color w:val="28251D"/>
+                <w:sz w:val="18"/>
+                <w:szCs w:val="18"/>
+              </w:rPr>
+              <w:t xml:space="preserve">, </w:t>
+            </w:r>
+            <w:r>
+              <w:rPr>
+                <w:rFonts w:ascii="Calibri" w:eastAsia="Calibri" w:hAnsi="Calibri" w:cs="Calibri"/>
+                <w:color w:val="28251D"/>
+                <w:sz w:val="18"/>
+                <w:szCs w:val="18"/>
+              </w:rPr>
+              <w:t>AI &amp; ChatGPT</w:t>
+            </w:r>
+            <w:r>
+              <w:rPr>
+                <w:rFonts w:ascii="Calibri" w:eastAsia="Calibri" w:hAnsi="Calibri" w:cs="Calibri"/>
+                <w:color w:val="28251D"/>
+                <w:sz w:val="18"/>
+                <w:szCs w:val="18"/>
+              </w:rPr>
+              <w:t xml:space="preserve">, </w:t>
+            </w:r>
+            <w:r>
+              <w:rPr>
+                <w:rFonts w:ascii="Calibri" w:eastAsia="Calibri" w:hAnsi="Calibri" w:cs="Calibri"/>
+                <w:color w:val="28251D"/>
+                <w:sz w:val="18"/>
+                <w:szCs w:val="18"/>
+              </w:rPr>
+              <w:t>Automazioni n8n, WhatsApp e CRM</w:t>
+            </w:r>
+            <w:r>
+              <w:rPr>
+                <w:rFonts w:ascii="Calibri" w:eastAsia="Calibri" w:hAnsi="Calibri" w:cs="Calibri"/>
+                <w:color w:val="28251D"/>
+                <w:sz w:val="18"/>
+                <w:szCs w:val="18"/>
+              </w:rPr>
+              <w:t xml:space="preserve">, </w:t>
+            </w:r>
+            <w:r>
+              <w:rPr>
+                <w:rFonts w:ascii="Calibri" w:eastAsia="Calibri" w:hAnsi="Calibri" w:cs="Calibri"/>
+                <w:color w:val="28251D"/>
+                <w:sz w:val="18"/>
+                <w:szCs w:val="18"/>
+              </w:rPr>
+              <w:t>Cursor per marketer</w:t>
+            </w:r>
+            <w:r>
+              <w:rPr>
+                <w:rFonts w:ascii="Calibri" w:eastAsia="Calibri" w:hAnsi="Calibri" w:cs="Calibri"/>
+                <w:color w:val="28251D"/>
+                <w:sz w:val="18"/>
+                <w:szCs w:val="18"/>
+              </w:rPr>
+              <w:t xml:space="preserve">, </w:t>
+            </w:r>
+            <w:r>
+              <w:rPr>
+                <w:rFonts w:ascii="Calibri" w:eastAsia="Calibri" w:hAnsi="Calibri" w:cs="Calibri"/>
+                <w:color w:val="28251D"/>
+                <w:sz w:val="18"/>
+                <w:szCs w:val="18"/>
+              </w:rPr>
+              <w:t xml:space="preserve">AI per il </w:t>
+            </w:r>
+            <w:r>
+              <w:rPr>
+                <w:rFonts w:ascii="Calibri" w:eastAsia="Calibri" w:hAnsi="Calibri" w:cs="Calibri"/>
+                <w:color w:val="28251D"/>
+                <w:sz w:val="18"/>
+                <w:szCs w:val="18"/>
+              </w:rPr>
+              <w:t>lavoro</w:t>
+            </w:r>
+          </w:p>
+          <w:p>
+            <w:pPr>
+              <w:rPr>
+                <w:rFonts w:ascii="Calibri" w:eastAsia="Calibri" w:hAnsi="Calibri" w:cs="Calibri"/>
+                <w:color w:val="28251D"/>
+                <w:sz w:val="18"/>
+                <w:szCs w:val="18"/>
+              </w:rPr>
+            </w:pPr>
+            <w:r>
+              <w:rPr>
+                <w:rFonts w:ascii="Calibri" w:eastAsia="Calibri" w:hAnsi="Calibri" w:cs="Calibri"/>
+                <w:color w:val="28251D"/>
+                <w:sz w:val="18"/>
+                <w:szCs w:val="18"/>
+              </w:rPr>
+              <w:t>Project Management</w:t>
+            </w:r>
+          </w:p>
+          <w:p>
+            <w:pPr>
+              <w:rPr>
+                <w:rFonts w:ascii="Calibri" w:eastAsia="Calibri" w:hAnsi="Calibri" w:cs="Calibri"/>
+                <w:color w:val="28251D"/>
+                <w:sz w:val="18"/>
+                <w:szCs w:val="18"/>
+              </w:rPr>
+            </w:pPr>
+          </w:p>
+          <w:p>
+            <w:pPr>
+              <w:rPr>
+                <w:rFonts w:ascii="Calibri" w:eastAsia="Calibri" w:hAnsi="Calibri" w:cs="Calibri"/>
+                <w:color w:val="28251D"/>
+                <w:sz w:val="18"/>
+                <w:szCs w:val="18"/>
+                <w:lang w:val="en-US"/>
+              </w:rPr>
+            </w:pPr>
+            <w:r>
+              <w:rPr>
+                <w:rFonts w:ascii="Calibri" w:eastAsia="Calibri" w:hAnsi="Calibri" w:cs="Calibri"/>
+                <w:color w:val="28251D"/>
+                <w:sz w:val="18"/>
+                <w:szCs w:val="18"/>
+                <w:lang w:val="en-US"/>
+              </w:rPr>
+              <w:t>Introduction to Automation</w:t>
+            </w:r>
+            <w:r>
+              <w:rPr>
+                <w:rFonts w:ascii="Calibri" w:eastAsia="Calibri" w:hAnsi="Calibri" w:cs="Calibri"/>
+                <w:color w:val="28251D"/>
+                <w:sz w:val="18"/>
+                <w:szCs w:val="18"/>
+                <w:lang w:val="en-US"/>
+              </w:rPr>
+              <w:t xml:space="preserve">, </w:t>
+            </w:r>
+            <w:r>
+              <w:rPr>
+                <w:rFonts w:ascii="Calibri" w:eastAsia="Calibri" w:hAnsi="Calibri" w:cs="Calibri"/>
+                <w:color w:val="28251D"/>
+                <w:sz w:val="18"/>
+                <w:szCs w:val="18"/>
+                <w:lang w:val="en-US"/>
+              </w:rPr>
+              <w:t>Introduction to agentic automation</w:t>
+            </w:r>
+          </w:p>
+          <w:p>
+            <w:pPr>
+              <w:rPr>
+                <w:rFonts w:ascii="Calibri" w:eastAsia="Calibri" w:hAnsi="Calibri" w:cs="Calibri"/>
+                <w:color w:val="28251D"/>
+                <w:sz w:val="18"/>
+                <w:szCs w:val="18"/>
+                <w:lang w:val="en-US"/>
+              </w:rPr>
+            </w:pPr>
+          </w:p>
+        </w:tc>
+      </w:tr>
+      <w:tr>
+        <w:trPr>
+          <w:trHeight w:val="254"/>
+        </w:trPr>
+        <w:tc>
+          <w:tcPr>
+            <w:tcW w:w="1400" w:type="pct"/>
+            <w:tcBorders>
+              <w:top w:val="none" w:sz="0" w:space="0" w:color="FFFFFF"/>
+              <w:left w:val="none" w:sz="0" w:space="0" w:color="FFFFFF"/>
+              <w:bottom w:val="none" w:sz="0" w:space="0" w:color="FFFFFF"/>
+              <w:right w:val="none" w:sz="0" w:space="0" w:color="FFFFFF"/>
+            </w:tcBorders>
+          </w:tcPr>
+          <w:p>
+            <w:pPr>
+              <w:rPr>
+                <w:rFonts w:ascii="Calibri" w:eastAsia="Calibri" w:hAnsi="Calibri" w:cs="Calibri"/>
+                <w:b/>
+                <w:bCs/>
+                <w:color w:val="01696F"/>
+                <w:sz w:val="18"/>
+                <w:szCs w:val="18"/>
+              </w:rPr>
+            </w:pPr>
+            <w:r>
+              <w:rPr>
+                <w:rFonts w:ascii="Calibri" w:eastAsia="Calibri" w:hAnsi="Calibri" w:cs="Calibri"/>
+                <w:b/>
+                <w:bCs/>
+                <w:color w:val="01696F"/>
+                <w:sz w:val="18"/>
+                <w:szCs w:val="18"/>
+              </w:rPr>
+              <w:t>Microsoft</w:t>
+            </w:r>
+          </w:p>
+          <w:p>
+            <w:pPr>
+              <w:rPr>
+                <w:rFonts w:ascii="Calibri" w:eastAsia="Calibri" w:hAnsi="Calibri" w:cs="Calibri"/>
+                <w:b/>
+                <w:bCs/>
+                <w:color w:val="01696F"/>
+                <w:sz w:val="18"/>
+                <w:szCs w:val="18"/>
+              </w:rPr>
+            </w:pPr>
+          </w:p>
+          <w:p>
+            <w:pPr>
+              <w:rPr>
+                <w:rFonts w:ascii="Calibri" w:eastAsia="Calibri" w:hAnsi="Calibri" w:cs="Calibri"/>
+                <w:b/>
+                <w:bCs/>
+                <w:color w:val="01696F"/>
+                <w:sz w:val="18"/>
+                <w:szCs w:val="18"/>
+              </w:rPr>
+            </w:pPr>
+          </w:p>
+          <w:p>
+            <w:pPr>
+              <w:rPr>
+                <w:rFonts w:ascii="Calibri" w:eastAsia="Calibri" w:hAnsi="Calibri" w:cs="Calibri"/>
+                <w:b/>
+                <w:bCs/>
+                <w:color w:val="01696F"/>
+                <w:sz w:val="18"/>
+                <w:szCs w:val="18"/>
+              </w:rPr>
+            </w:pPr>
+          </w:p>
+          <w:p>
+            <w:pPr>
+              <w:rPr>
+                <w:rFonts w:ascii="Calibri" w:eastAsia="Calibri" w:hAnsi="Calibri" w:cs="Calibri"/>
+                <w:b/>
+                <w:bCs/>
+                <w:color w:val="01696F"/>
+                <w:sz w:val="18"/>
+                <w:szCs w:val="18"/>
+              </w:rPr>
+            </w:pPr>
+          </w:p>
+          <w:p>
+            <w:pPr>
+              <w:rPr>
+                <w:rFonts w:ascii="Calibri" w:eastAsia="Calibri" w:hAnsi="Calibri" w:cs="Calibri"/>
+                <w:b/>
+                <w:bCs/>
+                <w:color w:val="01696F"/>
+                <w:sz w:val="18"/>
+                <w:szCs w:val="18"/>
+              </w:rPr>
+            </w:pPr>
+          </w:p>
+          <w:p>
+            <w:pPr>
+              <w:rPr>
+                <w:rFonts w:ascii="Calibri" w:eastAsia="Calibri" w:hAnsi="Calibri" w:cs="Calibri"/>
+                <w:b/>
+                <w:bCs/>
+                <w:color w:val="01696F"/>
+                <w:sz w:val="18"/>
+                <w:szCs w:val="18"/>
+              </w:rPr>
+            </w:pPr>
+          </w:p>
+          <w:p>
+            <w:pPr>
+              <w:rPr>
+                <w:rFonts w:ascii="Calibri" w:eastAsia="Calibri" w:hAnsi="Calibri" w:cs="Calibri"/>
+                <w:b/>
+                <w:bCs/>
+                <w:color w:val="01696F"/>
+                <w:sz w:val="18"/>
+                <w:szCs w:val="18"/>
+              </w:rPr>
+            </w:pPr>
+          </w:p>
+          <w:p>
+            <w:pPr>
+              <w:rPr>
+                <w:rFonts w:ascii="Calibri" w:eastAsia="Calibri" w:hAnsi="Calibri" w:cs="Calibri"/>
+                <w:b/>
+                <w:bCs/>
+                <w:color w:val="01696F"/>
+                <w:sz w:val="18"/>
+                <w:szCs w:val="18"/>
+              </w:rPr>
+            </w:pPr>
+          </w:p>
+          <w:p>
+            <w:pPr>
+              <w:rPr>
+                <w:rFonts w:ascii="Calibri" w:eastAsia="Calibri" w:hAnsi="Calibri" w:cs="Calibri"/>
+                <w:b/>
+                <w:bCs/>
+                <w:color w:val="01696F"/>
+                <w:sz w:val="18"/>
+                <w:szCs w:val="18"/>
+              </w:rPr>
+            </w:pPr>
+          </w:p>
+          <w:p>
+            <w:pPr>
+              <w:rPr>
+                <w:rFonts w:ascii="Calibri" w:eastAsia="Calibri" w:hAnsi="Calibri" w:cs="Calibri"/>
+                <w:b/>
+                <w:bCs/>
+                <w:color w:val="01696F"/>
+                <w:sz w:val="18"/>
+                <w:szCs w:val="18"/>
+              </w:rPr>
+            </w:pPr>
+          </w:p>
+          <w:p>
+            <w:pPr>
+              <w:rPr>
+                <w:rFonts w:ascii="Calibri" w:eastAsia="Calibri" w:hAnsi="Calibri" w:cs="Calibri"/>
+                <w:b/>
+                <w:bCs/>
+                <w:color w:val="01696F"/>
+                <w:sz w:val="18"/>
+                <w:szCs w:val="18"/>
+              </w:rPr>
+            </w:pPr>
+          </w:p>
+          <w:p>
+            <w:pPr>
+              <w:rPr>
+                <w:rFonts w:ascii="Calibri" w:eastAsia="Calibri" w:hAnsi="Calibri" w:cs="Calibri"/>
+                <w:b/>
+                <w:bCs/>
+                <w:color w:val="01696F"/>
+                <w:sz w:val="18"/>
+                <w:szCs w:val="18"/>
+              </w:rPr>
+            </w:pPr>
+          </w:p>
+          <w:p>
+            <w:pPr>
+              <w:rPr>
+                <w:rFonts w:ascii="Calibri" w:eastAsia="Calibri" w:hAnsi="Calibri" w:cs="Calibri"/>
+                <w:b/>
+                <w:bCs/>
+                <w:color w:val="01696F"/>
+                <w:sz w:val="18"/>
+                <w:szCs w:val="18"/>
+              </w:rPr>
+            </w:pPr>
+          </w:p>
+          <w:p>
+            <w:pPr>
+              <w:rPr>
+                <w:rFonts w:ascii="Calibri" w:eastAsia="Calibri" w:hAnsi="Calibri" w:cs="Calibri"/>
+                <w:b/>
+                <w:bCs/>
+                <w:color w:val="01696F"/>
+                <w:sz w:val="18"/>
+                <w:szCs w:val="18"/>
+              </w:rPr>
+            </w:pPr>
+          </w:p>
+          <w:p>
+            <w:pPr>
+              <w:rPr>
+                <w:rFonts w:ascii="Calibri" w:eastAsia="Calibri" w:hAnsi="Calibri" w:cs="Calibri"/>
+                <w:b/>
+                <w:bCs/>
+                <w:color w:val="01696F"/>
+                <w:sz w:val="18"/>
+                <w:szCs w:val="18"/>
+              </w:rPr>
+            </w:pPr>
+          </w:p>
+          <w:p>
+            <w:pPr>
+              <w:rPr>
+                <w:rFonts w:ascii="Calibri" w:eastAsia="Calibri" w:hAnsi="Calibri" w:cs="Calibri"/>
+                <w:b/>
+                <w:bCs/>
+                <w:color w:val="01696F"/>
+                <w:sz w:val="18"/>
+                <w:szCs w:val="18"/>
+              </w:rPr>
+            </w:pPr>
+          </w:p>
+          <w:p>
+            <w:pPr>
+              <w:rPr>
+                <w:rFonts w:ascii="Calibri" w:eastAsia="Calibri" w:hAnsi="Calibri" w:cs="Calibri"/>
+                <w:b/>
+                <w:bCs/>
+                <w:color w:val="01696F"/>
+                <w:sz w:val="18"/>
+                <w:szCs w:val="18"/>
+              </w:rPr>
+            </w:pPr>
+          </w:p>
+          <w:p>
+            <w:pPr>
+              <w:rPr>
+                <w:rFonts w:ascii="Calibri" w:eastAsia="Calibri" w:hAnsi="Calibri" w:cs="Calibri"/>
+                <w:b/>
+                <w:bCs/>
+                <w:color w:val="01696F"/>
+                <w:sz w:val="18"/>
+                <w:szCs w:val="18"/>
+              </w:rPr>
+            </w:pPr>
+          </w:p>
+          <w:p>
+            <w:pPr>
+              <w:rPr>
+                <w:rFonts w:ascii="Calibri" w:eastAsia="Calibri" w:hAnsi="Calibri" w:cs="Calibri"/>
+                <w:b/>
+                <w:bCs/>
+                <w:color w:val="01696F"/>
+                <w:sz w:val="18"/>
+                <w:szCs w:val="18"/>
+              </w:rPr>
+            </w:pPr>
+          </w:p>
+          <w:p>
+            <w:pPr>
+              <w:rPr>
+                <w:rFonts w:ascii="Calibri" w:eastAsia="Calibri" w:hAnsi="Calibri" w:cs="Calibri"/>
+                <w:b/>
+                <w:bCs/>
+                <w:color w:val="01696F"/>
+                <w:sz w:val="18"/>
+                <w:szCs w:val="18"/>
+              </w:rPr>
+            </w:pPr>
+          </w:p>
+          <w:p>
+            <w:r>
+              <w:rPr>
+                <w:rFonts w:ascii="Calibri" w:eastAsia="Calibri" w:hAnsi="Calibri" w:cs="Calibri"/>
+                <w:b/>
+                <w:bCs/>
+                <w:color w:val="01696F"/>
+                <w:sz w:val="18"/>
+                <w:szCs w:val="18"/>
+              </w:rPr>
+              <w:lastRenderedPageBreak/>
+              <w:t>JIRA</w:t>
+            </w:r>
+          </w:p>
+        </w:tc>
+        <w:tc>
+          <w:tcPr>
+            <w:tcW w:w="3600" w:type="pct"/>
+            <w:tcBorders>
+              <w:top w:val="none" w:sz="0" w:space="0" w:color="FFFFFF"/>
+              <w:left w:val="none" w:sz="0" w:space="0" w:color="FFFFFF"/>
+              <w:bottom w:val="none" w:sz="0" w:space="0" w:color="FFFFFF"/>
+              <w:right w:val="none" w:sz="0" w:space="0" w:color="FFFFFF"/>
+            </w:tcBorders>
+          </w:tcPr>
+          <w:p>
+            <w:pPr>
+              <w:rPr>
+                <w:rFonts w:ascii="Calibri" w:eastAsia="Calibri" w:hAnsi="Calibri" w:cs="Calibri"/>
+                <w:color w:val="28251D"/>
+                <w:sz w:val="18"/>
+                <w:szCs w:val="18"/>
+              </w:rPr>
+            </w:pPr>
+            <w:r>
+              <w:rPr>
+                <w:rFonts w:ascii="Calibri" w:eastAsia="Calibri" w:hAnsi="Calibri" w:cs="Calibri"/>
+                <w:color w:val="28251D"/>
+                <w:sz w:val="18"/>
+                <w:szCs w:val="18"/>
+              </w:rPr>
+              <w:lastRenderedPageBreak/>
+              <w:t>Concetti fondamentali dell'</w:t>
+            </w:r>
+            <w:r>
+              <w:rPr>
+                <w:rFonts w:ascii="Calibri" w:eastAsia="Calibri" w:hAnsi="Calibri" w:cs="Calibri"/>
+                <w:b/>
+                <w:bCs/>
+                <w:color w:val="28251D"/>
+                <w:sz w:val="18"/>
+                <w:szCs w:val="18"/>
+              </w:rPr>
+              <w:t>intelligenza artificiale</w:t>
+            </w:r>
+            <w:r>
+              <w:rPr>
+                <w:rFonts w:ascii="Calibri" w:eastAsia="Calibri" w:hAnsi="Calibri" w:cs="Calibri"/>
+                <w:color w:val="28251D"/>
+                <w:sz w:val="18"/>
+                <w:szCs w:val="18"/>
+              </w:rPr>
+              <w:t xml:space="preserve">, </w:t>
+            </w:r>
+            <w:r>
+              <w:rPr>
+                <w:rFonts w:ascii="Calibri" w:eastAsia="Calibri" w:hAnsi="Calibri" w:cs="Calibri"/>
+                <w:color w:val="28251D"/>
+                <w:sz w:val="18"/>
+                <w:szCs w:val="18"/>
+              </w:rPr>
+              <w:t>Nozioni fondamentali sull'intelligenza artificiale generativa</w:t>
+            </w:r>
+            <w:r>
+              <w:rPr>
+                <w:rFonts w:ascii="Calibri" w:eastAsia="Calibri" w:hAnsi="Calibri" w:cs="Calibri"/>
+                <w:color w:val="28251D"/>
+                <w:sz w:val="18"/>
+                <w:szCs w:val="18"/>
+              </w:rPr>
+              <w:t xml:space="preserve">, </w:t>
+            </w:r>
+            <w:r>
+              <w:rPr>
+                <w:rFonts w:ascii="Calibri" w:eastAsia="Calibri" w:hAnsi="Calibri" w:cs="Calibri"/>
+                <w:color w:val="28251D"/>
+                <w:sz w:val="18"/>
+                <w:szCs w:val="18"/>
+              </w:rPr>
+              <w:t>Nozioni fondamentali sui servizi di intelligenza artificiale di Azure</w:t>
+            </w:r>
+            <w:r>
+              <w:rPr>
+                <w:rFonts w:ascii="Calibri" w:eastAsia="Calibri" w:hAnsi="Calibri" w:cs="Calibri"/>
+                <w:color w:val="28251D"/>
+                <w:sz w:val="18"/>
+                <w:szCs w:val="18"/>
+              </w:rPr>
+              <w:t xml:space="preserve">, </w:t>
+            </w:r>
+            <w:r>
+              <w:rPr>
+                <w:rFonts w:ascii="Calibri" w:eastAsia="Calibri" w:hAnsi="Calibri" w:cs="Calibri"/>
+                <w:color w:val="28251D"/>
+                <w:sz w:val="18"/>
+                <w:szCs w:val="18"/>
+              </w:rPr>
+              <w:t xml:space="preserve">Creare soluzioni in linguaggio naturale con il Servizio </w:t>
+            </w:r>
+            <w:r>
+              <w:rPr>
+                <w:rFonts w:ascii="Calibri" w:eastAsia="Calibri" w:hAnsi="Calibri" w:cs="Calibri"/>
+                <w:b/>
+                <w:bCs/>
+                <w:color w:val="28251D"/>
+                <w:sz w:val="18"/>
+                <w:szCs w:val="18"/>
+              </w:rPr>
+              <w:t>OpenAI di Azure</w:t>
+            </w:r>
+            <w:r>
+              <w:rPr>
+                <w:rFonts w:ascii="Calibri" w:eastAsia="Calibri" w:hAnsi="Calibri" w:cs="Calibri"/>
+                <w:color w:val="28251D"/>
+                <w:sz w:val="18"/>
+                <w:szCs w:val="18"/>
+              </w:rPr>
+              <w:t xml:space="preserve">, </w:t>
+            </w:r>
+            <w:r>
+              <w:rPr>
+                <w:rFonts w:ascii="Calibri" w:eastAsia="Calibri" w:hAnsi="Calibri" w:cs="Calibri"/>
+                <w:color w:val="28251D"/>
+                <w:sz w:val="18"/>
+                <w:szCs w:val="18"/>
+              </w:rPr>
+              <w:t>Configurazione di un modello semantico</w:t>
+            </w:r>
+            <w:r>
+              <w:rPr>
+                <w:rFonts w:ascii="Calibri" w:eastAsia="Calibri" w:hAnsi="Calibri" w:cs="Calibri"/>
+                <w:color w:val="28251D"/>
+                <w:sz w:val="18"/>
+                <w:szCs w:val="18"/>
+              </w:rPr>
+              <w:t xml:space="preserve">, </w:t>
+            </w:r>
+            <w:r>
+              <w:rPr>
+                <w:rFonts w:ascii="Calibri" w:eastAsia="Calibri" w:hAnsi="Calibri" w:cs="Calibri"/>
+                <w:color w:val="28251D"/>
+                <w:sz w:val="18"/>
+                <w:szCs w:val="18"/>
+              </w:rPr>
+              <w:t xml:space="preserve">Gestire gli </w:t>
+            </w:r>
+            <w:r>
+              <w:rPr>
+                <w:rFonts w:ascii="Calibri" w:eastAsia="Calibri" w:hAnsi="Calibri" w:cs="Calibri"/>
+                <w:b/>
+                <w:bCs/>
+                <w:color w:val="28251D"/>
+                <w:sz w:val="18"/>
+                <w:szCs w:val="18"/>
+              </w:rPr>
+              <w:t>agenti in Microsoft Copilot Studio</w:t>
+            </w:r>
+            <w:r>
+              <w:rPr>
+                <w:rFonts w:ascii="Calibri" w:eastAsia="Calibri" w:hAnsi="Calibri" w:cs="Calibri"/>
+                <w:color w:val="28251D"/>
+                <w:sz w:val="18"/>
+                <w:szCs w:val="18"/>
+              </w:rPr>
+              <w:t xml:space="preserve">, </w:t>
+            </w:r>
+            <w:r>
+              <w:rPr>
+                <w:rFonts w:ascii="Calibri" w:eastAsia="Calibri" w:hAnsi="Calibri" w:cs="Calibri"/>
+                <w:color w:val="28251D"/>
+                <w:sz w:val="18"/>
+                <w:szCs w:val="18"/>
+              </w:rPr>
+              <w:t xml:space="preserve">Implementare una soluzione di intelligenza artificiale generativa responsabile in </w:t>
+            </w:r>
+            <w:r>
+              <w:rPr>
+                <w:rFonts w:ascii="Calibri" w:eastAsia="Calibri" w:hAnsi="Calibri" w:cs="Calibri"/>
+                <w:b/>
+                <w:bCs/>
+                <w:color w:val="28251D"/>
+                <w:sz w:val="18"/>
+                <w:szCs w:val="18"/>
+              </w:rPr>
+              <w:t>Microsoft Foundry</w:t>
+            </w:r>
+            <w:r>
+              <w:rPr>
+                <w:rFonts w:ascii="Calibri" w:eastAsia="Calibri" w:hAnsi="Calibri" w:cs="Calibri"/>
+                <w:color w:val="28251D"/>
+                <w:sz w:val="18"/>
+                <w:szCs w:val="18"/>
+              </w:rPr>
+              <w:t>,</w:t>
+            </w:r>
+            <w:r>
+              <w:rPr>
+                <w:rFonts w:ascii="Calibri" w:eastAsia="Calibri" w:hAnsi="Calibri" w:cs="Calibri"/>
+                <w:color w:val="28251D"/>
+                <w:sz w:val="18"/>
+                <w:szCs w:val="18"/>
+              </w:rPr>
+              <w:t xml:space="preserve"> </w:t>
+            </w:r>
+            <w:r>
+              <w:rPr>
+                <w:rFonts w:ascii="Calibri" w:eastAsia="Calibri" w:hAnsi="Calibri" w:cs="Calibri"/>
+                <w:color w:val="28251D"/>
+                <w:sz w:val="18"/>
+                <w:szCs w:val="18"/>
+              </w:rPr>
+              <w:t>Estrarre i dati dai moduli con Azure Document intelligence</w:t>
+            </w:r>
+          </w:p>
+          <w:p>
+            <w:pPr>
+              <w:rPr>
+                <w:rFonts w:ascii="Calibri" w:eastAsia="Calibri" w:hAnsi="Calibri" w:cs="Calibri"/>
+                <w:color w:val="28251D"/>
+                <w:sz w:val="18"/>
+                <w:szCs w:val="18"/>
+              </w:rPr>
+            </w:pPr>
+          </w:p>
+          <w:p>
+            <w:pPr>
+              <w:rPr>
+                <w:rFonts w:ascii="Calibri" w:eastAsia="Calibri" w:hAnsi="Calibri" w:cs="Calibri"/>
+                <w:color w:val="28251D"/>
+                <w:sz w:val="18"/>
+                <w:szCs w:val="18"/>
+              </w:rPr>
+            </w:pPr>
+            <w:r>
+              <w:rPr>
+                <w:rFonts w:ascii="Calibri" w:eastAsia="Calibri" w:hAnsi="Calibri" w:cs="Calibri"/>
+                <w:color w:val="28251D"/>
+                <w:sz w:val="18"/>
+                <w:szCs w:val="18"/>
+              </w:rPr>
+              <w:t xml:space="preserve">Scegliere un approccio </w:t>
+            </w:r>
+            <w:r>
+              <w:rPr>
+                <w:rFonts w:ascii="Calibri" w:eastAsia="Calibri" w:hAnsi="Calibri" w:cs="Calibri"/>
+                <w:b/>
+                <w:bCs/>
+                <w:color w:val="28251D"/>
+                <w:sz w:val="18"/>
+                <w:szCs w:val="18"/>
+              </w:rPr>
+              <w:t>Agile</w:t>
+            </w:r>
+            <w:r>
+              <w:rPr>
+                <w:rFonts w:ascii="Calibri" w:eastAsia="Calibri" w:hAnsi="Calibri" w:cs="Calibri"/>
+                <w:color w:val="28251D"/>
+                <w:sz w:val="18"/>
+                <w:szCs w:val="18"/>
+              </w:rPr>
+              <w:t xml:space="preserve"> allo sviluppo software</w:t>
+            </w:r>
+            <w:r>
+              <w:rPr>
+                <w:rFonts w:ascii="Calibri" w:eastAsia="Calibri" w:hAnsi="Calibri" w:cs="Calibri"/>
+                <w:color w:val="28251D"/>
+                <w:sz w:val="18"/>
+                <w:szCs w:val="18"/>
+              </w:rPr>
+              <w:t xml:space="preserve">, </w:t>
+            </w:r>
+            <w:r>
+              <w:rPr>
+                <w:rFonts w:ascii="Calibri" w:eastAsia="Calibri" w:hAnsi="Calibri" w:cs="Calibri"/>
+                <w:color w:val="28251D"/>
+                <w:sz w:val="18"/>
+                <w:szCs w:val="18"/>
+              </w:rPr>
+              <w:t>Valutare il processo di sviluppo software esistente</w:t>
+            </w:r>
+          </w:p>
+          <w:p>
+            <w:pPr>
+              <w:rPr>
+                <w:rFonts w:ascii="Calibri" w:eastAsia="Calibri" w:hAnsi="Calibri" w:cs="Calibri"/>
+                <w:color w:val="28251D"/>
+                <w:sz w:val="18"/>
+                <w:szCs w:val="18"/>
+              </w:rPr>
+            </w:pPr>
+          </w:p>
+          <w:p>
+            <w:pPr>
+              <w:rPr>
+                <w:rFonts w:ascii="Calibri" w:eastAsia="Calibri" w:hAnsi="Calibri" w:cs="Calibri"/>
+                <w:color w:val="28251D"/>
+                <w:sz w:val="18"/>
+                <w:szCs w:val="18"/>
+              </w:rPr>
+            </w:pPr>
+            <w:r>
+              <w:rPr>
+                <w:rFonts w:ascii="Calibri" w:eastAsia="Calibri" w:hAnsi="Calibri" w:cs="Calibri"/>
+                <w:color w:val="28251D"/>
+                <w:sz w:val="18"/>
+                <w:szCs w:val="18"/>
+              </w:rPr>
+              <w:t xml:space="preserve">Informazioni sulle potenzialità di </w:t>
+            </w:r>
+            <w:r>
+              <w:rPr>
+                <w:rFonts w:ascii="Calibri" w:eastAsia="Calibri" w:hAnsi="Calibri" w:cs="Calibri"/>
+                <w:b/>
+                <w:bCs/>
+                <w:color w:val="28251D"/>
+                <w:sz w:val="18"/>
+                <w:szCs w:val="18"/>
+              </w:rPr>
+              <w:t>Power BI</w:t>
+            </w:r>
+            <w:r>
+              <w:rPr>
+                <w:rFonts w:ascii="Calibri" w:eastAsia="Calibri" w:hAnsi="Calibri" w:cs="Calibri"/>
+                <w:color w:val="28251D"/>
+                <w:sz w:val="18"/>
+                <w:szCs w:val="18"/>
+              </w:rPr>
+              <w:t>, Descrizione delle funzionalità di Microsoft Power BI, Descrivere i modelli di Power BI Desktop, Dati del modello in Power BI, Recupero di dati con Power BI Desktop</w:t>
+            </w:r>
+          </w:p>
+          <w:p>
+            <w:pPr>
+              <w:rPr>
+                <w:rFonts w:ascii="Calibri" w:eastAsia="Calibri" w:hAnsi="Calibri" w:cs="Calibri"/>
+                <w:color w:val="28251D"/>
+                <w:sz w:val="18"/>
+                <w:szCs w:val="18"/>
+              </w:rPr>
+            </w:pPr>
+          </w:p>
+          <w:p>
+            <w:pPr>
+              <w:rPr>
+                <w:rFonts w:ascii="Calibri" w:eastAsia="Calibri" w:hAnsi="Calibri" w:cs="Calibri"/>
+                <w:color w:val="28251D"/>
+                <w:sz w:val="18"/>
+                <w:szCs w:val="18"/>
+              </w:rPr>
+            </w:pPr>
+            <w:r>
+              <w:rPr>
+                <w:rFonts w:ascii="Calibri" w:eastAsia="Calibri" w:hAnsi="Calibri" w:cs="Calibri"/>
+                <w:color w:val="28251D"/>
+                <w:sz w:val="18"/>
+                <w:szCs w:val="18"/>
+              </w:rPr>
+              <w:t xml:space="preserve">Introduzione a </w:t>
+            </w:r>
+            <w:r>
+              <w:rPr>
+                <w:rFonts w:ascii="Calibri" w:eastAsia="Calibri" w:hAnsi="Calibri" w:cs="Calibri"/>
+                <w:b/>
+                <w:bCs/>
+                <w:color w:val="28251D"/>
+                <w:sz w:val="18"/>
+                <w:szCs w:val="18"/>
+              </w:rPr>
+              <w:t>GitHub</w:t>
+            </w:r>
+            <w:r>
+              <w:rPr>
+                <w:rFonts w:ascii="Calibri" w:eastAsia="Calibri" w:hAnsi="Calibri" w:cs="Calibri"/>
+                <w:color w:val="28251D"/>
+                <w:sz w:val="18"/>
+                <w:szCs w:val="18"/>
+              </w:rPr>
+              <w:t xml:space="preserve">, </w:t>
+            </w:r>
+            <w:r>
+              <w:rPr>
+                <w:rFonts w:ascii="Calibri" w:eastAsia="Calibri" w:hAnsi="Calibri" w:cs="Calibri"/>
+                <w:color w:val="28251D"/>
+                <w:sz w:val="18"/>
+                <w:szCs w:val="18"/>
+              </w:rPr>
+              <w:t>Introduzione ai prodotti GitHub</w:t>
+            </w:r>
+            <w:r>
+              <w:rPr>
+                <w:rFonts w:ascii="Calibri" w:eastAsia="Calibri" w:hAnsi="Calibri" w:cs="Calibri"/>
+                <w:color w:val="28251D"/>
+                <w:sz w:val="18"/>
+                <w:szCs w:val="18"/>
+              </w:rPr>
+              <w:t xml:space="preserve">, </w:t>
+            </w:r>
+            <w:r>
+              <w:rPr>
+                <w:rFonts w:ascii="Calibri" w:eastAsia="Calibri" w:hAnsi="Calibri" w:cs="Calibri"/>
+                <w:color w:val="28251D"/>
+                <w:sz w:val="18"/>
+                <w:szCs w:val="18"/>
+              </w:rPr>
+              <w:t>Introduzione all'amministrazione GitHub</w:t>
+            </w:r>
+            <w:r>
+              <w:rPr>
+                <w:rFonts w:ascii="Calibri" w:eastAsia="Calibri" w:hAnsi="Calibri" w:cs="Calibri"/>
+                <w:color w:val="28251D"/>
+                <w:sz w:val="18"/>
+                <w:szCs w:val="18"/>
+              </w:rPr>
+              <w:t xml:space="preserve">, </w:t>
+            </w:r>
+            <w:r>
+              <w:rPr>
+                <w:rFonts w:ascii="Calibri" w:eastAsia="Calibri" w:hAnsi="Calibri" w:cs="Calibri"/>
+                <w:color w:val="28251D"/>
+                <w:sz w:val="18"/>
+                <w:szCs w:val="18"/>
+              </w:rPr>
+              <w:t>Gestire un repository sicuro con le procedure consigliate per GitHub</w:t>
+            </w:r>
+          </w:p>
+          <w:p>
+            <w:pPr>
+              <w:rPr>
+                <w:rFonts w:eastAsia="Calibri"/>
+              </w:rPr>
+            </w:pPr>
+          </w:p>
+          <w:p>
+            <w:pPr>
+              <w:rPr>
+                <w:rFonts w:ascii="Calibri" w:eastAsia="Calibri" w:hAnsi="Calibri" w:cs="Calibri"/>
+                <w:color w:val="28251D"/>
+                <w:sz w:val="18"/>
+                <w:szCs w:val="18"/>
+              </w:rPr>
+            </w:pPr>
+            <w:r>
+              <w:rPr>
+                <w:rFonts w:ascii="Calibri" w:eastAsia="Calibri" w:hAnsi="Calibri" w:cs="Calibri"/>
+                <w:color w:val="28251D"/>
+                <w:sz w:val="18"/>
+                <w:szCs w:val="18"/>
+              </w:rPr>
+              <w:t xml:space="preserve">Introduzione alle app canvas di </w:t>
+            </w:r>
+            <w:r>
+              <w:rPr>
+                <w:rFonts w:ascii="Calibri" w:eastAsia="Calibri" w:hAnsi="Calibri" w:cs="Calibri"/>
+                <w:b/>
+                <w:bCs/>
+                <w:color w:val="28251D"/>
+                <w:sz w:val="18"/>
+                <w:szCs w:val="18"/>
+              </w:rPr>
+              <w:t>Power Apps</w:t>
+            </w:r>
+            <w:r>
+              <w:rPr>
+                <w:rFonts w:ascii="Calibri" w:eastAsia="Calibri" w:hAnsi="Calibri" w:cs="Calibri"/>
+                <w:color w:val="28251D"/>
+                <w:sz w:val="18"/>
+                <w:szCs w:val="18"/>
+              </w:rPr>
+              <w:t xml:space="preserve">, </w:t>
+            </w:r>
+            <w:r>
+              <w:rPr>
+                <w:rFonts w:ascii="Calibri" w:eastAsia="Calibri" w:hAnsi="Calibri" w:cs="Calibri"/>
+                <w:color w:val="28251D"/>
+                <w:sz w:val="18"/>
+                <w:szCs w:val="18"/>
+              </w:rPr>
+              <w:t>Personalizzazione di un'app canvas in Power Apps</w:t>
+            </w:r>
+          </w:p>
+          <w:p>
+            <w:pPr>
+              <w:rPr>
+                <w:rFonts w:ascii="Calibri" w:eastAsia="Calibri" w:hAnsi="Calibri" w:cs="Calibri"/>
+                <w:b/>
+                <w:bCs/>
+                <w:color w:val="28251D"/>
+                <w:sz w:val="18"/>
+                <w:szCs w:val="18"/>
+              </w:rPr>
+            </w:pPr>
+            <w:r>
+              <w:rPr>
+                <w:rFonts w:ascii="Calibri" w:eastAsia="Calibri" w:hAnsi="Calibri" w:cs="Calibri"/>
+                <w:color w:val="28251D"/>
+                <w:sz w:val="18"/>
+                <w:szCs w:val="18"/>
+              </w:rPr>
+              <w:t>Identificazione</w:t>
+            </w:r>
+            <w:r>
+              <w:rPr>
+                <w:rFonts w:ascii="Calibri" w:eastAsia="Calibri" w:hAnsi="Calibri" w:cs="Calibri"/>
+                <w:b/>
+                <w:bCs/>
+                <w:color w:val="28251D"/>
+                <w:sz w:val="18"/>
+                <w:szCs w:val="18"/>
+              </w:rPr>
+              <w:t xml:space="preserve"> </w:t>
+            </w:r>
+            <w:r>
+              <w:rPr>
+                <w:rFonts w:ascii="Calibri" w:eastAsia="Calibri" w:hAnsi="Calibri" w:cs="Calibri"/>
+                <w:color w:val="28251D"/>
+                <w:sz w:val="18"/>
+                <w:szCs w:val="18"/>
+              </w:rPr>
+              <w:t xml:space="preserve">dei componenti di Microsoft </w:t>
+            </w:r>
+            <w:r>
+              <w:rPr>
+                <w:rFonts w:ascii="Calibri" w:eastAsia="Calibri" w:hAnsi="Calibri" w:cs="Calibri"/>
+                <w:b/>
+                <w:bCs/>
+                <w:color w:val="28251D"/>
+                <w:sz w:val="18"/>
+                <w:szCs w:val="18"/>
+              </w:rPr>
+              <w:t>Power Automate</w:t>
+            </w:r>
+          </w:p>
+          <w:p>
+            <w:pPr>
+              <w:rPr>
+                <w:rFonts w:ascii="Calibri" w:eastAsia="Calibri" w:hAnsi="Calibri" w:cs="Calibri"/>
+                <w:color w:val="28251D"/>
+                <w:sz w:val="18"/>
+                <w:szCs w:val="18"/>
+              </w:rPr>
+            </w:pPr>
+          </w:p>
+          <w:p>
+            <w:pPr>
+              <w:rPr>
+                <w:rFonts w:ascii="Calibri" w:eastAsia="Calibri" w:hAnsi="Calibri" w:cs="Calibri"/>
+                <w:color w:val="28251D"/>
+                <w:sz w:val="18"/>
+                <w:szCs w:val="18"/>
+              </w:rPr>
+            </w:pPr>
+          </w:p>
+          <w:p>
+            <w:pPr>
+              <w:rPr>
+                <w:rFonts w:ascii="Calibri" w:eastAsia="Calibri" w:hAnsi="Calibri" w:cs="Calibri"/>
+                <w:color w:val="28251D"/>
+                <w:sz w:val="18"/>
+                <w:szCs w:val="18"/>
+                <w:lang w:val="en-US"/>
+              </w:rPr>
+            </w:pPr>
+            <w:r>
+              <w:rPr>
+                <w:rFonts w:ascii="Calibri" w:eastAsia="Calibri" w:hAnsi="Calibri" w:cs="Calibri"/>
+                <w:color w:val="28251D"/>
+                <w:sz w:val="18"/>
+                <w:szCs w:val="18"/>
+                <w:lang w:val="en-US"/>
+              </w:rPr>
+              <w:lastRenderedPageBreak/>
+              <w:t>Jira Work Management Fundamentals Badge</w:t>
+            </w:r>
+          </w:p>
+        </w:tc>
+      </w:tr>
+    </w:tbl>
+    <w:p>
+      <w:pPr>
+        <w:pBdr>
+          <w:bottom w:val="single" w:sz="8" w:space="0" w:color="01696F"/>
+        </w:pBdr>
+        <w:spacing w:before="240" w:after="80"/>
+      </w:pPr>
+      <w:r>
+        <w:rPr>
+          <w:rFonts w:ascii="Calibri" w:eastAsia="Calibri" w:hAnsi="Calibri" w:cs="Calibri"/>
+          <w:b/>
+          <w:bCs/>
+          <w:color w:val="01696F"/>
+          <w:sz w:val="22"/>
+          <w:szCs w:val="22"/>
+        </w:rPr>
+        <w:lastRenderedPageBreak/>
         <w:t>LINGUE</w:t>
       </w:r>
     </w:p>
@@ -2766,78 +3872,7 @@
                 <w:sz w:val="18"/>
                 <w:szCs w:val="18"/>
               </w:rPr>
-              <w:t xml:space="preserve">Project </w:t>
-            </w:r>
-            <w:proofErr w:type="gramStart"/>
-            <w:r>
-              <w:rPr>
-                <w:rFonts w:ascii="Calibri" w:eastAsia="Calibri" w:hAnsi="Calibri" w:cs="Calibri"/>
-                <w:color w:val="28251D"/>
-                <w:sz w:val="18"/>
-                <w:szCs w:val="18"/>
-              </w:rPr>
-              <w:t>Management  ·</w:t>
-            </w:r>
-            <w:proofErr w:type="gramEnd"/>
-            <w:r>
-              <w:rPr>
-                <w:rFonts w:ascii="Calibri" w:eastAsia="Calibri" w:hAnsi="Calibri" w:cs="Calibri"/>
-                <w:color w:val="28251D"/>
-                <w:sz w:val="18"/>
-                <w:szCs w:val="18"/>
-              </w:rPr>
-              <w:t xml:space="preserve">  </w:t>
-            </w:r>
-            <w:proofErr w:type="spellStart"/>
-            <w:proofErr w:type="gramStart"/>
-            <w:r>
-              <w:rPr>
-                <w:rFonts w:ascii="Calibri" w:eastAsia="Calibri" w:hAnsi="Calibri" w:cs="Calibri"/>
-                <w:color w:val="28251D"/>
-                <w:sz w:val="18"/>
-                <w:szCs w:val="18"/>
-              </w:rPr>
-              <w:t>Teamwork</w:t>
-            </w:r>
-            <w:proofErr w:type="spellEnd"/>
-            <w:r>
-              <w:rPr>
-                <w:rFonts w:ascii="Calibri" w:eastAsia="Calibri" w:hAnsi="Calibri" w:cs="Calibri"/>
-                <w:color w:val="28251D"/>
-                <w:sz w:val="18"/>
-                <w:szCs w:val="18"/>
-              </w:rPr>
-              <w:t xml:space="preserve">  ·</w:t>
-            </w:r>
-            <w:proofErr w:type="gramEnd"/>
-            <w:r>
-              <w:rPr>
-                <w:rFonts w:ascii="Calibri" w:eastAsia="Calibri" w:hAnsi="Calibri" w:cs="Calibri"/>
-                <w:color w:val="28251D"/>
-                <w:sz w:val="18"/>
-                <w:szCs w:val="18"/>
-              </w:rPr>
-              <w:t xml:space="preserve">  Formazione e </w:t>
-            </w:r>
-            <w:proofErr w:type="gramStart"/>
-            <w:r>
-              <w:rPr>
-                <w:rFonts w:ascii="Calibri" w:eastAsia="Calibri" w:hAnsi="Calibri" w:cs="Calibri"/>
-                <w:color w:val="28251D"/>
-                <w:sz w:val="18"/>
-                <w:szCs w:val="18"/>
-              </w:rPr>
-              <w:t>tutoraggio  ·</w:t>
-            </w:r>
-            <w:proofErr w:type="gramEnd"/>
-            <w:r>
-              <w:rPr>
-                <w:rFonts w:ascii="Calibri" w:eastAsia="Calibri" w:hAnsi="Calibri" w:cs="Calibri"/>
-                <w:color w:val="28251D"/>
-                <w:sz w:val="18"/>
-                <w:szCs w:val="18"/>
-              </w:rPr>
-              <w:t xml:space="preserve">  Patente B</w:t>
+              <w:t>Project Management · Teamwork · Formazione e tutoraggio · Patente B</w:t>
             </w:r>
           </w:p>
         </w:tc>
@@ -2859,6 +3894,305 @@
           <w:sz w:val="22"/>
           <w:szCs w:val="22"/>
         </w:rPr>
+        <w:t>GITHUB</w:t>
+      </w:r>
+    </w:p>
+    <w:tbl>
+      <w:tblPr>
+        <w:tblW w:w="5000" w:type="pct"/>
+        <w:tblBorders>
+          <w:top w:val="none" w:sz="0" w:space="0" w:color="FFFFFF"/>
+          <w:left w:val="none" w:sz="0" w:space="0" w:color="FFFFFF"/>
+          <w:bottom w:val="none" w:sz="0" w:space="0" w:color="FFFFFF"/>
+          <w:right w:val="none" w:sz="0" w:space="0" w:color="FFFFFF"/>
+          <w:insideH w:val="single" w:sz="4" w:space="0" w:color="auto"/>
+          <w:insideV w:val="single" w:sz="4" w:space="0" w:color="auto"/>
+        </w:tblBorders>
+        <w:tblCellMar>
+          <w:left w:w="10" w:type="dxa"/>
+          <w:right w:w="10" w:type="dxa"/>
+        </w:tblCellMar>
+        <w:tblLook w:val="04A0" w:firstRow="1" w:lastRow="0" w:firstColumn="1" w:lastColumn="0" w:noHBand="0" w:noVBand="1"/>
+      </w:tblPr>
+      <w:tblGrid>
+        <w:gridCol w:w="2830"/>
+        <w:gridCol w:w="7276"/>
+      </w:tblGrid>
+      <w:tr>
+        <w:tc>
+          <w:tcPr>
+            <w:tcW w:w="1400" w:type="pct"/>
+            <w:tcBorders>
+              <w:top w:val="none" w:sz="0" w:space="0" w:color="FFFFFF"/>
+              <w:left w:val="none" w:sz="0" w:space="0" w:color="FFFFFF"/>
+              <w:bottom w:val="none" w:sz="0" w:space="0" w:color="FFFFFF"/>
+              <w:right w:val="none" w:sz="0" w:space="0" w:color="FFFFFF"/>
+            </w:tcBorders>
+          </w:tcPr>
+          <w:p>
+            <w:pPr>
+              <w:rPr>
+                <w:rFonts w:ascii="Calibri" w:eastAsia="Calibri" w:hAnsi="Calibri" w:cs="Calibri"/>
+                <w:b/>
+                <w:bCs/>
+                <w:color w:val="156082" w:themeColor="accent1"/>
+                <w:sz w:val="18"/>
+                <w:szCs w:val="18"/>
+              </w:rPr>
+            </w:pPr>
+            <w:hyperlink r:id="rId7" w:history="1">
+              <w:r>
+                <w:rPr>
+                  <w:rStyle w:val="Collegamentoipertestuale"/>
+                  <w:rFonts w:ascii="Calibri" w:eastAsia="Calibri" w:hAnsi="Calibri" w:cs="Calibri"/>
+                  <w:b/>
+                  <w:bCs/>
+                  <w:color w:val="156082" w:themeColor="accent1"/>
+                  <w:sz w:val="18"/>
+                  <w:szCs w:val="18"/>
+                </w:rPr>
+                <w:t>AsteroidChecker</w:t>
+              </w:r>
+            </w:hyperlink>
+          </w:p>
+          <w:p>
+            <w:pPr>
+              <w:rPr>
+                <w:color w:val="156082" w:themeColor="accent1"/>
+              </w:rPr>
+            </w:pPr>
+          </w:p>
+          <w:p>
+            <w:pPr>
+              <w:rPr>
+                <w:color w:val="156082" w:themeColor="accent1"/>
+              </w:rPr>
+            </w:pPr>
+          </w:p>
+          <w:p>
+            <w:pPr>
+              <w:rPr>
+                <w:rStyle w:val="Collegamentoipertestuale"/>
+                <w:rFonts w:ascii="Calibri" w:eastAsia="Calibri" w:hAnsi="Calibri" w:cs="Calibri"/>
+                <w:b/>
+                <w:bCs/>
+                <w:color w:val="156082" w:themeColor="accent1"/>
+                <w:sz w:val="18"/>
+                <w:szCs w:val="18"/>
+              </w:rPr>
+            </w:pPr>
+            <w:hyperlink r:id="rId8" w:history="1">
+              <w:r>
+                <w:rPr>
+                  <w:rStyle w:val="Collegamentoipertestuale"/>
+                  <w:rFonts w:ascii="Calibri" w:eastAsia="Calibri" w:hAnsi="Calibri" w:cs="Calibri"/>
+                  <w:b/>
+                  <w:bCs/>
+                  <w:color w:val="156082" w:themeColor="accent1"/>
+                  <w:sz w:val="18"/>
+                  <w:szCs w:val="18"/>
+                </w:rPr>
+                <w:t>CVAigentPlus</w:t>
+              </w:r>
+            </w:hyperlink>
+          </w:p>
+          <w:p>
+            <w:pPr>
+              <w:rPr>
+                <w:rStyle w:val="Collegamentoipertestuale"/>
+                <w:rFonts w:ascii="Calibri" w:eastAsia="Calibri" w:hAnsi="Calibri" w:cs="Calibri"/>
+                <w:b/>
+                <w:bCs/>
+                <w:color w:val="156082" w:themeColor="accent1"/>
+                <w:sz w:val="18"/>
+                <w:szCs w:val="18"/>
+              </w:rPr>
+            </w:pPr>
+          </w:p>
+          <w:p>
+            <w:r>
+              <w:rPr>
+                <w:rStyle w:val="Collegamentoipertestuale"/>
+                <w:rFonts w:ascii="Calibri" w:eastAsia="Calibri" w:hAnsi="Calibri" w:cs="Calibri"/>
+                <w:b/>
+                <w:bCs/>
+                <w:color w:val="156082" w:themeColor="accent1"/>
+                <w:sz w:val="18"/>
+                <w:szCs w:val="18"/>
+              </w:rPr>
+              <w:t>BANDIAI</w:t>
+            </w:r>
+          </w:p>
+        </w:tc>
+        <w:tc>
+          <w:tcPr>
+            <w:tcW w:w="3600" w:type="pct"/>
+            <w:tcBorders>
+              <w:top w:val="none" w:sz="0" w:space="0" w:color="FFFFFF"/>
+              <w:left w:val="none" w:sz="0" w:space="0" w:color="FFFFFF"/>
+              <w:bottom w:val="none" w:sz="0" w:space="0" w:color="FFFFFF"/>
+              <w:right w:val="none" w:sz="0" w:space="0" w:color="FFFFFF"/>
+            </w:tcBorders>
+          </w:tcPr>
+          <w:p>
+            <w:pPr>
+              <w:rPr>
+                <w:rFonts w:ascii="Calibri" w:eastAsia="Calibri" w:hAnsi="Calibri" w:cs="Calibri"/>
+                <w:color w:val="28251D"/>
+                <w:sz w:val="18"/>
+                <w:szCs w:val="18"/>
+              </w:rPr>
+            </w:pPr>
+            <w:r>
+              <w:rPr>
+                <w:rFonts w:ascii="Calibri" w:eastAsia="Calibri" w:hAnsi="Calibri" w:cs="Calibri"/>
+                <w:color w:val="28251D"/>
+                <w:sz w:val="18"/>
+                <w:szCs w:val="18"/>
+              </w:rPr>
+              <w:t>Progetto app di consultazione asterodi orbitanti intorno alla terra da API NASA per il concorso di Arkemis</w:t>
+            </w:r>
+            <w:r>
+              <w:rPr>
+                <w:rFonts w:ascii="Calibri" w:eastAsia="Calibri" w:hAnsi="Calibri" w:cs="Calibri"/>
+                <w:color w:val="28251D"/>
+                <w:sz w:val="18"/>
+                <w:szCs w:val="18"/>
+              </w:rPr>
+              <w:t xml:space="preserve"> (Anteprima </w:t>
+            </w:r>
+            <w:hyperlink r:id="rId9" w:history="1">
+              <w:r>
+                <w:rPr>
+                  <w:rStyle w:val="Collegamentoipertestuale"/>
+                  <w:rFonts w:ascii="Calibri" w:eastAsia="Calibri" w:hAnsi="Calibri" w:cs="Calibri"/>
+                  <w:sz w:val="18"/>
+                  <w:szCs w:val="18"/>
+                </w:rPr>
+                <w:t>QUI</w:t>
+              </w:r>
+            </w:hyperlink>
+            <w:r>
+              <w:rPr>
+                <w:rFonts w:ascii="Calibri" w:eastAsia="Calibri" w:hAnsi="Calibri" w:cs="Calibri"/>
+                <w:color w:val="28251D"/>
+                <w:sz w:val="18"/>
+                <w:szCs w:val="18"/>
+              </w:rPr>
+              <w:t>)</w:t>
+            </w:r>
+          </w:p>
+          <w:p>
+            <w:pPr>
+              <w:rPr>
+                <w:color w:val="28251D"/>
+              </w:rPr>
+            </w:pPr>
+          </w:p>
+          <w:p>
+            <w:pPr>
+              <w:rPr>
+                <w:rFonts w:ascii="Calibri" w:eastAsia="Calibri" w:hAnsi="Calibri" w:cs="Calibri"/>
+                <w:color w:val="28251D"/>
+                <w:sz w:val="18"/>
+                <w:szCs w:val="18"/>
+              </w:rPr>
+            </w:pPr>
+            <w:r>
+              <w:rPr>
+                <w:rFonts w:ascii="Calibri" w:eastAsia="Calibri" w:hAnsi="Calibri" w:cs="Calibri"/>
+                <w:color w:val="28251D"/>
+                <w:sz w:val="18"/>
+                <w:szCs w:val="18"/>
+              </w:rPr>
+              <w:t>App Agente per CV personale che risponde a domande e mostra le competenze</w:t>
+            </w:r>
+            <w:r>
+              <w:rPr>
+                <w:rFonts w:ascii="Calibri" w:eastAsia="Calibri" w:hAnsi="Calibri" w:cs="Calibri"/>
+                <w:color w:val="28251D"/>
+                <w:sz w:val="18"/>
+                <w:szCs w:val="18"/>
+              </w:rPr>
+              <w:t xml:space="preserve"> (Anteprima </w:t>
+            </w:r>
+            <w:hyperlink r:id="rId10" w:history="1">
+              <w:r>
+                <w:rPr>
+                  <w:rStyle w:val="Collegamentoipertestuale"/>
+                  <w:rFonts w:ascii="Calibri" w:eastAsia="Calibri" w:hAnsi="Calibri" w:cs="Calibri"/>
+                  <w:sz w:val="18"/>
+                  <w:szCs w:val="18"/>
+                </w:rPr>
+                <w:t>QUI</w:t>
+              </w:r>
+            </w:hyperlink>
+            <w:r>
+              <w:rPr>
+                <w:rFonts w:ascii="Calibri" w:eastAsia="Calibri" w:hAnsi="Calibri" w:cs="Calibri"/>
+                <w:color w:val="28251D"/>
+                <w:sz w:val="18"/>
+                <w:szCs w:val="18"/>
+              </w:rPr>
+              <w:t>)</w:t>
+            </w:r>
+          </w:p>
+          <w:p>
+            <w:pPr>
+              <w:rPr>
+                <w:rFonts w:ascii="Calibri" w:eastAsia="Calibri" w:hAnsi="Calibri" w:cs="Calibri"/>
+                <w:color w:val="28251D"/>
+                <w:sz w:val="18"/>
+                <w:szCs w:val="18"/>
+              </w:rPr>
+            </w:pPr>
+          </w:p>
+          <w:p>
+            <w:r>
+              <w:rPr>
+                <w:rFonts w:ascii="Calibri" w:eastAsia="Calibri" w:hAnsi="Calibri" w:cs="Calibri"/>
+                <w:color w:val="28251D"/>
+                <w:sz w:val="18"/>
+                <w:szCs w:val="18"/>
+              </w:rPr>
+              <w:t>Agente per ricerca associazioni sul territorio e selezione bandi terzo settore, in versione iniziale per collaborare con Informatici di quartiere (anteprima ancora non rilasciata)</w:t>
+            </w:r>
+          </w:p>
+        </w:tc>
+      </w:tr>
+    </w:tbl>
+    <w:p>
+      <w:pPr>
+        <w:pBdr>
+          <w:bottom w:val="single" w:sz="8" w:space="0" w:color="01696F"/>
+        </w:pBdr>
+        <w:spacing w:before="240" w:after="80"/>
+        <w:rPr>
+          <w:rFonts w:ascii="Calibri" w:eastAsia="Calibri" w:hAnsi="Calibri" w:cs="Calibri"/>
+          <w:b/>
+          <w:bCs/>
+          <w:color w:val="01696F"/>
+          <w:sz w:val="22"/>
+          <w:szCs w:val="22"/>
+        </w:rPr>
+      </w:pPr>
+    </w:p>
+    <w:p>
+      <w:pPr>
+        <w:pBdr>
+          <w:bottom w:val="single" w:sz="8" w:space="0" w:color="01696F"/>
+        </w:pBdr>
+        <w:spacing w:before="240" w:after="80"/>
+      </w:pPr>
+      <w:r>
+        <w:rPr>
+          <w:rFonts w:ascii="Calibri" w:eastAsia="Calibri" w:hAnsi="Calibri" w:cs="Calibri"/>
+          <w:b/>
+          <w:bCs/>
+          <w:color w:val="01696F"/>
+          <w:sz w:val="22"/>
+          <w:szCs w:val="22"/>
+        </w:rPr>
         <w:t>ATTIVITÀ EXTRACURRICOLARI E CORSI</w:t>
       </w:r>
     </w:p>
@@ -2892,27 +4226,7 @@
           <w:sz w:val="18"/>
           <w:szCs w:val="18"/>
         </w:rPr>
-        <w:t xml:space="preserve"> Polisportiva Centese, </w:t>
-      </w:r>
-      <w:proofErr w:type="gramStart"/>
-      <w:r>
-        <w:rPr>
-          <w:rFonts w:ascii="Calibri" w:eastAsia="Calibri" w:hAnsi="Calibri" w:cs="Calibri"/>
-          <w:color w:val="28251D"/>
-          <w:sz w:val="18"/>
-          <w:szCs w:val="18"/>
-        </w:rPr>
-        <w:t>Cento  (</w:t>
-      </w:r>
-      <w:proofErr w:type="gramEnd"/>
-      <w:r>
-        <w:rPr>
-          <w:rFonts w:ascii="Calibri" w:eastAsia="Calibri" w:hAnsi="Calibri" w:cs="Calibri"/>
-          <w:color w:val="28251D"/>
-          <w:sz w:val="18"/>
-          <w:szCs w:val="18"/>
-        </w:rPr>
-        <w:t xml:space="preserve">gennaio 2018 </w:t>
+        <w:t xml:space="preserve"> Polisportiva Centese, Cento (gennaio 2018 </w:t>
       </w:r>
       <w:r>
         <w:rPr>
@@ -2963,27 +4277,52 @@
           <w:sz w:val="18"/>
           <w:szCs w:val="18"/>
         </w:rPr>
-        <w:t xml:space="preserve"> Passo Capponi, </w:t>
-      </w:r>
-      <w:proofErr w:type="gramStart"/>
-      <w:r>
-        <w:rPr>
-          <w:rFonts w:ascii="Calibri" w:eastAsia="Calibri" w:hAnsi="Calibri" w:cs="Calibri"/>
-          <w:color w:val="28251D"/>
-          <w:sz w:val="18"/>
-          <w:szCs w:val="18"/>
-        </w:rPr>
-        <w:t>Bologna  (</w:t>
-      </w:r>
-      <w:proofErr w:type="gramEnd"/>
-      <w:r>
-        <w:rPr>
-          <w:rFonts w:ascii="Calibri" w:eastAsia="Calibri" w:hAnsi="Calibri" w:cs="Calibri"/>
-          <w:color w:val="28251D"/>
-          <w:sz w:val="18"/>
-          <w:szCs w:val="18"/>
-        </w:rPr>
-        <w:t>gennaio 2020)</w:t>
+        <w:t xml:space="preserve"> Passo Capponi, Bologna (gennaio 2020</w:t>
+      </w:r>
+      <w:r>
+        <w:rPr>
+          <w:rFonts w:ascii="Calibri" w:eastAsia="Calibri" w:hAnsi="Calibri" w:cs="Calibri"/>
+          <w:color w:val="28251D"/>
+          <w:sz w:val="18"/>
+          <w:szCs w:val="18"/>
+        </w:rPr>
+        <w:t xml:space="preserve"> – </w:t>
+      </w:r>
+      <w:r>
+        <w:rPr>
+          <w:rFonts w:ascii="Calibri" w:eastAsia="Calibri" w:hAnsi="Calibri" w:cs="Calibri"/>
+          <w:color w:val="28251D"/>
+          <w:sz w:val="18"/>
+          <w:szCs w:val="18"/>
+        </w:rPr>
+        <w:t>gennaio</w:t>
+      </w:r>
+      <w:r>
+        <w:rPr>
+          <w:rFonts w:ascii="Calibri" w:eastAsia="Calibri" w:hAnsi="Calibri" w:cs="Calibri"/>
+          <w:color w:val="28251D"/>
+          <w:sz w:val="18"/>
+          <w:szCs w:val="18"/>
+        </w:rPr>
+        <w:t xml:space="preserve"> 202</w:t>
+      </w:r>
+      <w:r>
+        <w:rPr>
+          <w:rFonts w:ascii="Calibri" w:eastAsia="Calibri" w:hAnsi="Calibri" w:cs="Calibri"/>
+          <w:color w:val="28251D"/>
+          <w:sz w:val="18"/>
+          <w:szCs w:val="18"/>
+        </w:rPr>
+        <w:t>2</w:t>
+      </w:r>
+      <w:r>
+        <w:rPr>
+          <w:rFonts w:ascii="Calibri" w:eastAsia="Calibri" w:hAnsi="Calibri" w:cs="Calibri"/>
+          <w:color w:val="28251D"/>
+          <w:sz w:val="18"/>
+          <w:szCs w:val="18"/>
+        </w:rPr>
+        <w:t>)</w:t>
       </w:r>
     </w:p>
     <w:p>
@@ -2998,27 +4337,7 @@
           <w:sz w:val="18"/>
           <w:szCs w:val="18"/>
         </w:rPr>
-        <w:t xml:space="preserve">• AIS Primo </w:t>
-      </w:r>
-      <w:proofErr w:type="gramStart"/>
-      <w:r>
-        <w:rPr>
-          <w:rFonts w:ascii="Calibri" w:eastAsia="Calibri" w:hAnsi="Calibri" w:cs="Calibri"/>
-          <w:color w:val="28251D"/>
-          <w:sz w:val="18"/>
-          <w:szCs w:val="18"/>
-        </w:rPr>
-        <w:t>Livello  (</w:t>
-      </w:r>
-      <w:proofErr w:type="gramEnd"/>
-      <w:r>
-        <w:rPr>
-          <w:rFonts w:ascii="Calibri" w:eastAsia="Calibri" w:hAnsi="Calibri" w:cs="Calibri"/>
-          <w:color w:val="28251D"/>
-          <w:sz w:val="18"/>
-          <w:szCs w:val="18"/>
-        </w:rPr>
-        <w:t xml:space="preserve">settembre 2019 </w:t>
+        <w:t xml:space="preserve">• AIS Primo Livello (settembre 2019 </w:t>
       </w:r>
       <w:r>
         <w:rPr>
@@ -3052,31 +4371,7 @@
           <w:sz w:val="16"/>
           <w:szCs w:val="16"/>
         </w:rPr>
-        <w:t xml:space="preserve">Autorizzo il trattamento dei dati personali ai sensi del </w:t>
-      </w:r>
-      <w:proofErr w:type="spellStart"/>
-      <w:r>
-        <w:rPr>
-          <w:rFonts w:ascii="Calibri" w:eastAsia="Calibri" w:hAnsi="Calibri" w:cs="Calibri"/>
-          <w:i/>
-          <w:iCs/>
-          <w:color w:val="7A7974"/>
-          <w:sz w:val="16"/>
-          <w:szCs w:val="16"/>
-        </w:rPr>
-        <w:t>D.Lgs</w:t>
-      </w:r>
-      <w:proofErr w:type="spellEnd"/>
-      <w:r>
-        <w:rPr>
-          <w:rFonts w:ascii="Calibri" w:eastAsia="Calibri" w:hAnsi="Calibri" w:cs="Calibri"/>
-          <w:i/>
-          <w:iCs/>
-          <w:color w:val="7A7974"/>
-          <w:sz w:val="16"/>
-          <w:szCs w:val="16"/>
-        </w:rPr>
-        <w:t xml:space="preserve"> 30/06/2003 n. 196.</w:t>
+        <w:t>Autorizzo il trattamento dei dati personali ai sensi del D.Lgs 30/06/2003 n. 196.</w:t>
       </w:r>
     </w:p>
     <w:sectPr>
@@ -3666,7 +4961,6 @@
   <w:style w:type="character" w:default="1" w:styleId="Carpredefinitoparagrafo">
     <w:name w:val="Default Paragraph Font"/>
     <w:uiPriority w:val="1"/>
-    <w:semiHidden/>
     <w:unhideWhenUsed/>
   </w:style>
   <w:style w:type="table" w:default="1" w:styleId="Tabellanormale">
@@ -3772,6 +5066,18 @@
     <w:rPr>
       <w:sz w:val="20"/>
       <w:szCs w:val="20"/>
+    </w:rPr>
+  </w:style>
+  <w:style w:type="character" w:styleId="Menzionenonrisolta">
+    <w:name w:val="Unresolved Mention"/>
+    <w:basedOn w:val="Carpredefinitoparagrafo"/>
+    <w:uiPriority w:val="99"/>
+    <w:semiHidden/>
+    <w:unhideWhenUsed/>
+    <w:rsid w:val="00061A64"/>
+    <w:rPr>
+      <w:color w:val="605E5C"/>
+      <w:shd w:val="clear" w:color="auto" w:fill="E1DFDD"/>
     </w:rPr>
   </w:style>
 </w:styles>

--- a/data/micol_pinelli_cv_new.docx
+++ b/data/micol_pinelli_cv_new.docx
@@ -158,16 +158,44 @@
           <w:p>
             <w:pPr>
               <w:spacing w:before="60"/>
-            </w:pPr>
-            <w:r>
-              <w:rPr>
-                <w:rFonts w:ascii="Calibri" w:eastAsia="Calibri" w:hAnsi="Calibri" w:cs="Calibri"/>
-                <w:color w:val="BCE2E7"/>
-                <w:sz w:val="18"/>
-                <w:szCs w:val="18"/>
-              </w:rPr>
-              <w:t>Profilo LinkedIn</w:t>
-            </w:r>
+              <w:rPr>
+                <w:rFonts w:ascii="Calibri" w:eastAsia="Calibri" w:hAnsi="Calibri" w:cs="Calibri"/>
+                <w:color w:val="DAE9F7" w:themeColor="text2" w:themeTint="1A"/>
+                <w:sz w:val="18"/>
+                <w:szCs w:val="18"/>
+              </w:rPr>
+            </w:pPr>
+            <w:hyperlink r:id="rId5" w:history="1">
+              <w:r>
+                <w:rPr>
+                  <w:rStyle w:val="Collegamentoipertestuale"/>
+                  <w:rFonts w:ascii="Calibri" w:eastAsia="Calibri" w:hAnsi="Calibri" w:cs="Calibri"/>
+                  <w:color w:val="DAE9F7" w:themeColor="text2" w:themeTint="1A"/>
+                  <w:sz w:val="18"/>
+                  <w:szCs w:val="18"/>
+                </w:rPr>
+                <w:t>Profilo LinkedIn</w:t>
+              </w:r>
+            </w:hyperlink>
+          </w:p>
+          <w:p>
+            <w:pPr>
+              <w:spacing w:before="60"/>
+            </w:pPr>
+            <w:hyperlink r:id="rId6" w:history="1">
+              <w:proofErr w:type="spellStart"/>
+              <w:r>
+                <w:rPr>
+                  <w:rStyle w:val="Collegamentoipertestuale"/>
+                  <w:rFonts w:ascii="Calibri" w:eastAsia="Calibri" w:hAnsi="Calibri" w:cs="Calibri"/>
+                  <w:color w:val="DAE9F7" w:themeColor="text2" w:themeTint="1A"/>
+                  <w:sz w:val="18"/>
+                  <w:szCs w:val="18"/>
+                </w:rPr>
+                <w:t>Github</w:t>
+              </w:r>
+              <w:proofErr w:type="spellEnd"/>
+            </w:hyperlink>
           </w:p>
         </w:tc>
       </w:tr>
@@ -213,7 +241,36 @@
           <w:sz w:val="18"/>
           <w:szCs w:val="18"/>
         </w:rPr>
-        <w:t>Nell'ultimo anno ho supportato attività di RPA e</w:t>
+        <w:t xml:space="preserve">Negli ultimi </w:t>
+      </w:r>
+      <w:proofErr w:type="gramStart"/>
+      <w:r>
+        <w:rPr>
+          <w:rFonts w:ascii="Calibri" w:eastAsia="Calibri" w:hAnsi="Calibri" w:cs="Calibri"/>
+          <w:color w:val="28251D"/>
+          <w:sz w:val="18"/>
+          <w:szCs w:val="18"/>
+        </w:rPr>
+        <w:t>2</w:t>
+      </w:r>
+      <w:proofErr w:type="gramEnd"/>
+      <w:r>
+        <w:rPr>
+          <w:rFonts w:ascii="Calibri" w:eastAsia="Calibri" w:hAnsi="Calibri" w:cs="Calibri"/>
+          <w:color w:val="28251D"/>
+          <w:sz w:val="18"/>
+          <w:szCs w:val="18"/>
+        </w:rPr>
+        <w:t xml:space="preserve"> anni</w:t>
+      </w:r>
+      <w:r>
+        <w:rPr>
+          <w:rFonts w:ascii="Calibri" w:eastAsia="Calibri" w:hAnsi="Calibri" w:cs="Calibri"/>
+          <w:color w:val="28251D"/>
+          <w:sz w:val="18"/>
+          <w:szCs w:val="18"/>
+        </w:rPr>
+        <w:t xml:space="preserve"> ho supportato attività di RPA e</w:t>
       </w:r>
       <w:r>
         <w:rPr>
@@ -249,7 +306,94 @@
           <w:sz w:val="18"/>
           <w:szCs w:val="18"/>
         </w:rPr>
+        <w:t xml:space="preserve"> </w:t>
+      </w:r>
+      <w:r>
+        <w:rPr>
+          <w:rFonts w:ascii="Calibri" w:eastAsia="Calibri" w:hAnsi="Calibri" w:cs="Calibri"/>
+          <w:color w:val="28251D"/>
+          <w:sz w:val="18"/>
+          <w:szCs w:val="18"/>
+        </w:rPr>
+        <w:t xml:space="preserve">e le automazioni </w:t>
+      </w:r>
+      <w:r>
+        <w:rPr>
+          <w:rFonts w:ascii="Calibri" w:eastAsia="Calibri" w:hAnsi="Calibri" w:cs="Calibri"/>
+          <w:color w:val="28251D"/>
+          <w:sz w:val="18"/>
+          <w:szCs w:val="18"/>
+        </w:rPr>
+        <w:t>per migliorare i processi aziendali</w:t>
+      </w:r>
+      <w:r>
+        <w:rPr>
+          <w:rFonts w:ascii="Calibri" w:eastAsia="Calibri" w:hAnsi="Calibri" w:cs="Calibri"/>
+          <w:color w:val="28251D"/>
+          <w:sz w:val="18"/>
+          <w:szCs w:val="18"/>
+        </w:rPr>
         <w:t xml:space="preserve">. Mi interessa lavorare nel campo degli Agenti AI e della RPA. </w:t>
+      </w:r>
+    </w:p>
+    <w:p>
+      <w:pPr>
+        <w:spacing w:before="60" w:after="80"/>
+        <w:rPr>
+          <w:rFonts w:ascii="Calibri" w:eastAsia="Calibri" w:hAnsi="Calibri" w:cs="Calibri"/>
+          <w:color w:val="28251D"/>
+          <w:sz w:val="18"/>
+          <w:szCs w:val="18"/>
+        </w:rPr>
+      </w:pPr>
+      <w:r>
+        <w:rPr>
+          <w:rFonts w:ascii="Calibri" w:eastAsia="Calibri" w:hAnsi="Calibri" w:cs="Calibri"/>
+          <w:color w:val="28251D"/>
+          <w:sz w:val="18"/>
+          <w:szCs w:val="18"/>
+        </w:rPr>
+        <w:t xml:space="preserve">Attualmente sto studiando per certificare le mie competenze in prompt engineering, workflow di AI e </w:t>
+      </w:r>
+      <w:proofErr w:type="spellStart"/>
+      <w:r>
+        <w:rPr>
+          <w:rFonts w:ascii="Calibri" w:eastAsia="Calibri" w:hAnsi="Calibri" w:cs="Calibri"/>
+          <w:color w:val="28251D"/>
+          <w:sz w:val="18"/>
+          <w:szCs w:val="18"/>
+        </w:rPr>
+        <w:t>agentic</w:t>
+      </w:r>
+      <w:proofErr w:type="spellEnd"/>
+      <w:r>
+        <w:rPr>
+          <w:rFonts w:ascii="Calibri" w:eastAsia="Calibri" w:hAnsi="Calibri" w:cs="Calibri"/>
+          <w:color w:val="28251D"/>
+          <w:sz w:val="18"/>
+          <w:szCs w:val="18"/>
+        </w:rPr>
+        <w:t xml:space="preserve"> AI sulla piattaforma e-learning </w:t>
+      </w:r>
+      <w:proofErr w:type="spellStart"/>
+      <w:r>
+        <w:rPr>
+          <w:rFonts w:ascii="Calibri" w:eastAsia="Calibri" w:hAnsi="Calibri" w:cs="Calibri"/>
+          <w:color w:val="28251D"/>
+          <w:sz w:val="18"/>
+          <w:szCs w:val="18"/>
+        </w:rPr>
+        <w:t>Learnn</w:t>
+      </w:r>
+      <w:proofErr w:type="spellEnd"/>
+      <w:r>
+        <w:rPr>
+          <w:rFonts w:ascii="Calibri" w:eastAsia="Calibri" w:hAnsi="Calibri" w:cs="Calibri"/>
+          <w:color w:val="28251D"/>
+          <w:sz w:val="18"/>
+          <w:szCs w:val="18"/>
+        </w:rPr>
+        <w:t>.</w:t>
       </w:r>
       <w:r>
         <w:rPr>
@@ -372,6 +516,26 @@
           <w:szCs w:val="18"/>
         </w:rPr>
         <w:t>, capace di valorizzare ogni componente e di lavorare in sinergia verso obiettivi condivisi.</w:t>
+      </w:r>
+    </w:p>
+    <w:p>
+      <w:pPr>
+        <w:spacing w:before="60" w:after="80"/>
+        <w:rPr>
+          <w:rFonts w:ascii="Calibri" w:eastAsia="Calibri" w:hAnsi="Calibri" w:cs="Calibri"/>
+          <w:color w:val="28251D"/>
+          <w:sz w:val="18"/>
+          <w:szCs w:val="18"/>
+        </w:rPr>
+      </w:pPr>
+      <w:r>
+        <w:rPr>
+          <w:rFonts w:ascii="Calibri" w:eastAsia="Calibri" w:hAnsi="Calibri" w:cs="Calibri"/>
+          <w:color w:val="28251D"/>
+          <w:sz w:val="18"/>
+          <w:szCs w:val="18"/>
+        </w:rPr>
+        <w:t>Partecipo attivamente al programma di volontariato “Informatici di Quartiere”, contribuendo a portare competenze digitali dove sono più necessarie per creare un impatto concreto nella comunità locale.</w:t>
       </w:r>
     </w:p>
     <w:p>
@@ -454,7 +618,7 @@
           <w:bCs/>
           <w:color w:val="28251D"/>
         </w:rPr>
-        <w:t>con</w:t>
+        <w:t>ed</w:t>
       </w:r>
       <w:r>
         <w:rPr>
@@ -576,6 +740,12 @@
       <w:pPr>
         <w:spacing w:after="40"/>
         <w:ind w:left="360"/>
+        <w:rPr>
+          <w:rFonts w:ascii="Calibri" w:eastAsia="Calibri" w:hAnsi="Calibri" w:cs="Calibri"/>
+          <w:color w:val="28251D"/>
+          <w:sz w:val="18"/>
+          <w:szCs w:val="18"/>
+        </w:rPr>
       </w:pPr>
       <w:r>
         <w:rPr>
@@ -600,6 +770,58 @@
       <w:pPr>
         <w:spacing w:after="40"/>
         <w:ind w:left="360"/>
+        <w:rPr>
+          <w:rFonts w:ascii="Calibri" w:eastAsia="Calibri" w:hAnsi="Calibri" w:cs="Calibri"/>
+          <w:color w:val="28251D"/>
+          <w:sz w:val="18"/>
+          <w:szCs w:val="18"/>
+        </w:rPr>
+      </w:pPr>
+      <w:r>
+        <w:rPr>
+          <w:rFonts w:ascii="Calibri" w:eastAsia="Calibri" w:hAnsi="Calibri" w:cs="Calibri"/>
+          <w:color w:val="28251D"/>
+          <w:sz w:val="18"/>
+          <w:szCs w:val="18"/>
+        </w:rPr>
+        <w:t xml:space="preserve">• Creazione di un </w:t>
+      </w:r>
+      <w:proofErr w:type="spellStart"/>
+      <w:r>
+        <w:rPr>
+          <w:rFonts w:ascii="Calibri" w:eastAsia="Calibri" w:hAnsi="Calibri" w:cs="Calibri"/>
+          <w:color w:val="28251D"/>
+          <w:sz w:val="18"/>
+          <w:szCs w:val="18"/>
+        </w:rPr>
+        <w:t>copilot</w:t>
+      </w:r>
+      <w:proofErr w:type="spellEnd"/>
+      <w:r>
+        <w:rPr>
+          <w:rFonts w:ascii="Calibri" w:eastAsia="Calibri" w:hAnsi="Calibri" w:cs="Calibri"/>
+          <w:color w:val="28251D"/>
+          <w:sz w:val="18"/>
+          <w:szCs w:val="18"/>
+        </w:rPr>
+        <w:t xml:space="preserve"> per l’assistenza all’utilizzo del gestionale </w:t>
+      </w:r>
+      <w:proofErr w:type="spellStart"/>
+      <w:r>
+        <w:rPr>
+          <w:rFonts w:ascii="Calibri" w:eastAsia="Calibri" w:hAnsi="Calibri" w:cs="Calibri"/>
+          <w:color w:val="28251D"/>
+          <w:sz w:val="18"/>
+          <w:szCs w:val="18"/>
+        </w:rPr>
+        <w:t>WinOpus</w:t>
+      </w:r>
+      <w:proofErr w:type="spellEnd"/>
+    </w:p>
+    <w:p>
+      <w:pPr>
+        <w:spacing w:after="40"/>
+        <w:ind w:left="360"/>
       </w:pPr>
       <w:r>
         <w:rPr>
@@ -609,6 +831,15 @@
           <w:szCs w:val="18"/>
         </w:rPr>
         <w:t>• Supporto al cliente per suggerimenti migliorativi e possibili sviluppi futuri</w:t>
+      </w:r>
+      <w:r>
+        <w:rPr>
+          <w:rFonts w:ascii="Calibri" w:eastAsia="Calibri" w:hAnsi="Calibri" w:cs="Calibri"/>
+          <w:color w:val="28251D"/>
+          <w:sz w:val="18"/>
+          <w:szCs w:val="18"/>
+        </w:rPr>
+        <w:t>, PM Agile</w:t>
       </w:r>
     </w:p>
     <w:p>
@@ -696,7 +927,25 @@
           <w:sz w:val="18"/>
           <w:szCs w:val="18"/>
         </w:rPr>
-        <w:t>• Analisi e sviluppo soluzioni custom sui portali ERP</w:t>
+        <w:t xml:space="preserve">• </w:t>
+      </w:r>
+      <w:r>
+        <w:rPr>
+          <w:rFonts w:ascii="Calibri" w:eastAsia="Calibri" w:hAnsi="Calibri" w:cs="Calibri"/>
+          <w:color w:val="28251D"/>
+          <w:sz w:val="18"/>
+          <w:szCs w:val="18"/>
+        </w:rPr>
+        <w:t xml:space="preserve">PM, </w:t>
+      </w:r>
+      <w:r>
+        <w:rPr>
+          <w:rFonts w:ascii="Calibri" w:eastAsia="Calibri" w:hAnsi="Calibri" w:cs="Calibri"/>
+          <w:color w:val="28251D"/>
+          <w:sz w:val="18"/>
+          <w:szCs w:val="18"/>
+        </w:rPr>
+        <w:t>Analisi e sviluppo soluzioni custom sui portali ERP</w:t>
       </w:r>
     </w:p>
     <w:p>
@@ -866,6 +1115,12 @@
       <w:pPr>
         <w:spacing w:after="40"/>
         <w:ind w:left="360"/>
+        <w:rPr>
+          <w:rFonts w:ascii="Calibri" w:eastAsia="Calibri" w:hAnsi="Calibri" w:cs="Calibri"/>
+          <w:color w:val="28251D"/>
+          <w:sz w:val="18"/>
+          <w:szCs w:val="18"/>
+        </w:rPr>
       </w:pPr>
       <w:r>
         <w:rPr>
@@ -889,48 +1144,110 @@
           <w:sz w:val="18"/>
           <w:szCs w:val="18"/>
         </w:rPr>
+        <w:t>• Utilizzo di software per la gestione e l'invio di DEM (</w:t>
+      </w:r>
+      <w:proofErr w:type="spellStart"/>
+      <w:r>
+        <w:rPr>
+          <w:rFonts w:ascii="Calibri" w:eastAsia="Calibri" w:hAnsi="Calibri" w:cs="Calibri"/>
+          <w:color w:val="28251D"/>
+          <w:sz w:val="18"/>
+          <w:szCs w:val="18"/>
+        </w:rPr>
+        <w:t>Splio</w:t>
+      </w:r>
+      <w:proofErr w:type="spellEnd"/>
+      <w:r>
+        <w:rPr>
+          <w:rFonts w:ascii="Calibri" w:eastAsia="Calibri" w:hAnsi="Calibri" w:cs="Calibri"/>
+          <w:color w:val="28251D"/>
+          <w:sz w:val="18"/>
+          <w:szCs w:val="18"/>
+        </w:rPr>
+        <w:t xml:space="preserve">, </w:t>
+      </w:r>
+      <w:proofErr w:type="spellStart"/>
+      <w:r>
+        <w:rPr>
+          <w:rFonts w:ascii="Calibri" w:eastAsia="Calibri" w:hAnsi="Calibri" w:cs="Calibri"/>
+          <w:color w:val="28251D"/>
+          <w:sz w:val="18"/>
+          <w:szCs w:val="18"/>
+        </w:rPr>
+        <w:t>Mailup</w:t>
+      </w:r>
+      <w:proofErr w:type="spellEnd"/>
+      <w:r>
+        <w:rPr>
+          <w:rFonts w:ascii="Calibri" w:eastAsia="Calibri" w:hAnsi="Calibri" w:cs="Calibri"/>
+          <w:color w:val="28251D"/>
+          <w:sz w:val="18"/>
+          <w:szCs w:val="18"/>
+        </w:rPr>
+        <w:t xml:space="preserve">, </w:t>
+      </w:r>
+      <w:proofErr w:type="spellStart"/>
+      <w:r>
+        <w:rPr>
+          <w:rFonts w:ascii="Calibri" w:eastAsia="Calibri" w:hAnsi="Calibri" w:cs="Calibri"/>
+          <w:color w:val="28251D"/>
+          <w:sz w:val="18"/>
+          <w:szCs w:val="18"/>
+        </w:rPr>
+        <w:t>Infomail</w:t>
+      </w:r>
+      <w:proofErr w:type="spellEnd"/>
+      <w:r>
+        <w:rPr>
+          <w:rFonts w:ascii="Calibri" w:eastAsia="Calibri" w:hAnsi="Calibri" w:cs="Calibri"/>
+          <w:color w:val="28251D"/>
+          <w:sz w:val="18"/>
+          <w:szCs w:val="18"/>
+        </w:rPr>
+        <w:t>)</w:t>
+      </w:r>
+    </w:p>
+    <w:p>
+      <w:pPr>
+        <w:spacing w:after="40"/>
+        <w:ind w:left="360"/>
+      </w:pPr>
+      <w:r>
+        <w:rPr>
+          <w:rFonts w:ascii="Calibri" w:eastAsia="Calibri" w:hAnsi="Calibri" w:cs="Calibri"/>
+          <w:color w:val="28251D"/>
+          <w:sz w:val="18"/>
+          <w:szCs w:val="18"/>
+        </w:rPr>
         <w:t xml:space="preserve">• </w:t>
       </w:r>
-      <w:proofErr w:type="gramStart"/>
-      <w:r>
-        <w:rPr>
-          <w:rFonts w:ascii="Calibri" w:eastAsia="Calibri" w:hAnsi="Calibri" w:cs="Calibri"/>
-          <w:color w:val="28251D"/>
-          <w:sz w:val="18"/>
-          <w:szCs w:val="18"/>
-        </w:rPr>
-        <w:t>Sviluppo  e</w:t>
-      </w:r>
-      <w:proofErr w:type="gramEnd"/>
-      <w:r>
-        <w:rPr>
-          <w:rFonts w:ascii="Calibri" w:eastAsia="Calibri" w:hAnsi="Calibri" w:cs="Calibri"/>
-          <w:color w:val="28251D"/>
-          <w:sz w:val="18"/>
-          <w:szCs w:val="18"/>
-        </w:rPr>
-        <w:t xml:space="preserve"> g</w:t>
-      </w:r>
-      <w:r>
-        <w:rPr>
-          <w:rFonts w:ascii="Calibri" w:eastAsia="Calibri" w:hAnsi="Calibri" w:cs="Calibri"/>
-          <w:color w:val="28251D"/>
-          <w:sz w:val="18"/>
-          <w:szCs w:val="18"/>
-        </w:rPr>
-        <w:t xml:space="preserve">estione </w:t>
-      </w:r>
-      <w:proofErr w:type="gramStart"/>
-      <w:r>
-        <w:rPr>
-          <w:rFonts w:ascii="Calibri" w:eastAsia="Calibri" w:hAnsi="Calibri" w:cs="Calibri"/>
-          <w:color w:val="28251D"/>
-          <w:sz w:val="18"/>
-          <w:szCs w:val="18"/>
-        </w:rPr>
-        <w:t>dei</w:t>
-      </w:r>
-      <w:proofErr w:type="gramEnd"/>
+      <w:r>
+        <w:rPr>
+          <w:rFonts w:ascii="Calibri" w:eastAsia="Calibri" w:hAnsi="Calibri" w:cs="Calibri"/>
+          <w:color w:val="28251D"/>
+          <w:sz w:val="18"/>
+          <w:szCs w:val="18"/>
+        </w:rPr>
+        <w:t>Sviluppo e g</w:t>
+      </w:r>
+      <w:r>
+        <w:rPr>
+          <w:rFonts w:ascii="Calibri" w:eastAsia="Calibri" w:hAnsi="Calibri" w:cs="Calibri"/>
+          <w:color w:val="28251D"/>
+          <w:sz w:val="18"/>
+          <w:szCs w:val="18"/>
+        </w:rPr>
+        <w:t>estione de</w:t>
+      </w:r>
+      <w:r>
+        <w:rPr>
+          <w:rFonts w:ascii="Calibri" w:eastAsia="Calibri" w:hAnsi="Calibri" w:cs="Calibri"/>
+          <w:color w:val="28251D"/>
+          <w:sz w:val="18"/>
+          <w:szCs w:val="18"/>
+        </w:rPr>
+        <w:t>lle</w:t>
+      </w:r>
       <w:r>
         <w:rPr>
           <w:rFonts w:ascii="Calibri" w:eastAsia="Calibri" w:hAnsi="Calibri" w:cs="Calibri"/>
@@ -1317,6 +1634,7 @@
           <w:bCs/>
           <w:color w:val="28251D"/>
         </w:rPr>
+        <w:lastRenderedPageBreak/>
         <w:t>Web Developer</w:t>
       </w:r>
       <w:r>
@@ -1541,7 +1859,6 @@
           <w:sz w:val="18"/>
           <w:szCs w:val="18"/>
         </w:rPr>
-        <w:lastRenderedPageBreak/>
         <w:t>• Gestione di batch e task per il trasferimento di dati</w:t>
       </w:r>
     </w:p>
@@ -2104,7 +2421,6 @@
               </w:rPr>
               <w:t xml:space="preserve">, </w:t>
             </w:r>
-            <w:proofErr w:type="gramStart"/>
             <w:r>
               <w:rPr>
                 <w:rFonts w:ascii="Calibri" w:eastAsia="Calibri" w:hAnsi="Calibri" w:cs="Calibri"/>
@@ -2113,7 +2429,7 @@
                 <w:szCs w:val="18"/>
                 <w:lang w:val="en-US"/>
               </w:rPr>
-              <w:t xml:space="preserve">PHP </w:t>
+              <w:t>PHP</w:t>
             </w:r>
             <w:r>
               <w:rPr>
@@ -2123,18 +2439,7 @@
                 <w:szCs w:val="18"/>
                 <w:lang w:val="en-US"/>
               </w:rPr>
-              <w:t>,</w:t>
-            </w:r>
-            <w:proofErr w:type="gramEnd"/>
-            <w:r>
-              <w:rPr>
-                <w:rFonts w:ascii="Calibri" w:eastAsia="Calibri" w:hAnsi="Calibri" w:cs="Calibri"/>
-                <w:color w:val="28251D"/>
-                <w:sz w:val="18"/>
-                <w:szCs w:val="18"/>
-                <w:lang w:val="en-US"/>
-              </w:rPr>
-              <w:t xml:space="preserve"> </w:t>
+              <w:t xml:space="preserve">, </w:t>
             </w:r>
             <w:r>
               <w:rPr>
@@ -2447,7 +2752,7 @@
             </w:tcBorders>
           </w:tcPr>
           <w:p>
-            <w:r>
+            <w:pPr>
               <w:rPr>
                 <w:rFonts w:ascii="Calibri" w:eastAsia="Calibri" w:hAnsi="Calibri" w:cs="Calibri"/>
                 <w:b/>
@@ -2456,7 +2761,53 @@
                 <w:sz w:val="18"/>
                 <w:szCs w:val="18"/>
               </w:rPr>
+            </w:pPr>
+            <w:r>
+              <w:rPr>
+                <w:rFonts w:ascii="Calibri" w:eastAsia="Calibri" w:hAnsi="Calibri" w:cs="Calibri"/>
+                <w:b/>
+                <w:bCs/>
+                <w:color w:val="01696F"/>
+                <w:sz w:val="18"/>
+                <w:szCs w:val="18"/>
+              </w:rPr>
               <w:t>Altro</w:t>
+            </w:r>
+          </w:p>
+          <w:p>
+            <w:pPr>
+              <w:rPr>
+                <w:rFonts w:ascii="Calibri" w:eastAsia="Calibri" w:hAnsi="Calibri" w:cs="Calibri"/>
+                <w:b/>
+                <w:bCs/>
+                <w:color w:val="01696F"/>
+                <w:sz w:val="18"/>
+                <w:szCs w:val="18"/>
+              </w:rPr>
+            </w:pPr>
+            <w:r>
+              <w:rPr>
+                <w:rFonts w:ascii="Calibri" w:eastAsia="Calibri" w:hAnsi="Calibri" w:cs="Calibri"/>
+                <w:b/>
+                <w:bCs/>
+                <w:color w:val="01696F"/>
+                <w:sz w:val="18"/>
+                <w:szCs w:val="18"/>
+              </w:rPr>
+              <w:t>AI Tools</w:t>
+            </w:r>
+          </w:p>
+          <w:p>
+            <w:r>
+              <w:rPr>
+                <w:rFonts w:ascii="Calibri" w:eastAsia="Calibri" w:hAnsi="Calibri" w:cs="Calibri"/>
+                <w:b/>
+                <w:bCs/>
+                <w:color w:val="01696F"/>
+                <w:sz w:val="18"/>
+                <w:szCs w:val="18"/>
+              </w:rPr>
+              <w:t>RPA tools</w:t>
             </w:r>
           </w:p>
         </w:tc>
@@ -2473,6 +2824,10 @@
           <w:p>
             <w:pPr>
               <w:rPr>
+                <w:rFonts w:ascii="Calibri" w:eastAsia="Calibri" w:hAnsi="Calibri" w:cs="Calibri"/>
+                <w:color w:val="28251D"/>
+                <w:sz w:val="18"/>
+                <w:szCs w:val="18"/>
                 <w:lang w:val="en-US"/>
               </w:rPr>
             </w:pPr>
@@ -2506,6 +2861,92 @@
               </w:rPr>
               <w:t>r Platform</w:t>
             </w:r>
+          </w:p>
+          <w:p>
+            <w:pPr>
+              <w:rPr>
+                <w:rFonts w:ascii="Calibri" w:eastAsia="Calibri" w:hAnsi="Calibri" w:cs="Calibri"/>
+                <w:color w:val="28251D"/>
+                <w:sz w:val="18"/>
+                <w:szCs w:val="18"/>
+                <w:lang w:val="en-US"/>
+              </w:rPr>
+            </w:pPr>
+            <w:proofErr w:type="spellStart"/>
+            <w:r>
+              <w:rPr>
+                <w:rFonts w:ascii="Calibri" w:eastAsia="Calibri" w:hAnsi="Calibri" w:cs="Calibri"/>
+                <w:color w:val="28251D"/>
+                <w:sz w:val="18"/>
+                <w:szCs w:val="18"/>
+                <w:lang w:val="en-US"/>
+              </w:rPr>
+              <w:t>NotebookLM</w:t>
+            </w:r>
+            <w:proofErr w:type="spellEnd"/>
+            <w:r>
+              <w:rPr>
+                <w:rFonts w:ascii="Calibri" w:eastAsia="Calibri" w:hAnsi="Calibri" w:cs="Calibri"/>
+                <w:color w:val="28251D"/>
+                <w:sz w:val="18"/>
+                <w:szCs w:val="18"/>
+                <w:lang w:val="en-US"/>
+              </w:rPr>
+              <w:t xml:space="preserve">, N8N, Claude, Codex, </w:t>
+            </w:r>
+            <w:proofErr w:type="spellStart"/>
+            <w:r>
+              <w:rPr>
+                <w:rFonts w:ascii="Calibri" w:eastAsia="Calibri" w:hAnsi="Calibri" w:cs="Calibri"/>
+                <w:color w:val="28251D"/>
+                <w:sz w:val="18"/>
+                <w:szCs w:val="18"/>
+                <w:lang w:val="en-US"/>
+              </w:rPr>
+              <w:t>OpenAPI</w:t>
+            </w:r>
+            <w:proofErr w:type="spellEnd"/>
+            <w:r>
+              <w:rPr>
+                <w:rFonts w:ascii="Calibri" w:eastAsia="Calibri" w:hAnsi="Calibri" w:cs="Calibri"/>
+                <w:color w:val="28251D"/>
+                <w:sz w:val="18"/>
+                <w:szCs w:val="18"/>
+                <w:lang w:val="en-US"/>
+              </w:rPr>
+              <w:t xml:space="preserve">, Cursor, Copilot Studio, </w:t>
+            </w:r>
+            <w:proofErr w:type="spellStart"/>
+            <w:r>
+              <w:rPr>
+                <w:rFonts w:ascii="Calibri" w:eastAsia="Calibri" w:hAnsi="Calibri" w:cs="Calibri"/>
+                <w:color w:val="28251D"/>
+                <w:sz w:val="18"/>
+                <w:szCs w:val="18"/>
+                <w:lang w:val="en-US"/>
+              </w:rPr>
+              <w:t>Aplyfy</w:t>
+            </w:r>
+            <w:proofErr w:type="spellEnd"/>
+          </w:p>
+          <w:p>
+            <w:pPr>
+              <w:rPr>
+                <w:lang w:val="en-US"/>
+              </w:rPr>
+            </w:pPr>
+            <w:proofErr w:type="spellStart"/>
+            <w:r>
+              <w:rPr>
+                <w:rFonts w:ascii="Calibri" w:eastAsia="Calibri" w:hAnsi="Calibri" w:cs="Calibri"/>
+                <w:color w:val="28251D"/>
+                <w:sz w:val="18"/>
+                <w:szCs w:val="18"/>
+                <w:lang w:val="en-US"/>
+              </w:rPr>
+              <w:t>UIPath</w:t>
+            </w:r>
+            <w:proofErr w:type="spellEnd"/>
           </w:p>
         </w:tc>
       </w:tr>
@@ -2526,6 +2967,1417 @@
           <w:sz w:val="22"/>
           <w:szCs w:val="22"/>
         </w:rPr>
+        <w:t>C</w:t>
+      </w:r>
+      <w:r>
+        <w:rPr>
+          <w:rFonts w:ascii="Calibri" w:eastAsia="Calibri" w:hAnsi="Calibri" w:cs="Calibri"/>
+          <w:b/>
+          <w:bCs/>
+          <w:color w:val="01696F"/>
+          <w:sz w:val="22"/>
+          <w:szCs w:val="22"/>
+        </w:rPr>
+        <w:t>ERTIFICAZIONI</w:t>
+      </w:r>
+    </w:p>
+    <w:tbl>
+      <w:tblPr>
+        <w:tblW w:w="5064" w:type="pct"/>
+        <w:tblBorders>
+          <w:top w:val="none" w:sz="0" w:space="0" w:color="FFFFFF"/>
+          <w:left w:val="none" w:sz="0" w:space="0" w:color="FFFFFF"/>
+          <w:bottom w:val="none" w:sz="0" w:space="0" w:color="FFFFFF"/>
+          <w:right w:val="none" w:sz="0" w:space="0" w:color="FFFFFF"/>
+          <w:insideH w:val="single" w:sz="4" w:space="0" w:color="auto"/>
+          <w:insideV w:val="single" w:sz="4" w:space="0" w:color="auto"/>
+        </w:tblBorders>
+        <w:tblCellMar>
+          <w:left w:w="10" w:type="dxa"/>
+          <w:right w:w="10" w:type="dxa"/>
+        </w:tblCellMar>
+        <w:tblLook w:val="04A0" w:firstRow="1" w:lastRow="0" w:firstColumn="1" w:lastColumn="0" w:noHBand="0" w:noVBand="1"/>
+      </w:tblPr>
+      <w:tblGrid>
+        <w:gridCol w:w="2866"/>
+        <w:gridCol w:w="7369"/>
+      </w:tblGrid>
+      <w:tr>
+        <w:trPr>
+          <w:trHeight w:val="254"/>
+        </w:trPr>
+        <w:tc>
+          <w:tcPr>
+            <w:tcW w:w="1400" w:type="pct"/>
+            <w:tcBorders>
+              <w:top w:val="none" w:sz="0" w:space="0" w:color="FFFFFF"/>
+              <w:left w:val="none" w:sz="0" w:space="0" w:color="FFFFFF"/>
+              <w:bottom w:val="none" w:sz="0" w:space="0" w:color="FFFFFF"/>
+              <w:right w:val="none" w:sz="0" w:space="0" w:color="FFFFFF"/>
+            </w:tcBorders>
+          </w:tcPr>
+          <w:p>
+            <w:pPr>
+              <w:rPr>
+                <w:rFonts w:ascii="Calibri" w:eastAsia="Calibri" w:hAnsi="Calibri" w:cs="Calibri"/>
+                <w:b/>
+                <w:bCs/>
+                <w:color w:val="01696F"/>
+                <w:sz w:val="18"/>
+                <w:szCs w:val="18"/>
+              </w:rPr>
+            </w:pPr>
+            <w:proofErr w:type="spellStart"/>
+            <w:r>
+              <w:rPr>
+                <w:rFonts w:ascii="Calibri" w:eastAsia="Calibri" w:hAnsi="Calibri" w:cs="Calibri"/>
+                <w:b/>
+                <w:bCs/>
+                <w:color w:val="01696F"/>
+                <w:sz w:val="18"/>
+                <w:szCs w:val="18"/>
+              </w:rPr>
+              <w:t>Learnn</w:t>
+            </w:r>
+            <w:proofErr w:type="spellEnd"/>
+          </w:p>
+          <w:p>
+            <w:pPr>
+              <w:rPr>
+                <w:rFonts w:ascii="Calibri" w:eastAsia="Calibri" w:hAnsi="Calibri" w:cs="Calibri"/>
+                <w:b/>
+                <w:bCs/>
+                <w:color w:val="01696F"/>
+                <w:sz w:val="18"/>
+                <w:szCs w:val="18"/>
+              </w:rPr>
+            </w:pPr>
+          </w:p>
+          <w:p>
+            <w:pPr>
+              <w:rPr>
+                <w:rFonts w:ascii="Calibri" w:eastAsia="Calibri" w:hAnsi="Calibri" w:cs="Calibri"/>
+                <w:b/>
+                <w:bCs/>
+                <w:color w:val="01696F"/>
+                <w:sz w:val="18"/>
+                <w:szCs w:val="18"/>
+              </w:rPr>
+            </w:pPr>
+          </w:p>
+          <w:p>
+            <w:pPr>
+              <w:rPr>
+                <w:rFonts w:ascii="Calibri" w:eastAsia="Calibri" w:hAnsi="Calibri" w:cs="Calibri"/>
+                <w:b/>
+                <w:bCs/>
+                <w:color w:val="01696F"/>
+                <w:sz w:val="18"/>
+                <w:szCs w:val="18"/>
+              </w:rPr>
+            </w:pPr>
+          </w:p>
+          <w:p>
+            <w:pPr>
+              <w:rPr>
+                <w:rFonts w:ascii="Calibri" w:eastAsia="Calibri" w:hAnsi="Calibri" w:cs="Calibri"/>
+                <w:b/>
+                <w:bCs/>
+                <w:color w:val="01696F"/>
+                <w:sz w:val="18"/>
+                <w:szCs w:val="18"/>
+              </w:rPr>
+            </w:pPr>
+          </w:p>
+          <w:p>
+            <w:proofErr w:type="spellStart"/>
+            <w:r>
+              <w:rPr>
+                <w:rFonts w:ascii="Calibri" w:eastAsia="Calibri" w:hAnsi="Calibri" w:cs="Calibri"/>
+                <w:b/>
+                <w:bCs/>
+                <w:color w:val="01696F"/>
+                <w:sz w:val="18"/>
+                <w:szCs w:val="18"/>
+              </w:rPr>
+              <w:t>UiPath</w:t>
+            </w:r>
+            <w:proofErr w:type="spellEnd"/>
+          </w:p>
+        </w:tc>
+        <w:tc>
+          <w:tcPr>
+            <w:tcW w:w="3600" w:type="pct"/>
+            <w:tcBorders>
+              <w:top w:val="none" w:sz="0" w:space="0" w:color="FFFFFF"/>
+              <w:left w:val="none" w:sz="0" w:space="0" w:color="FFFFFF"/>
+              <w:bottom w:val="none" w:sz="0" w:space="0" w:color="FFFFFF"/>
+              <w:right w:val="none" w:sz="0" w:space="0" w:color="FFFFFF"/>
+            </w:tcBorders>
+          </w:tcPr>
+          <w:p>
+            <w:pPr>
+              <w:rPr>
+                <w:rFonts w:ascii="Calibri" w:eastAsia="Calibri" w:hAnsi="Calibri" w:cs="Calibri"/>
+                <w:color w:val="28251D"/>
+                <w:sz w:val="18"/>
+                <w:szCs w:val="18"/>
+              </w:rPr>
+            </w:pPr>
+            <w:r>
+              <w:rPr>
+                <w:rFonts w:ascii="Calibri" w:eastAsia="Calibri" w:hAnsi="Calibri" w:cs="Calibri"/>
+                <w:color w:val="28251D"/>
+                <w:sz w:val="18"/>
+                <w:szCs w:val="18"/>
+              </w:rPr>
+              <w:t>AGENTI AI</w:t>
+            </w:r>
+            <w:r>
+              <w:rPr>
+                <w:rFonts w:ascii="Calibri" w:eastAsia="Calibri" w:hAnsi="Calibri" w:cs="Calibri"/>
+                <w:color w:val="28251D"/>
+                <w:sz w:val="18"/>
+                <w:szCs w:val="18"/>
+              </w:rPr>
+              <w:t xml:space="preserve">, </w:t>
+            </w:r>
+            <w:r>
+              <w:rPr>
+                <w:rFonts w:ascii="Calibri" w:eastAsia="Calibri" w:hAnsi="Calibri" w:cs="Calibri"/>
+                <w:color w:val="28251D"/>
+                <w:sz w:val="18"/>
+                <w:szCs w:val="18"/>
+              </w:rPr>
+              <w:t>AI Workflow</w:t>
+            </w:r>
+            <w:r>
+              <w:rPr>
+                <w:rFonts w:ascii="Calibri" w:eastAsia="Calibri" w:hAnsi="Calibri" w:cs="Calibri"/>
+                <w:color w:val="28251D"/>
+                <w:sz w:val="18"/>
+                <w:szCs w:val="18"/>
+              </w:rPr>
+              <w:t xml:space="preserve">, </w:t>
+            </w:r>
+            <w:r>
+              <w:rPr>
+                <w:rFonts w:ascii="Calibri" w:eastAsia="Calibri" w:hAnsi="Calibri" w:cs="Calibri"/>
+                <w:color w:val="28251D"/>
+                <w:sz w:val="18"/>
+                <w:szCs w:val="18"/>
+              </w:rPr>
+              <w:t>Prompt &amp; Skill Engineering</w:t>
+            </w:r>
+            <w:r>
+              <w:rPr>
+                <w:rFonts w:ascii="Calibri" w:eastAsia="Calibri" w:hAnsi="Calibri" w:cs="Calibri"/>
+                <w:color w:val="28251D"/>
+                <w:sz w:val="18"/>
+                <w:szCs w:val="18"/>
+              </w:rPr>
+              <w:t xml:space="preserve">, </w:t>
+            </w:r>
+            <w:r>
+              <w:rPr>
+                <w:rFonts w:ascii="Calibri" w:eastAsia="Calibri" w:hAnsi="Calibri" w:cs="Calibri"/>
+                <w:color w:val="28251D"/>
+                <w:sz w:val="18"/>
+                <w:szCs w:val="18"/>
+              </w:rPr>
+              <w:t xml:space="preserve">Claude Chat &amp; </w:t>
+            </w:r>
+            <w:proofErr w:type="spellStart"/>
+            <w:proofErr w:type="gramStart"/>
+            <w:r>
+              <w:rPr>
+                <w:rFonts w:ascii="Calibri" w:eastAsia="Calibri" w:hAnsi="Calibri" w:cs="Calibri"/>
+                <w:color w:val="28251D"/>
+                <w:sz w:val="18"/>
+                <w:szCs w:val="18"/>
+              </w:rPr>
+              <w:t>Cowork</w:t>
+            </w:r>
+            <w:proofErr w:type="spellEnd"/>
+            <w:r>
+              <w:rPr>
+                <w:rFonts w:ascii="Calibri" w:eastAsia="Calibri" w:hAnsi="Calibri" w:cs="Calibri"/>
+                <w:color w:val="28251D"/>
+                <w:sz w:val="18"/>
+                <w:szCs w:val="18"/>
+              </w:rPr>
+              <w:t xml:space="preserve"> ,</w:t>
+            </w:r>
+            <w:proofErr w:type="gramEnd"/>
+            <w:r>
+              <w:rPr>
+                <w:rFonts w:ascii="Calibri" w:eastAsia="Calibri" w:hAnsi="Calibri" w:cs="Calibri"/>
+                <w:color w:val="28251D"/>
+                <w:sz w:val="18"/>
+                <w:szCs w:val="18"/>
+              </w:rPr>
+              <w:t xml:space="preserve"> </w:t>
+            </w:r>
+            <w:r>
+              <w:rPr>
+                <w:rFonts w:ascii="Calibri" w:eastAsia="Calibri" w:hAnsi="Calibri" w:cs="Calibri"/>
+                <w:color w:val="28251D"/>
+                <w:sz w:val="18"/>
+                <w:szCs w:val="18"/>
+              </w:rPr>
+              <w:t>Vibe Coding MVP</w:t>
+            </w:r>
+            <w:r>
+              <w:rPr>
+                <w:rFonts w:ascii="Calibri" w:eastAsia="Calibri" w:hAnsi="Calibri" w:cs="Calibri"/>
+                <w:color w:val="28251D"/>
+                <w:sz w:val="18"/>
+                <w:szCs w:val="18"/>
+              </w:rPr>
+              <w:t xml:space="preserve">, </w:t>
+            </w:r>
+            <w:r>
+              <w:rPr>
+                <w:rFonts w:ascii="Calibri" w:eastAsia="Calibri" w:hAnsi="Calibri" w:cs="Calibri"/>
+                <w:color w:val="28251D"/>
+                <w:sz w:val="18"/>
+                <w:szCs w:val="18"/>
+              </w:rPr>
+              <w:t>Lovable &amp; Vibe Coding</w:t>
+            </w:r>
+            <w:r>
+              <w:rPr>
+                <w:rFonts w:ascii="Calibri" w:eastAsia="Calibri" w:hAnsi="Calibri" w:cs="Calibri"/>
+                <w:color w:val="28251D"/>
+                <w:sz w:val="18"/>
+                <w:szCs w:val="18"/>
+              </w:rPr>
+              <w:t xml:space="preserve">, </w:t>
+            </w:r>
+            <w:r>
+              <w:rPr>
+                <w:rFonts w:ascii="Calibri" w:eastAsia="Calibri" w:hAnsi="Calibri" w:cs="Calibri"/>
+                <w:color w:val="28251D"/>
+                <w:sz w:val="18"/>
+                <w:szCs w:val="18"/>
+              </w:rPr>
+              <w:t>AI &amp; ChatGPT</w:t>
+            </w:r>
+            <w:r>
+              <w:rPr>
+                <w:rFonts w:ascii="Calibri" w:eastAsia="Calibri" w:hAnsi="Calibri" w:cs="Calibri"/>
+                <w:color w:val="28251D"/>
+                <w:sz w:val="18"/>
+                <w:szCs w:val="18"/>
+              </w:rPr>
+              <w:t xml:space="preserve">, </w:t>
+            </w:r>
+            <w:r>
+              <w:rPr>
+                <w:rFonts w:ascii="Calibri" w:eastAsia="Calibri" w:hAnsi="Calibri" w:cs="Calibri"/>
+                <w:color w:val="28251D"/>
+                <w:sz w:val="18"/>
+                <w:szCs w:val="18"/>
+              </w:rPr>
+              <w:t>Automazioni n8n, WhatsApp e CRM</w:t>
+            </w:r>
+            <w:r>
+              <w:rPr>
+                <w:rFonts w:ascii="Calibri" w:eastAsia="Calibri" w:hAnsi="Calibri" w:cs="Calibri"/>
+                <w:color w:val="28251D"/>
+                <w:sz w:val="18"/>
+                <w:szCs w:val="18"/>
+              </w:rPr>
+              <w:t xml:space="preserve">, </w:t>
+            </w:r>
+            <w:proofErr w:type="spellStart"/>
+            <w:r>
+              <w:rPr>
+                <w:rFonts w:ascii="Calibri" w:eastAsia="Calibri" w:hAnsi="Calibri" w:cs="Calibri"/>
+                <w:color w:val="28251D"/>
+                <w:sz w:val="18"/>
+                <w:szCs w:val="18"/>
+              </w:rPr>
+              <w:t>Cursor</w:t>
+            </w:r>
+            <w:proofErr w:type="spellEnd"/>
+            <w:r>
+              <w:rPr>
+                <w:rFonts w:ascii="Calibri" w:eastAsia="Calibri" w:hAnsi="Calibri" w:cs="Calibri"/>
+                <w:color w:val="28251D"/>
+                <w:sz w:val="18"/>
+                <w:szCs w:val="18"/>
+              </w:rPr>
+              <w:t xml:space="preserve"> per marketer</w:t>
+            </w:r>
+            <w:r>
+              <w:rPr>
+                <w:rFonts w:ascii="Calibri" w:eastAsia="Calibri" w:hAnsi="Calibri" w:cs="Calibri"/>
+                <w:color w:val="28251D"/>
+                <w:sz w:val="18"/>
+                <w:szCs w:val="18"/>
+              </w:rPr>
+              <w:t xml:space="preserve">, </w:t>
+            </w:r>
+            <w:r>
+              <w:rPr>
+                <w:rFonts w:ascii="Calibri" w:eastAsia="Calibri" w:hAnsi="Calibri" w:cs="Calibri"/>
+                <w:color w:val="28251D"/>
+                <w:sz w:val="18"/>
+                <w:szCs w:val="18"/>
+              </w:rPr>
+              <w:t xml:space="preserve">AI per il </w:t>
+            </w:r>
+            <w:r>
+              <w:rPr>
+                <w:rFonts w:ascii="Calibri" w:eastAsia="Calibri" w:hAnsi="Calibri" w:cs="Calibri"/>
+                <w:color w:val="28251D"/>
+                <w:sz w:val="18"/>
+                <w:szCs w:val="18"/>
+              </w:rPr>
+              <w:t>lavoro</w:t>
+            </w:r>
+          </w:p>
+          <w:p>
+            <w:pPr>
+              <w:rPr>
+                <w:rFonts w:ascii="Calibri" w:eastAsia="Calibri" w:hAnsi="Calibri" w:cs="Calibri"/>
+                <w:color w:val="28251D"/>
+                <w:sz w:val="18"/>
+                <w:szCs w:val="18"/>
+              </w:rPr>
+            </w:pPr>
+            <w:r>
+              <w:rPr>
+                <w:rFonts w:ascii="Calibri" w:eastAsia="Calibri" w:hAnsi="Calibri" w:cs="Calibri"/>
+                <w:color w:val="28251D"/>
+                <w:sz w:val="18"/>
+                <w:szCs w:val="18"/>
+              </w:rPr>
+              <w:t>Project Management</w:t>
+            </w:r>
+          </w:p>
+          <w:p>
+            <w:pPr>
+              <w:rPr>
+                <w:rFonts w:ascii="Calibri" w:eastAsia="Calibri" w:hAnsi="Calibri" w:cs="Calibri"/>
+                <w:color w:val="28251D"/>
+                <w:sz w:val="18"/>
+                <w:szCs w:val="18"/>
+              </w:rPr>
+            </w:pPr>
+          </w:p>
+          <w:p>
+            <w:pPr>
+              <w:rPr>
+                <w:rFonts w:ascii="Calibri" w:eastAsia="Calibri" w:hAnsi="Calibri" w:cs="Calibri"/>
+                <w:color w:val="28251D"/>
+                <w:sz w:val="18"/>
+                <w:szCs w:val="18"/>
+                <w:lang w:val="en-US"/>
+              </w:rPr>
+            </w:pPr>
+            <w:r>
+              <w:rPr>
+                <w:rFonts w:ascii="Calibri" w:eastAsia="Calibri" w:hAnsi="Calibri" w:cs="Calibri"/>
+                <w:color w:val="28251D"/>
+                <w:sz w:val="18"/>
+                <w:szCs w:val="18"/>
+                <w:lang w:val="en-US"/>
+              </w:rPr>
+              <w:t>Introduction to Automation</w:t>
+            </w:r>
+            <w:r>
+              <w:rPr>
+                <w:rFonts w:ascii="Calibri" w:eastAsia="Calibri" w:hAnsi="Calibri" w:cs="Calibri"/>
+                <w:color w:val="28251D"/>
+                <w:sz w:val="18"/>
+                <w:szCs w:val="18"/>
+                <w:lang w:val="en-US"/>
+              </w:rPr>
+              <w:t xml:space="preserve">, </w:t>
+            </w:r>
+            <w:r>
+              <w:rPr>
+                <w:rFonts w:ascii="Calibri" w:eastAsia="Calibri" w:hAnsi="Calibri" w:cs="Calibri"/>
+                <w:color w:val="28251D"/>
+                <w:sz w:val="18"/>
+                <w:szCs w:val="18"/>
+                <w:lang w:val="en-US"/>
+              </w:rPr>
+              <w:t>Introduction to agentic automation</w:t>
+            </w:r>
+          </w:p>
+          <w:p>
+            <w:pPr>
+              <w:rPr>
+                <w:rFonts w:ascii="Calibri" w:eastAsia="Calibri" w:hAnsi="Calibri" w:cs="Calibri"/>
+                <w:color w:val="28251D"/>
+                <w:sz w:val="18"/>
+                <w:szCs w:val="18"/>
+                <w:lang w:val="en-US"/>
+              </w:rPr>
+            </w:pPr>
+          </w:p>
+        </w:tc>
+      </w:tr>
+      <w:tr>
+        <w:trPr>
+          <w:trHeight w:val="254"/>
+        </w:trPr>
+        <w:tc>
+          <w:tcPr>
+            <w:tcW w:w="1400" w:type="pct"/>
+            <w:tcBorders>
+              <w:top w:val="none" w:sz="0" w:space="0" w:color="FFFFFF"/>
+              <w:left w:val="none" w:sz="0" w:space="0" w:color="FFFFFF"/>
+              <w:bottom w:val="none" w:sz="0" w:space="0" w:color="FFFFFF"/>
+              <w:right w:val="none" w:sz="0" w:space="0" w:color="FFFFFF"/>
+            </w:tcBorders>
+          </w:tcPr>
+          <w:p>
+            <w:pPr>
+              <w:rPr>
+                <w:rFonts w:ascii="Calibri" w:eastAsia="Calibri" w:hAnsi="Calibri" w:cs="Calibri"/>
+                <w:b/>
+                <w:bCs/>
+                <w:color w:val="01696F"/>
+                <w:sz w:val="18"/>
+                <w:szCs w:val="18"/>
+              </w:rPr>
+            </w:pPr>
+            <w:r>
+              <w:rPr>
+                <w:rFonts w:ascii="Calibri" w:eastAsia="Calibri" w:hAnsi="Calibri" w:cs="Calibri"/>
+                <w:b/>
+                <w:bCs/>
+                <w:color w:val="01696F"/>
+                <w:sz w:val="18"/>
+                <w:szCs w:val="18"/>
+              </w:rPr>
+              <w:t>Microsoft</w:t>
+            </w:r>
+          </w:p>
+          <w:p>
+            <w:pPr>
+              <w:rPr>
+                <w:rFonts w:ascii="Calibri" w:eastAsia="Calibri" w:hAnsi="Calibri" w:cs="Calibri"/>
+                <w:b/>
+                <w:bCs/>
+                <w:color w:val="01696F"/>
+                <w:sz w:val="18"/>
+                <w:szCs w:val="18"/>
+              </w:rPr>
+            </w:pPr>
+          </w:p>
+          <w:p>
+            <w:pPr>
+              <w:rPr>
+                <w:rFonts w:ascii="Calibri" w:eastAsia="Calibri" w:hAnsi="Calibri" w:cs="Calibri"/>
+                <w:b/>
+                <w:bCs/>
+                <w:color w:val="01696F"/>
+                <w:sz w:val="18"/>
+                <w:szCs w:val="18"/>
+              </w:rPr>
+            </w:pPr>
+          </w:p>
+          <w:p>
+            <w:pPr>
+              <w:rPr>
+                <w:rFonts w:ascii="Calibri" w:eastAsia="Calibri" w:hAnsi="Calibri" w:cs="Calibri"/>
+                <w:b/>
+                <w:bCs/>
+                <w:color w:val="01696F"/>
+                <w:sz w:val="18"/>
+                <w:szCs w:val="18"/>
+              </w:rPr>
+            </w:pPr>
+          </w:p>
+          <w:p>
+            <w:pPr>
+              <w:rPr>
+                <w:rFonts w:ascii="Calibri" w:eastAsia="Calibri" w:hAnsi="Calibri" w:cs="Calibri"/>
+                <w:b/>
+                <w:bCs/>
+                <w:color w:val="01696F"/>
+                <w:sz w:val="18"/>
+                <w:szCs w:val="18"/>
+              </w:rPr>
+            </w:pPr>
+          </w:p>
+          <w:p>
+            <w:pPr>
+              <w:rPr>
+                <w:rFonts w:ascii="Calibri" w:eastAsia="Calibri" w:hAnsi="Calibri" w:cs="Calibri"/>
+                <w:b/>
+                <w:bCs/>
+                <w:color w:val="01696F"/>
+                <w:sz w:val="18"/>
+                <w:szCs w:val="18"/>
+              </w:rPr>
+            </w:pPr>
+          </w:p>
+          <w:p>
+            <w:pPr>
+              <w:rPr>
+                <w:rFonts w:ascii="Calibri" w:eastAsia="Calibri" w:hAnsi="Calibri" w:cs="Calibri"/>
+                <w:b/>
+                <w:bCs/>
+                <w:color w:val="01696F"/>
+                <w:sz w:val="18"/>
+                <w:szCs w:val="18"/>
+              </w:rPr>
+            </w:pPr>
+          </w:p>
+          <w:p>
+            <w:pPr>
+              <w:rPr>
+                <w:rFonts w:ascii="Calibri" w:eastAsia="Calibri" w:hAnsi="Calibri" w:cs="Calibri"/>
+                <w:b/>
+                <w:bCs/>
+                <w:color w:val="01696F"/>
+                <w:sz w:val="18"/>
+                <w:szCs w:val="18"/>
+              </w:rPr>
+            </w:pPr>
+          </w:p>
+          <w:p>
+            <w:pPr>
+              <w:rPr>
+                <w:rFonts w:ascii="Calibri" w:eastAsia="Calibri" w:hAnsi="Calibri" w:cs="Calibri"/>
+                <w:b/>
+                <w:bCs/>
+                <w:color w:val="01696F"/>
+                <w:sz w:val="18"/>
+                <w:szCs w:val="18"/>
+              </w:rPr>
+            </w:pPr>
+          </w:p>
+          <w:p>
+            <w:pPr>
+              <w:rPr>
+                <w:rFonts w:ascii="Calibri" w:eastAsia="Calibri" w:hAnsi="Calibri" w:cs="Calibri"/>
+                <w:b/>
+                <w:bCs/>
+                <w:color w:val="01696F"/>
+                <w:sz w:val="18"/>
+                <w:szCs w:val="18"/>
+              </w:rPr>
+            </w:pPr>
+          </w:p>
+          <w:p>
+            <w:pPr>
+              <w:rPr>
+                <w:rFonts w:ascii="Calibri" w:eastAsia="Calibri" w:hAnsi="Calibri" w:cs="Calibri"/>
+                <w:b/>
+                <w:bCs/>
+                <w:color w:val="01696F"/>
+                <w:sz w:val="18"/>
+                <w:szCs w:val="18"/>
+              </w:rPr>
+            </w:pPr>
+          </w:p>
+          <w:p>
+            <w:pPr>
+              <w:rPr>
+                <w:rFonts w:ascii="Calibri" w:eastAsia="Calibri" w:hAnsi="Calibri" w:cs="Calibri"/>
+                <w:b/>
+                <w:bCs/>
+                <w:color w:val="01696F"/>
+                <w:sz w:val="18"/>
+                <w:szCs w:val="18"/>
+              </w:rPr>
+            </w:pPr>
+          </w:p>
+          <w:p>
+            <w:pPr>
+              <w:rPr>
+                <w:rFonts w:ascii="Calibri" w:eastAsia="Calibri" w:hAnsi="Calibri" w:cs="Calibri"/>
+                <w:b/>
+                <w:bCs/>
+                <w:color w:val="01696F"/>
+                <w:sz w:val="18"/>
+                <w:szCs w:val="18"/>
+              </w:rPr>
+            </w:pPr>
+          </w:p>
+          <w:p>
+            <w:pPr>
+              <w:rPr>
+                <w:rFonts w:ascii="Calibri" w:eastAsia="Calibri" w:hAnsi="Calibri" w:cs="Calibri"/>
+                <w:b/>
+                <w:bCs/>
+                <w:color w:val="01696F"/>
+                <w:sz w:val="18"/>
+                <w:szCs w:val="18"/>
+              </w:rPr>
+            </w:pPr>
+          </w:p>
+          <w:p>
+            <w:pPr>
+              <w:rPr>
+                <w:rFonts w:ascii="Calibri" w:eastAsia="Calibri" w:hAnsi="Calibri" w:cs="Calibri"/>
+                <w:b/>
+                <w:bCs/>
+                <w:color w:val="01696F"/>
+                <w:sz w:val="18"/>
+                <w:szCs w:val="18"/>
+              </w:rPr>
+            </w:pPr>
+          </w:p>
+          <w:p>
+            <w:pPr>
+              <w:rPr>
+                <w:rFonts w:ascii="Calibri" w:eastAsia="Calibri" w:hAnsi="Calibri" w:cs="Calibri"/>
+                <w:b/>
+                <w:bCs/>
+                <w:color w:val="01696F"/>
+                <w:sz w:val="18"/>
+                <w:szCs w:val="18"/>
+              </w:rPr>
+            </w:pPr>
+          </w:p>
+          <w:p>
+            <w:pPr>
+              <w:rPr>
+                <w:rFonts w:ascii="Calibri" w:eastAsia="Calibri" w:hAnsi="Calibri" w:cs="Calibri"/>
+                <w:b/>
+                <w:bCs/>
+                <w:color w:val="01696F"/>
+                <w:sz w:val="18"/>
+                <w:szCs w:val="18"/>
+              </w:rPr>
+            </w:pPr>
+          </w:p>
+          <w:p>
+            <w:pPr>
+              <w:rPr>
+                <w:rFonts w:ascii="Calibri" w:eastAsia="Calibri" w:hAnsi="Calibri" w:cs="Calibri"/>
+                <w:b/>
+                <w:bCs/>
+                <w:color w:val="01696F"/>
+                <w:sz w:val="18"/>
+                <w:szCs w:val="18"/>
+              </w:rPr>
+            </w:pPr>
+          </w:p>
+          <w:p>
+            <w:pPr>
+              <w:rPr>
+                <w:rFonts w:ascii="Calibri" w:eastAsia="Calibri" w:hAnsi="Calibri" w:cs="Calibri"/>
+                <w:b/>
+                <w:bCs/>
+                <w:color w:val="01696F"/>
+                <w:sz w:val="18"/>
+                <w:szCs w:val="18"/>
+              </w:rPr>
+            </w:pPr>
+          </w:p>
+          <w:p>
+            <w:pPr>
+              <w:rPr>
+                <w:rFonts w:ascii="Calibri" w:eastAsia="Calibri" w:hAnsi="Calibri" w:cs="Calibri"/>
+                <w:b/>
+                <w:bCs/>
+                <w:color w:val="01696F"/>
+                <w:sz w:val="18"/>
+                <w:szCs w:val="18"/>
+              </w:rPr>
+            </w:pPr>
+          </w:p>
+          <w:p>
+            <w:pPr>
+              <w:rPr>
+                <w:rFonts w:ascii="Calibri" w:eastAsia="Calibri" w:hAnsi="Calibri" w:cs="Calibri"/>
+                <w:b/>
+                <w:bCs/>
+                <w:color w:val="01696F"/>
+                <w:sz w:val="18"/>
+                <w:szCs w:val="18"/>
+              </w:rPr>
+            </w:pPr>
+          </w:p>
+          <w:p>
+            <w:r>
+              <w:rPr>
+                <w:rFonts w:ascii="Calibri" w:eastAsia="Calibri" w:hAnsi="Calibri" w:cs="Calibri"/>
+                <w:b/>
+                <w:bCs/>
+                <w:color w:val="01696F"/>
+                <w:sz w:val="18"/>
+                <w:szCs w:val="18"/>
+              </w:rPr>
+              <w:lastRenderedPageBreak/>
+              <w:t>JIRA</w:t>
+            </w:r>
+          </w:p>
+        </w:tc>
+        <w:tc>
+          <w:tcPr>
+            <w:tcW w:w="3600" w:type="pct"/>
+            <w:tcBorders>
+              <w:top w:val="none" w:sz="0" w:space="0" w:color="FFFFFF"/>
+              <w:left w:val="none" w:sz="0" w:space="0" w:color="FFFFFF"/>
+              <w:bottom w:val="none" w:sz="0" w:space="0" w:color="FFFFFF"/>
+              <w:right w:val="none" w:sz="0" w:space="0" w:color="FFFFFF"/>
+            </w:tcBorders>
+          </w:tcPr>
+          <w:p>
+            <w:pPr>
+              <w:rPr>
+                <w:rFonts w:ascii="Calibri" w:eastAsia="Calibri" w:hAnsi="Calibri" w:cs="Calibri"/>
+                <w:color w:val="28251D"/>
+                <w:sz w:val="18"/>
+                <w:szCs w:val="18"/>
+              </w:rPr>
+            </w:pPr>
+            <w:r>
+              <w:rPr>
+                <w:rFonts w:ascii="Calibri" w:eastAsia="Calibri" w:hAnsi="Calibri" w:cs="Calibri"/>
+                <w:color w:val="28251D"/>
+                <w:sz w:val="18"/>
+                <w:szCs w:val="18"/>
+              </w:rPr>
+              <w:lastRenderedPageBreak/>
+              <w:t>Concetti fondamentali dell'</w:t>
+            </w:r>
+            <w:r>
+              <w:rPr>
+                <w:rFonts w:ascii="Calibri" w:eastAsia="Calibri" w:hAnsi="Calibri" w:cs="Calibri"/>
+                <w:b/>
+                <w:bCs/>
+                <w:color w:val="28251D"/>
+                <w:sz w:val="18"/>
+                <w:szCs w:val="18"/>
+              </w:rPr>
+              <w:t>intelligenza artificiale</w:t>
+            </w:r>
+            <w:r>
+              <w:rPr>
+                <w:rFonts w:ascii="Calibri" w:eastAsia="Calibri" w:hAnsi="Calibri" w:cs="Calibri"/>
+                <w:color w:val="28251D"/>
+                <w:sz w:val="18"/>
+                <w:szCs w:val="18"/>
+              </w:rPr>
+              <w:t xml:space="preserve">, </w:t>
+            </w:r>
+            <w:r>
+              <w:rPr>
+                <w:rFonts w:ascii="Calibri" w:eastAsia="Calibri" w:hAnsi="Calibri" w:cs="Calibri"/>
+                <w:color w:val="28251D"/>
+                <w:sz w:val="18"/>
+                <w:szCs w:val="18"/>
+              </w:rPr>
+              <w:t>Nozioni fondamentali sull'intelligenza artificiale generativa</w:t>
+            </w:r>
+            <w:r>
+              <w:rPr>
+                <w:rFonts w:ascii="Calibri" w:eastAsia="Calibri" w:hAnsi="Calibri" w:cs="Calibri"/>
+                <w:color w:val="28251D"/>
+                <w:sz w:val="18"/>
+                <w:szCs w:val="18"/>
+              </w:rPr>
+              <w:t xml:space="preserve">, </w:t>
+            </w:r>
+            <w:r>
+              <w:rPr>
+                <w:rFonts w:ascii="Calibri" w:eastAsia="Calibri" w:hAnsi="Calibri" w:cs="Calibri"/>
+                <w:color w:val="28251D"/>
+                <w:sz w:val="18"/>
+                <w:szCs w:val="18"/>
+              </w:rPr>
+              <w:t>Nozioni fondamentali sui servizi di intelligenza artificiale di Azure</w:t>
+            </w:r>
+            <w:r>
+              <w:rPr>
+                <w:rFonts w:ascii="Calibri" w:eastAsia="Calibri" w:hAnsi="Calibri" w:cs="Calibri"/>
+                <w:color w:val="28251D"/>
+                <w:sz w:val="18"/>
+                <w:szCs w:val="18"/>
+              </w:rPr>
+              <w:t xml:space="preserve">, </w:t>
+            </w:r>
+            <w:r>
+              <w:rPr>
+                <w:rFonts w:ascii="Calibri" w:eastAsia="Calibri" w:hAnsi="Calibri" w:cs="Calibri"/>
+                <w:color w:val="28251D"/>
+                <w:sz w:val="18"/>
+                <w:szCs w:val="18"/>
+              </w:rPr>
+              <w:t xml:space="preserve">Creare soluzioni in linguaggio naturale con il Servizio </w:t>
+            </w:r>
+            <w:r>
+              <w:rPr>
+                <w:rFonts w:ascii="Calibri" w:eastAsia="Calibri" w:hAnsi="Calibri" w:cs="Calibri"/>
+                <w:b/>
+                <w:bCs/>
+                <w:color w:val="28251D"/>
+                <w:sz w:val="18"/>
+                <w:szCs w:val="18"/>
+              </w:rPr>
+              <w:t>OpenAI di Azure</w:t>
+            </w:r>
+            <w:r>
+              <w:rPr>
+                <w:rFonts w:ascii="Calibri" w:eastAsia="Calibri" w:hAnsi="Calibri" w:cs="Calibri"/>
+                <w:color w:val="28251D"/>
+                <w:sz w:val="18"/>
+                <w:szCs w:val="18"/>
+              </w:rPr>
+              <w:t xml:space="preserve">, </w:t>
+            </w:r>
+            <w:r>
+              <w:rPr>
+                <w:rFonts w:ascii="Calibri" w:eastAsia="Calibri" w:hAnsi="Calibri" w:cs="Calibri"/>
+                <w:color w:val="28251D"/>
+                <w:sz w:val="18"/>
+                <w:szCs w:val="18"/>
+              </w:rPr>
+              <w:t>Configurazione di un modello semantico</w:t>
+            </w:r>
+            <w:r>
+              <w:rPr>
+                <w:rFonts w:ascii="Calibri" w:eastAsia="Calibri" w:hAnsi="Calibri" w:cs="Calibri"/>
+                <w:color w:val="28251D"/>
+                <w:sz w:val="18"/>
+                <w:szCs w:val="18"/>
+              </w:rPr>
+              <w:t xml:space="preserve">, </w:t>
+            </w:r>
+            <w:r>
+              <w:rPr>
+                <w:rFonts w:ascii="Calibri" w:eastAsia="Calibri" w:hAnsi="Calibri" w:cs="Calibri"/>
+                <w:color w:val="28251D"/>
+                <w:sz w:val="18"/>
+                <w:szCs w:val="18"/>
+              </w:rPr>
+              <w:t xml:space="preserve">Gestire gli </w:t>
+            </w:r>
+            <w:r>
+              <w:rPr>
+                <w:rFonts w:ascii="Calibri" w:eastAsia="Calibri" w:hAnsi="Calibri" w:cs="Calibri"/>
+                <w:b/>
+                <w:bCs/>
+                <w:color w:val="28251D"/>
+                <w:sz w:val="18"/>
+                <w:szCs w:val="18"/>
+              </w:rPr>
+              <w:t xml:space="preserve">agenti in Microsoft </w:t>
+            </w:r>
+            <w:proofErr w:type="spellStart"/>
+            <w:r>
+              <w:rPr>
+                <w:rFonts w:ascii="Calibri" w:eastAsia="Calibri" w:hAnsi="Calibri" w:cs="Calibri"/>
+                <w:b/>
+                <w:bCs/>
+                <w:color w:val="28251D"/>
+                <w:sz w:val="18"/>
+                <w:szCs w:val="18"/>
+              </w:rPr>
+              <w:t>Copilot</w:t>
+            </w:r>
+            <w:proofErr w:type="spellEnd"/>
+            <w:r>
+              <w:rPr>
+                <w:rFonts w:ascii="Calibri" w:eastAsia="Calibri" w:hAnsi="Calibri" w:cs="Calibri"/>
+                <w:b/>
+                <w:bCs/>
+                <w:color w:val="28251D"/>
+                <w:sz w:val="18"/>
+                <w:szCs w:val="18"/>
+              </w:rPr>
+              <w:t xml:space="preserve"> Studio</w:t>
+            </w:r>
+            <w:r>
+              <w:rPr>
+                <w:rFonts w:ascii="Calibri" w:eastAsia="Calibri" w:hAnsi="Calibri" w:cs="Calibri"/>
+                <w:color w:val="28251D"/>
+                <w:sz w:val="18"/>
+                <w:szCs w:val="18"/>
+              </w:rPr>
+              <w:t xml:space="preserve">, </w:t>
+            </w:r>
+            <w:r>
+              <w:rPr>
+                <w:rFonts w:ascii="Calibri" w:eastAsia="Calibri" w:hAnsi="Calibri" w:cs="Calibri"/>
+                <w:color w:val="28251D"/>
+                <w:sz w:val="18"/>
+                <w:szCs w:val="18"/>
+              </w:rPr>
+              <w:t xml:space="preserve">Implementare una soluzione di intelligenza artificiale generativa responsabile in </w:t>
+            </w:r>
+            <w:r>
+              <w:rPr>
+                <w:rFonts w:ascii="Calibri" w:eastAsia="Calibri" w:hAnsi="Calibri" w:cs="Calibri"/>
+                <w:b/>
+                <w:bCs/>
+                <w:color w:val="28251D"/>
+                <w:sz w:val="18"/>
+                <w:szCs w:val="18"/>
+              </w:rPr>
+              <w:t xml:space="preserve">Microsoft </w:t>
+            </w:r>
+            <w:proofErr w:type="spellStart"/>
+            <w:r>
+              <w:rPr>
+                <w:rFonts w:ascii="Calibri" w:eastAsia="Calibri" w:hAnsi="Calibri" w:cs="Calibri"/>
+                <w:b/>
+                <w:bCs/>
+                <w:color w:val="28251D"/>
+                <w:sz w:val="18"/>
+                <w:szCs w:val="18"/>
+              </w:rPr>
+              <w:t>Foundry</w:t>
+            </w:r>
+            <w:proofErr w:type="spellEnd"/>
+            <w:r>
+              <w:rPr>
+                <w:rFonts w:ascii="Calibri" w:eastAsia="Calibri" w:hAnsi="Calibri" w:cs="Calibri"/>
+                <w:color w:val="28251D"/>
+                <w:sz w:val="18"/>
+                <w:szCs w:val="18"/>
+              </w:rPr>
+              <w:t>,</w:t>
+            </w:r>
+            <w:r>
+              <w:rPr>
+                <w:rFonts w:ascii="Calibri" w:eastAsia="Calibri" w:hAnsi="Calibri" w:cs="Calibri"/>
+                <w:color w:val="28251D"/>
+                <w:sz w:val="18"/>
+                <w:szCs w:val="18"/>
+              </w:rPr>
+              <w:t xml:space="preserve"> </w:t>
+            </w:r>
+            <w:r>
+              <w:rPr>
+                <w:rFonts w:ascii="Calibri" w:eastAsia="Calibri" w:hAnsi="Calibri" w:cs="Calibri"/>
+                <w:color w:val="28251D"/>
+                <w:sz w:val="18"/>
+                <w:szCs w:val="18"/>
+              </w:rPr>
+              <w:t xml:space="preserve">Estrarre i dati dai moduli con Azure </w:t>
+            </w:r>
+            <w:proofErr w:type="spellStart"/>
+            <w:r>
+              <w:rPr>
+                <w:rFonts w:ascii="Calibri" w:eastAsia="Calibri" w:hAnsi="Calibri" w:cs="Calibri"/>
+                <w:color w:val="28251D"/>
+                <w:sz w:val="18"/>
+                <w:szCs w:val="18"/>
+              </w:rPr>
+              <w:t>Document</w:t>
+            </w:r>
+            <w:proofErr w:type="spellEnd"/>
+            <w:r>
+              <w:rPr>
+                <w:rFonts w:ascii="Calibri" w:eastAsia="Calibri" w:hAnsi="Calibri" w:cs="Calibri"/>
+                <w:color w:val="28251D"/>
+                <w:sz w:val="18"/>
+                <w:szCs w:val="18"/>
+              </w:rPr>
+              <w:t xml:space="preserve"> intelligence</w:t>
+            </w:r>
+          </w:p>
+          <w:p>
+            <w:pPr>
+              <w:rPr>
+                <w:rFonts w:ascii="Calibri" w:eastAsia="Calibri" w:hAnsi="Calibri" w:cs="Calibri"/>
+                <w:color w:val="28251D"/>
+                <w:sz w:val="18"/>
+                <w:szCs w:val="18"/>
+              </w:rPr>
+            </w:pPr>
+          </w:p>
+          <w:p>
+            <w:pPr>
+              <w:rPr>
+                <w:rFonts w:ascii="Calibri" w:eastAsia="Calibri" w:hAnsi="Calibri" w:cs="Calibri"/>
+                <w:color w:val="28251D"/>
+                <w:sz w:val="18"/>
+                <w:szCs w:val="18"/>
+              </w:rPr>
+            </w:pPr>
+            <w:r>
+              <w:rPr>
+                <w:rFonts w:ascii="Calibri" w:eastAsia="Calibri" w:hAnsi="Calibri" w:cs="Calibri"/>
+                <w:color w:val="28251D"/>
+                <w:sz w:val="18"/>
+                <w:szCs w:val="18"/>
+              </w:rPr>
+              <w:t xml:space="preserve">Scegliere un approccio </w:t>
+            </w:r>
+            <w:r>
+              <w:rPr>
+                <w:rFonts w:ascii="Calibri" w:eastAsia="Calibri" w:hAnsi="Calibri" w:cs="Calibri"/>
+                <w:b/>
+                <w:bCs/>
+                <w:color w:val="28251D"/>
+                <w:sz w:val="18"/>
+                <w:szCs w:val="18"/>
+              </w:rPr>
+              <w:t>Agile</w:t>
+            </w:r>
+            <w:r>
+              <w:rPr>
+                <w:rFonts w:ascii="Calibri" w:eastAsia="Calibri" w:hAnsi="Calibri" w:cs="Calibri"/>
+                <w:color w:val="28251D"/>
+                <w:sz w:val="18"/>
+                <w:szCs w:val="18"/>
+              </w:rPr>
+              <w:t xml:space="preserve"> allo sviluppo software</w:t>
+            </w:r>
+            <w:r>
+              <w:rPr>
+                <w:rFonts w:ascii="Calibri" w:eastAsia="Calibri" w:hAnsi="Calibri" w:cs="Calibri"/>
+                <w:color w:val="28251D"/>
+                <w:sz w:val="18"/>
+                <w:szCs w:val="18"/>
+              </w:rPr>
+              <w:t xml:space="preserve">, </w:t>
+            </w:r>
+            <w:r>
+              <w:rPr>
+                <w:rFonts w:ascii="Calibri" w:eastAsia="Calibri" w:hAnsi="Calibri" w:cs="Calibri"/>
+                <w:color w:val="28251D"/>
+                <w:sz w:val="18"/>
+                <w:szCs w:val="18"/>
+              </w:rPr>
+              <w:t>Valutare il processo di sviluppo software esistente</w:t>
+            </w:r>
+          </w:p>
+          <w:p>
+            <w:pPr>
+              <w:rPr>
+                <w:rFonts w:ascii="Calibri" w:eastAsia="Calibri" w:hAnsi="Calibri" w:cs="Calibri"/>
+                <w:color w:val="28251D"/>
+                <w:sz w:val="18"/>
+                <w:szCs w:val="18"/>
+              </w:rPr>
+            </w:pPr>
+          </w:p>
+          <w:p>
+            <w:pPr>
+              <w:rPr>
+                <w:rFonts w:ascii="Calibri" w:eastAsia="Calibri" w:hAnsi="Calibri" w:cs="Calibri"/>
+                <w:color w:val="28251D"/>
+                <w:sz w:val="18"/>
+                <w:szCs w:val="18"/>
+              </w:rPr>
+            </w:pPr>
+            <w:r>
+              <w:rPr>
+                <w:rFonts w:ascii="Calibri" w:eastAsia="Calibri" w:hAnsi="Calibri" w:cs="Calibri"/>
+                <w:color w:val="28251D"/>
+                <w:sz w:val="18"/>
+                <w:szCs w:val="18"/>
+              </w:rPr>
+              <w:t xml:space="preserve">Informazioni sulle potenzialità di </w:t>
+            </w:r>
+            <w:r>
+              <w:rPr>
+                <w:rFonts w:ascii="Calibri" w:eastAsia="Calibri" w:hAnsi="Calibri" w:cs="Calibri"/>
+                <w:b/>
+                <w:bCs/>
+                <w:color w:val="28251D"/>
+                <w:sz w:val="18"/>
+                <w:szCs w:val="18"/>
+              </w:rPr>
+              <w:t>Power BI</w:t>
+            </w:r>
+            <w:r>
+              <w:rPr>
+                <w:rFonts w:ascii="Calibri" w:eastAsia="Calibri" w:hAnsi="Calibri" w:cs="Calibri"/>
+                <w:color w:val="28251D"/>
+                <w:sz w:val="18"/>
+                <w:szCs w:val="18"/>
+              </w:rPr>
+              <w:t>, Descrizione delle funzionalità di Microsoft Power BI, Descrivere i modelli di Power BI Desktop, Dati del modello in Power BI, Recupero di dati con Power BI Desktop</w:t>
+            </w:r>
+          </w:p>
+          <w:p>
+            <w:pPr>
+              <w:rPr>
+                <w:rFonts w:ascii="Calibri" w:eastAsia="Calibri" w:hAnsi="Calibri" w:cs="Calibri"/>
+                <w:color w:val="28251D"/>
+                <w:sz w:val="18"/>
+                <w:szCs w:val="18"/>
+              </w:rPr>
+            </w:pPr>
+          </w:p>
+          <w:p>
+            <w:pPr>
+              <w:rPr>
+                <w:rFonts w:ascii="Calibri" w:eastAsia="Calibri" w:hAnsi="Calibri" w:cs="Calibri"/>
+                <w:color w:val="28251D"/>
+                <w:sz w:val="18"/>
+                <w:szCs w:val="18"/>
+              </w:rPr>
+            </w:pPr>
+            <w:r>
+              <w:rPr>
+                <w:rFonts w:ascii="Calibri" w:eastAsia="Calibri" w:hAnsi="Calibri" w:cs="Calibri"/>
+                <w:color w:val="28251D"/>
+                <w:sz w:val="18"/>
+                <w:szCs w:val="18"/>
+              </w:rPr>
+              <w:t xml:space="preserve">Introduzione a </w:t>
+            </w:r>
+            <w:r>
+              <w:rPr>
+                <w:rFonts w:ascii="Calibri" w:eastAsia="Calibri" w:hAnsi="Calibri" w:cs="Calibri"/>
+                <w:b/>
+                <w:bCs/>
+                <w:color w:val="28251D"/>
+                <w:sz w:val="18"/>
+                <w:szCs w:val="18"/>
+              </w:rPr>
+              <w:t>GitHub</w:t>
+            </w:r>
+            <w:r>
+              <w:rPr>
+                <w:rFonts w:ascii="Calibri" w:eastAsia="Calibri" w:hAnsi="Calibri" w:cs="Calibri"/>
+                <w:color w:val="28251D"/>
+                <w:sz w:val="18"/>
+                <w:szCs w:val="18"/>
+              </w:rPr>
+              <w:t xml:space="preserve">, </w:t>
+            </w:r>
+            <w:r>
+              <w:rPr>
+                <w:rFonts w:ascii="Calibri" w:eastAsia="Calibri" w:hAnsi="Calibri" w:cs="Calibri"/>
+                <w:color w:val="28251D"/>
+                <w:sz w:val="18"/>
+                <w:szCs w:val="18"/>
+              </w:rPr>
+              <w:t>Introduzione ai prodotti GitHub</w:t>
+            </w:r>
+            <w:r>
+              <w:rPr>
+                <w:rFonts w:ascii="Calibri" w:eastAsia="Calibri" w:hAnsi="Calibri" w:cs="Calibri"/>
+                <w:color w:val="28251D"/>
+                <w:sz w:val="18"/>
+                <w:szCs w:val="18"/>
+              </w:rPr>
+              <w:t xml:space="preserve">, </w:t>
+            </w:r>
+            <w:r>
+              <w:rPr>
+                <w:rFonts w:ascii="Calibri" w:eastAsia="Calibri" w:hAnsi="Calibri" w:cs="Calibri"/>
+                <w:color w:val="28251D"/>
+                <w:sz w:val="18"/>
+                <w:szCs w:val="18"/>
+              </w:rPr>
+              <w:t>Introduzione all'amministrazione GitHub</w:t>
+            </w:r>
+            <w:r>
+              <w:rPr>
+                <w:rFonts w:ascii="Calibri" w:eastAsia="Calibri" w:hAnsi="Calibri" w:cs="Calibri"/>
+                <w:color w:val="28251D"/>
+                <w:sz w:val="18"/>
+                <w:szCs w:val="18"/>
+              </w:rPr>
+              <w:t xml:space="preserve">, </w:t>
+            </w:r>
+            <w:r>
+              <w:rPr>
+                <w:rFonts w:ascii="Calibri" w:eastAsia="Calibri" w:hAnsi="Calibri" w:cs="Calibri"/>
+                <w:color w:val="28251D"/>
+                <w:sz w:val="18"/>
+                <w:szCs w:val="18"/>
+              </w:rPr>
+              <w:t>Gestire un repository sicuro con le procedure consigliate per GitHub</w:t>
+            </w:r>
+          </w:p>
+          <w:p>
+            <w:pPr>
+              <w:rPr>
+                <w:rFonts w:eastAsia="Calibri"/>
+              </w:rPr>
+            </w:pPr>
+          </w:p>
+          <w:p>
+            <w:pPr>
+              <w:rPr>
+                <w:rFonts w:ascii="Calibri" w:eastAsia="Calibri" w:hAnsi="Calibri" w:cs="Calibri"/>
+                <w:color w:val="28251D"/>
+                <w:sz w:val="18"/>
+                <w:szCs w:val="18"/>
+              </w:rPr>
+            </w:pPr>
+            <w:r>
+              <w:rPr>
+                <w:rFonts w:ascii="Calibri" w:eastAsia="Calibri" w:hAnsi="Calibri" w:cs="Calibri"/>
+                <w:color w:val="28251D"/>
+                <w:sz w:val="18"/>
+                <w:szCs w:val="18"/>
+              </w:rPr>
+              <w:t xml:space="preserve">Introduzione alle app canvas di </w:t>
+            </w:r>
+            <w:r>
+              <w:rPr>
+                <w:rFonts w:ascii="Calibri" w:eastAsia="Calibri" w:hAnsi="Calibri" w:cs="Calibri"/>
+                <w:b/>
+                <w:bCs/>
+                <w:color w:val="28251D"/>
+                <w:sz w:val="18"/>
+                <w:szCs w:val="18"/>
+              </w:rPr>
+              <w:t>Power Apps</w:t>
+            </w:r>
+            <w:r>
+              <w:rPr>
+                <w:rFonts w:ascii="Calibri" w:eastAsia="Calibri" w:hAnsi="Calibri" w:cs="Calibri"/>
+                <w:color w:val="28251D"/>
+                <w:sz w:val="18"/>
+                <w:szCs w:val="18"/>
+              </w:rPr>
+              <w:t xml:space="preserve">, </w:t>
+            </w:r>
+            <w:r>
+              <w:rPr>
+                <w:rFonts w:ascii="Calibri" w:eastAsia="Calibri" w:hAnsi="Calibri" w:cs="Calibri"/>
+                <w:color w:val="28251D"/>
+                <w:sz w:val="18"/>
+                <w:szCs w:val="18"/>
+              </w:rPr>
+              <w:t xml:space="preserve">Personalizzazione di </w:t>
+            </w:r>
+            <w:proofErr w:type="spellStart"/>
+            <w:r>
+              <w:rPr>
+                <w:rFonts w:ascii="Calibri" w:eastAsia="Calibri" w:hAnsi="Calibri" w:cs="Calibri"/>
+                <w:color w:val="28251D"/>
+                <w:sz w:val="18"/>
+                <w:szCs w:val="18"/>
+              </w:rPr>
+              <w:t>un'app</w:t>
+            </w:r>
+            <w:proofErr w:type="spellEnd"/>
+            <w:r>
+              <w:rPr>
+                <w:rFonts w:ascii="Calibri" w:eastAsia="Calibri" w:hAnsi="Calibri" w:cs="Calibri"/>
+                <w:color w:val="28251D"/>
+                <w:sz w:val="18"/>
+                <w:szCs w:val="18"/>
+              </w:rPr>
+              <w:t xml:space="preserve"> canvas in Power Apps</w:t>
+            </w:r>
+          </w:p>
+          <w:p>
+            <w:pPr>
+              <w:rPr>
+                <w:rFonts w:ascii="Calibri" w:eastAsia="Calibri" w:hAnsi="Calibri" w:cs="Calibri"/>
+                <w:b/>
+                <w:bCs/>
+                <w:color w:val="28251D"/>
+                <w:sz w:val="18"/>
+                <w:szCs w:val="18"/>
+              </w:rPr>
+            </w:pPr>
+            <w:r>
+              <w:rPr>
+                <w:rFonts w:ascii="Calibri" w:eastAsia="Calibri" w:hAnsi="Calibri" w:cs="Calibri"/>
+                <w:color w:val="28251D"/>
+                <w:sz w:val="18"/>
+                <w:szCs w:val="18"/>
+              </w:rPr>
+              <w:t>Identificazione</w:t>
+            </w:r>
+            <w:r>
+              <w:rPr>
+                <w:rFonts w:ascii="Calibri" w:eastAsia="Calibri" w:hAnsi="Calibri" w:cs="Calibri"/>
+                <w:b/>
+                <w:bCs/>
+                <w:color w:val="28251D"/>
+                <w:sz w:val="18"/>
+                <w:szCs w:val="18"/>
+              </w:rPr>
+              <w:t xml:space="preserve"> </w:t>
+            </w:r>
+            <w:r>
+              <w:rPr>
+                <w:rFonts w:ascii="Calibri" w:eastAsia="Calibri" w:hAnsi="Calibri" w:cs="Calibri"/>
+                <w:color w:val="28251D"/>
+                <w:sz w:val="18"/>
+                <w:szCs w:val="18"/>
+              </w:rPr>
+              <w:t xml:space="preserve">dei componenti di Microsoft </w:t>
+            </w:r>
+            <w:r>
+              <w:rPr>
+                <w:rFonts w:ascii="Calibri" w:eastAsia="Calibri" w:hAnsi="Calibri" w:cs="Calibri"/>
+                <w:b/>
+                <w:bCs/>
+                <w:color w:val="28251D"/>
+                <w:sz w:val="18"/>
+                <w:szCs w:val="18"/>
+              </w:rPr>
+              <w:t>Power Automate</w:t>
+            </w:r>
+          </w:p>
+          <w:p>
+            <w:pPr>
+              <w:rPr>
+                <w:rFonts w:ascii="Calibri" w:eastAsia="Calibri" w:hAnsi="Calibri" w:cs="Calibri"/>
+                <w:color w:val="28251D"/>
+                <w:sz w:val="18"/>
+                <w:szCs w:val="18"/>
+              </w:rPr>
+            </w:pPr>
+          </w:p>
+          <w:p>
+            <w:pPr>
+              <w:rPr>
+                <w:rFonts w:ascii="Calibri" w:eastAsia="Calibri" w:hAnsi="Calibri" w:cs="Calibri"/>
+                <w:color w:val="28251D"/>
+                <w:sz w:val="18"/>
+                <w:szCs w:val="18"/>
+              </w:rPr>
+            </w:pPr>
+          </w:p>
+          <w:p>
+            <w:pPr>
+              <w:rPr>
+                <w:rFonts w:ascii="Calibri" w:eastAsia="Calibri" w:hAnsi="Calibri" w:cs="Calibri"/>
+                <w:color w:val="28251D"/>
+                <w:sz w:val="18"/>
+                <w:szCs w:val="18"/>
+                <w:lang w:val="en-US"/>
+              </w:rPr>
+            </w:pPr>
+            <w:r>
+              <w:rPr>
+                <w:rFonts w:ascii="Calibri" w:eastAsia="Calibri" w:hAnsi="Calibri" w:cs="Calibri"/>
+                <w:color w:val="28251D"/>
+                <w:sz w:val="18"/>
+                <w:szCs w:val="18"/>
+                <w:lang w:val="en-US"/>
+              </w:rPr>
+              <w:lastRenderedPageBreak/>
+              <w:t>Jira Work Management Fundamentals Badge</w:t>
+            </w:r>
+          </w:p>
+        </w:tc>
+      </w:tr>
+    </w:tbl>
+    <w:p>
+      <w:pPr>
+        <w:pBdr>
+          <w:bottom w:val="single" w:sz="8" w:space="0" w:color="01696F"/>
+        </w:pBdr>
+        <w:spacing w:before="240" w:after="80"/>
+      </w:pPr>
+      <w:r>
+        <w:rPr>
+          <w:rFonts w:ascii="Calibri" w:eastAsia="Calibri" w:hAnsi="Calibri" w:cs="Calibri"/>
+          <w:b/>
+          <w:bCs/>
+          <w:color w:val="01696F"/>
+          <w:sz w:val="22"/>
+          <w:szCs w:val="22"/>
+        </w:rPr>
+        <w:lastRenderedPageBreak/>
         <w:t>LINGUE</w:t>
       </w:r>
     </w:p>
@@ -2766,30 +4618,9 @@
                 <w:sz w:val="18"/>
                 <w:szCs w:val="18"/>
               </w:rPr>
-              <w:t xml:space="preserve">Project </w:t>
-            </w:r>
-            <w:proofErr w:type="gramStart"/>
-            <w:r>
-              <w:rPr>
-                <w:rFonts w:ascii="Calibri" w:eastAsia="Calibri" w:hAnsi="Calibri" w:cs="Calibri"/>
-                <w:color w:val="28251D"/>
-                <w:sz w:val="18"/>
-                <w:szCs w:val="18"/>
-              </w:rPr>
-              <w:t>Management  ·</w:t>
-            </w:r>
-            <w:proofErr w:type="gramEnd"/>
-            <w:r>
-              <w:rPr>
-                <w:rFonts w:ascii="Calibri" w:eastAsia="Calibri" w:hAnsi="Calibri" w:cs="Calibri"/>
-                <w:color w:val="28251D"/>
-                <w:sz w:val="18"/>
-                <w:szCs w:val="18"/>
-              </w:rPr>
-              <w:t xml:space="preserve">  </w:t>
+              <w:t xml:space="preserve">Project Management · </w:t>
             </w:r>
             <w:proofErr w:type="spellStart"/>
-            <w:proofErr w:type="gramStart"/>
             <w:r>
               <w:rPr>
                 <w:rFonts w:ascii="Calibri" w:eastAsia="Calibri" w:hAnsi="Calibri" w:cs="Calibri"/>
@@ -2807,37 +4638,7 @@
                 <w:sz w:val="18"/>
                 <w:szCs w:val="18"/>
               </w:rPr>
-              <w:t xml:space="preserve">  ·</w:t>
-            </w:r>
-            <w:proofErr w:type="gramEnd"/>
-            <w:r>
-              <w:rPr>
-                <w:rFonts w:ascii="Calibri" w:eastAsia="Calibri" w:hAnsi="Calibri" w:cs="Calibri"/>
-                <w:color w:val="28251D"/>
-                <w:sz w:val="18"/>
-                <w:szCs w:val="18"/>
-              </w:rPr>
-              <w:t xml:space="preserve">  Formazione e </w:t>
-            </w:r>
-            <w:proofErr w:type="gramStart"/>
-            <w:r>
-              <w:rPr>
-                <w:rFonts w:ascii="Calibri" w:eastAsia="Calibri" w:hAnsi="Calibri" w:cs="Calibri"/>
-                <w:color w:val="28251D"/>
-                <w:sz w:val="18"/>
-                <w:szCs w:val="18"/>
-              </w:rPr>
-              <w:t>tutoraggio  ·</w:t>
-            </w:r>
-            <w:proofErr w:type="gramEnd"/>
-            <w:r>
-              <w:rPr>
-                <w:rFonts w:ascii="Calibri" w:eastAsia="Calibri" w:hAnsi="Calibri" w:cs="Calibri"/>
-                <w:color w:val="28251D"/>
-                <w:sz w:val="18"/>
-                <w:szCs w:val="18"/>
-              </w:rPr>
-              <w:t xml:space="preserve">  Patente B</w:t>
+              <w:t xml:space="preserve"> · Formazione e tutoraggio · Patente B</w:t>
             </w:r>
           </w:p>
         </w:tc>
@@ -2859,6 +4660,340 @@
           <w:sz w:val="22"/>
           <w:szCs w:val="22"/>
         </w:rPr>
+        <w:t>GITHUB</w:t>
+      </w:r>
+    </w:p>
+    <w:tbl>
+      <w:tblPr>
+        <w:tblW w:w="5000" w:type="pct"/>
+        <w:tblBorders>
+          <w:top w:val="none" w:sz="0" w:space="0" w:color="FFFFFF"/>
+          <w:left w:val="none" w:sz="0" w:space="0" w:color="FFFFFF"/>
+          <w:bottom w:val="none" w:sz="0" w:space="0" w:color="FFFFFF"/>
+          <w:right w:val="none" w:sz="0" w:space="0" w:color="FFFFFF"/>
+          <w:insideH w:val="single" w:sz="4" w:space="0" w:color="auto"/>
+          <w:insideV w:val="single" w:sz="4" w:space="0" w:color="auto"/>
+        </w:tblBorders>
+        <w:tblCellMar>
+          <w:left w:w="10" w:type="dxa"/>
+          <w:right w:w="10" w:type="dxa"/>
+        </w:tblCellMar>
+        <w:tblLook w:val="04A0" w:firstRow="1" w:lastRow="0" w:firstColumn="1" w:lastColumn="0" w:noHBand="0" w:noVBand="1"/>
+      </w:tblPr>
+      <w:tblGrid>
+        <w:gridCol w:w="2830"/>
+        <w:gridCol w:w="7276"/>
+      </w:tblGrid>
+      <w:tr>
+        <w:tc>
+          <w:tcPr>
+            <w:tcW w:w="1400" w:type="pct"/>
+            <w:tcBorders>
+              <w:top w:val="none" w:sz="0" w:space="0" w:color="FFFFFF"/>
+              <w:left w:val="none" w:sz="0" w:space="0" w:color="FFFFFF"/>
+              <w:bottom w:val="none" w:sz="0" w:space="0" w:color="FFFFFF"/>
+              <w:right w:val="none" w:sz="0" w:space="0" w:color="FFFFFF"/>
+            </w:tcBorders>
+          </w:tcPr>
+          <w:p>
+            <w:pPr>
+              <w:rPr>
+                <w:rFonts w:ascii="Calibri" w:eastAsia="Calibri" w:hAnsi="Calibri" w:cs="Calibri"/>
+                <w:b/>
+                <w:bCs/>
+                <w:color w:val="156082" w:themeColor="accent1"/>
+                <w:sz w:val="18"/>
+                <w:szCs w:val="18"/>
+              </w:rPr>
+            </w:pPr>
+            <w:hyperlink r:id="rId7" w:history="1">
+              <w:proofErr w:type="spellStart"/>
+              <w:r>
+                <w:rPr>
+                  <w:rStyle w:val="Collegamentoipertestuale"/>
+                  <w:rFonts w:ascii="Calibri" w:eastAsia="Calibri" w:hAnsi="Calibri" w:cs="Calibri"/>
+                  <w:b/>
+                  <w:bCs/>
+                  <w:color w:val="156082" w:themeColor="accent1"/>
+                  <w:sz w:val="18"/>
+                  <w:szCs w:val="18"/>
+                </w:rPr>
+                <w:t>AsteroidChecker</w:t>
+              </w:r>
+              <w:proofErr w:type="spellEnd"/>
+            </w:hyperlink>
+          </w:p>
+          <w:p>
+            <w:pPr>
+              <w:rPr>
+                <w:color w:val="156082" w:themeColor="accent1"/>
+              </w:rPr>
+            </w:pPr>
+          </w:p>
+          <w:p>
+            <w:pPr>
+              <w:rPr>
+                <w:color w:val="156082" w:themeColor="accent1"/>
+              </w:rPr>
+            </w:pPr>
+          </w:p>
+          <w:p>
+            <w:pPr>
+              <w:rPr>
+                <w:rStyle w:val="Collegamentoipertestuale"/>
+                <w:rFonts w:ascii="Calibri" w:eastAsia="Calibri" w:hAnsi="Calibri" w:cs="Calibri"/>
+                <w:b/>
+                <w:bCs/>
+                <w:color w:val="156082" w:themeColor="accent1"/>
+                <w:sz w:val="18"/>
+                <w:szCs w:val="18"/>
+              </w:rPr>
+            </w:pPr>
+            <w:hyperlink r:id="rId8" w:history="1">
+              <w:proofErr w:type="spellStart"/>
+              <w:r>
+                <w:rPr>
+                  <w:rStyle w:val="Collegamentoipertestuale"/>
+                  <w:rFonts w:ascii="Calibri" w:eastAsia="Calibri" w:hAnsi="Calibri" w:cs="Calibri"/>
+                  <w:b/>
+                  <w:bCs/>
+                  <w:color w:val="156082" w:themeColor="accent1"/>
+                  <w:sz w:val="18"/>
+                  <w:szCs w:val="18"/>
+                </w:rPr>
+                <w:t>CVAigentPlus</w:t>
+              </w:r>
+              <w:proofErr w:type="spellEnd"/>
+            </w:hyperlink>
+          </w:p>
+          <w:p>
+            <w:pPr>
+              <w:rPr>
+                <w:rStyle w:val="Collegamentoipertestuale"/>
+                <w:rFonts w:ascii="Calibri" w:eastAsia="Calibri" w:hAnsi="Calibri" w:cs="Calibri"/>
+                <w:b/>
+                <w:bCs/>
+                <w:color w:val="156082" w:themeColor="accent1"/>
+                <w:sz w:val="18"/>
+                <w:szCs w:val="18"/>
+              </w:rPr>
+            </w:pPr>
+          </w:p>
+          <w:p>
+            <w:r>
+              <w:rPr>
+                <w:rStyle w:val="Collegamentoipertestuale"/>
+                <w:rFonts w:ascii="Calibri" w:eastAsia="Calibri" w:hAnsi="Calibri" w:cs="Calibri"/>
+                <w:b/>
+                <w:bCs/>
+                <w:color w:val="156082" w:themeColor="accent1"/>
+                <w:sz w:val="18"/>
+                <w:szCs w:val="18"/>
+              </w:rPr>
+              <w:t>BANDIAI</w:t>
+            </w:r>
+          </w:p>
+        </w:tc>
+        <w:tc>
+          <w:tcPr>
+            <w:tcW w:w="3600" w:type="pct"/>
+            <w:tcBorders>
+              <w:top w:val="none" w:sz="0" w:space="0" w:color="FFFFFF"/>
+              <w:left w:val="none" w:sz="0" w:space="0" w:color="FFFFFF"/>
+              <w:bottom w:val="none" w:sz="0" w:space="0" w:color="FFFFFF"/>
+              <w:right w:val="none" w:sz="0" w:space="0" w:color="FFFFFF"/>
+            </w:tcBorders>
+          </w:tcPr>
+          <w:p>
+            <w:pPr>
+              <w:rPr>
+                <w:rFonts w:ascii="Calibri" w:eastAsia="Calibri" w:hAnsi="Calibri" w:cs="Calibri"/>
+                <w:color w:val="28251D"/>
+                <w:sz w:val="18"/>
+                <w:szCs w:val="18"/>
+              </w:rPr>
+            </w:pPr>
+            <w:r>
+              <w:rPr>
+                <w:rFonts w:ascii="Calibri" w:eastAsia="Calibri" w:hAnsi="Calibri" w:cs="Calibri"/>
+                <w:color w:val="28251D"/>
+                <w:sz w:val="18"/>
+                <w:szCs w:val="18"/>
+              </w:rPr>
+              <w:t xml:space="preserve">Progetto app di consultazione </w:t>
+            </w:r>
+            <w:proofErr w:type="spellStart"/>
+            <w:r>
+              <w:rPr>
+                <w:rFonts w:ascii="Calibri" w:eastAsia="Calibri" w:hAnsi="Calibri" w:cs="Calibri"/>
+                <w:color w:val="28251D"/>
+                <w:sz w:val="18"/>
+                <w:szCs w:val="18"/>
+              </w:rPr>
+              <w:t>asterodi</w:t>
+            </w:r>
+            <w:proofErr w:type="spellEnd"/>
+            <w:r>
+              <w:rPr>
+                <w:rFonts w:ascii="Calibri" w:eastAsia="Calibri" w:hAnsi="Calibri" w:cs="Calibri"/>
+                <w:color w:val="28251D"/>
+                <w:sz w:val="18"/>
+                <w:szCs w:val="18"/>
+              </w:rPr>
+              <w:t xml:space="preserve"> orbitanti intorno alla terra da API NASA per il concorso di </w:t>
+            </w:r>
+            <w:proofErr w:type="spellStart"/>
+            <w:r>
+              <w:rPr>
+                <w:rFonts w:ascii="Calibri" w:eastAsia="Calibri" w:hAnsi="Calibri" w:cs="Calibri"/>
+                <w:color w:val="28251D"/>
+                <w:sz w:val="18"/>
+                <w:szCs w:val="18"/>
+              </w:rPr>
+              <w:t>Arkemis</w:t>
+            </w:r>
+            <w:proofErr w:type="spellEnd"/>
+            <w:r>
+              <w:rPr>
+                <w:rFonts w:ascii="Calibri" w:eastAsia="Calibri" w:hAnsi="Calibri" w:cs="Calibri"/>
+                <w:color w:val="28251D"/>
+                <w:sz w:val="18"/>
+                <w:szCs w:val="18"/>
+              </w:rPr>
+              <w:t xml:space="preserve"> (Anteprima </w:t>
+            </w:r>
+            <w:hyperlink r:id="rId9" w:history="1">
+              <w:r>
+                <w:rPr>
+                  <w:rStyle w:val="Collegamentoipertestuale"/>
+                  <w:rFonts w:ascii="Calibri" w:eastAsia="Calibri" w:hAnsi="Calibri" w:cs="Calibri"/>
+                  <w:sz w:val="18"/>
+                  <w:szCs w:val="18"/>
+                </w:rPr>
+                <w:t>QUI</w:t>
+              </w:r>
+            </w:hyperlink>
+            <w:r>
+              <w:rPr>
+                <w:rFonts w:ascii="Calibri" w:eastAsia="Calibri" w:hAnsi="Calibri" w:cs="Calibri"/>
+                <w:color w:val="28251D"/>
+                <w:sz w:val="18"/>
+                <w:szCs w:val="18"/>
+              </w:rPr>
+              <w:t>)</w:t>
+            </w:r>
+          </w:p>
+          <w:p>
+            <w:pPr>
+              <w:rPr>
+                <w:color w:val="28251D"/>
+              </w:rPr>
+            </w:pPr>
+          </w:p>
+          <w:p>
+            <w:pPr>
+              <w:rPr>
+                <w:rFonts w:ascii="Calibri" w:eastAsia="Calibri" w:hAnsi="Calibri" w:cs="Calibri"/>
+                <w:color w:val="28251D"/>
+                <w:sz w:val="18"/>
+                <w:szCs w:val="18"/>
+              </w:rPr>
+            </w:pPr>
+            <w:r>
+              <w:rPr>
+                <w:rFonts w:ascii="Calibri" w:eastAsia="Calibri" w:hAnsi="Calibri" w:cs="Calibri"/>
+                <w:color w:val="28251D"/>
+                <w:sz w:val="18"/>
+                <w:szCs w:val="18"/>
+              </w:rPr>
+              <w:t>App Agente per CV personale che risponde a domande e mostra le competenze</w:t>
+            </w:r>
+            <w:r>
+              <w:rPr>
+                <w:rFonts w:ascii="Calibri" w:eastAsia="Calibri" w:hAnsi="Calibri" w:cs="Calibri"/>
+                <w:color w:val="28251D"/>
+                <w:sz w:val="18"/>
+                <w:szCs w:val="18"/>
+              </w:rPr>
+              <w:t xml:space="preserve"> (Anteprima </w:t>
+            </w:r>
+            <w:hyperlink r:id="rId10" w:history="1">
+              <w:r>
+                <w:rPr>
+                  <w:rStyle w:val="Collegamentoipertestuale"/>
+                  <w:rFonts w:ascii="Calibri" w:eastAsia="Calibri" w:hAnsi="Calibri" w:cs="Calibri"/>
+                  <w:sz w:val="18"/>
+                  <w:szCs w:val="18"/>
+                </w:rPr>
+                <w:t>QUI</w:t>
+              </w:r>
+            </w:hyperlink>
+            <w:r>
+              <w:rPr>
+                <w:rFonts w:ascii="Calibri" w:eastAsia="Calibri" w:hAnsi="Calibri" w:cs="Calibri"/>
+                <w:color w:val="28251D"/>
+                <w:sz w:val="18"/>
+                <w:szCs w:val="18"/>
+              </w:rPr>
+              <w:t>)</w:t>
+            </w:r>
+          </w:p>
+          <w:p>
+            <w:pPr>
+              <w:rPr>
+                <w:rFonts w:ascii="Calibri" w:eastAsia="Calibri" w:hAnsi="Calibri" w:cs="Calibri"/>
+                <w:color w:val="28251D"/>
+                <w:sz w:val="18"/>
+                <w:szCs w:val="18"/>
+              </w:rPr>
+            </w:pPr>
+          </w:p>
+          <w:p>
+            <w:r>
+              <w:rPr>
+                <w:rFonts w:ascii="Calibri" w:eastAsia="Calibri" w:hAnsi="Calibri" w:cs="Calibri"/>
+                <w:color w:val="28251D"/>
+                <w:sz w:val="18"/>
+                <w:szCs w:val="18"/>
+              </w:rPr>
+              <w:t>Agente per ricerca associazioni sul territorio e selezione bandi terzo settore, in versione iniziale per collaborare con Informatici di quartiere (anteprima ancora non rilasciata)</w:t>
+            </w:r>
+          </w:p>
+        </w:tc>
+      </w:tr>
+    </w:tbl>
+    <w:p>
+      <w:pPr>
+        <w:pBdr>
+          <w:bottom w:val="single" w:sz="8" w:space="0" w:color="01696F"/>
+        </w:pBdr>
+        <w:spacing w:before="240" w:after="80"/>
+        <w:rPr>
+          <w:rFonts w:ascii="Calibri" w:eastAsia="Calibri" w:hAnsi="Calibri" w:cs="Calibri"/>
+          <w:b/>
+          <w:bCs/>
+          <w:color w:val="01696F"/>
+          <w:sz w:val="22"/>
+          <w:szCs w:val="22"/>
+        </w:rPr>
+      </w:pPr>
+    </w:p>
+    <w:p>
+      <w:pPr>
+        <w:pBdr>
+          <w:bottom w:val="single" w:sz="8" w:space="0" w:color="01696F"/>
+        </w:pBdr>
+        <w:spacing w:before="240" w:after="80"/>
+      </w:pPr>
+      <w:r>
+        <w:rPr>
+          <w:rFonts w:ascii="Calibri" w:eastAsia="Calibri" w:hAnsi="Calibri" w:cs="Calibri"/>
+          <w:b/>
+          <w:bCs/>
+          <w:color w:val="01696F"/>
+          <w:sz w:val="22"/>
+          <w:szCs w:val="22"/>
+        </w:rPr>
         <w:t>ATTIVITÀ EXTRACURRICOLARI E CORSI</w:t>
       </w:r>
     </w:p>
@@ -2892,27 +5027,7 @@
           <w:sz w:val="18"/>
           <w:szCs w:val="18"/>
         </w:rPr>
-        <w:t xml:space="preserve"> Polisportiva Centese, </w:t>
-      </w:r>
-      <w:proofErr w:type="gramStart"/>
-      <w:r>
-        <w:rPr>
-          <w:rFonts w:ascii="Calibri" w:eastAsia="Calibri" w:hAnsi="Calibri" w:cs="Calibri"/>
-          <w:color w:val="28251D"/>
-          <w:sz w:val="18"/>
-          <w:szCs w:val="18"/>
-        </w:rPr>
-        <w:t>Cento  (</w:t>
-      </w:r>
-      <w:proofErr w:type="gramEnd"/>
-      <w:r>
-        <w:rPr>
-          <w:rFonts w:ascii="Calibri" w:eastAsia="Calibri" w:hAnsi="Calibri" w:cs="Calibri"/>
-          <w:color w:val="28251D"/>
-          <w:sz w:val="18"/>
-          <w:szCs w:val="18"/>
-        </w:rPr>
-        <w:t xml:space="preserve">gennaio 2018 </w:t>
+        <w:t xml:space="preserve"> Polisportiva Centese, Cento (gennaio 2018 </w:t>
       </w:r>
       <w:r>
         <w:rPr>
@@ -2963,27 +5078,52 @@
           <w:sz w:val="18"/>
           <w:szCs w:val="18"/>
         </w:rPr>
-        <w:t xml:space="preserve"> Passo Capponi, </w:t>
-      </w:r>
-      <w:proofErr w:type="gramStart"/>
-      <w:r>
-        <w:rPr>
-          <w:rFonts w:ascii="Calibri" w:eastAsia="Calibri" w:hAnsi="Calibri" w:cs="Calibri"/>
-          <w:color w:val="28251D"/>
-          <w:sz w:val="18"/>
-          <w:szCs w:val="18"/>
-        </w:rPr>
-        <w:t>Bologna  (</w:t>
-      </w:r>
-      <w:proofErr w:type="gramEnd"/>
-      <w:r>
-        <w:rPr>
-          <w:rFonts w:ascii="Calibri" w:eastAsia="Calibri" w:hAnsi="Calibri" w:cs="Calibri"/>
-          <w:color w:val="28251D"/>
-          <w:sz w:val="18"/>
-          <w:szCs w:val="18"/>
-        </w:rPr>
-        <w:t>gennaio 2020)</w:t>
+        <w:t xml:space="preserve"> Passo Capponi, Bologna (gennaio 2020</w:t>
+      </w:r>
+      <w:r>
+        <w:rPr>
+          <w:rFonts w:ascii="Calibri" w:eastAsia="Calibri" w:hAnsi="Calibri" w:cs="Calibri"/>
+          <w:color w:val="28251D"/>
+          <w:sz w:val="18"/>
+          <w:szCs w:val="18"/>
+        </w:rPr>
+        <w:t xml:space="preserve"> – </w:t>
+      </w:r>
+      <w:r>
+        <w:rPr>
+          <w:rFonts w:ascii="Calibri" w:eastAsia="Calibri" w:hAnsi="Calibri" w:cs="Calibri"/>
+          <w:color w:val="28251D"/>
+          <w:sz w:val="18"/>
+          <w:szCs w:val="18"/>
+        </w:rPr>
+        <w:t>gennaio</w:t>
+      </w:r>
+      <w:r>
+        <w:rPr>
+          <w:rFonts w:ascii="Calibri" w:eastAsia="Calibri" w:hAnsi="Calibri" w:cs="Calibri"/>
+          <w:color w:val="28251D"/>
+          <w:sz w:val="18"/>
+          <w:szCs w:val="18"/>
+        </w:rPr>
+        <w:t xml:space="preserve"> 202</w:t>
+      </w:r>
+      <w:r>
+        <w:rPr>
+          <w:rFonts w:ascii="Calibri" w:eastAsia="Calibri" w:hAnsi="Calibri" w:cs="Calibri"/>
+          <w:color w:val="28251D"/>
+          <w:sz w:val="18"/>
+          <w:szCs w:val="18"/>
+        </w:rPr>
+        <w:t>2</w:t>
+      </w:r>
+      <w:r>
+        <w:rPr>
+          <w:rFonts w:ascii="Calibri" w:eastAsia="Calibri" w:hAnsi="Calibri" w:cs="Calibri"/>
+          <w:color w:val="28251D"/>
+          <w:sz w:val="18"/>
+          <w:szCs w:val="18"/>
+        </w:rPr>
+        <w:t>)</w:t>
       </w:r>
     </w:p>
     <w:p>
@@ -2998,27 +5138,7 @@
           <w:sz w:val="18"/>
           <w:szCs w:val="18"/>
         </w:rPr>
-        <w:t xml:space="preserve">• AIS Primo </w:t>
-      </w:r>
-      <w:proofErr w:type="gramStart"/>
-      <w:r>
-        <w:rPr>
-          <w:rFonts w:ascii="Calibri" w:eastAsia="Calibri" w:hAnsi="Calibri" w:cs="Calibri"/>
-          <w:color w:val="28251D"/>
-          <w:sz w:val="18"/>
-          <w:szCs w:val="18"/>
-        </w:rPr>
-        <w:t>Livello  (</w:t>
-      </w:r>
-      <w:proofErr w:type="gramEnd"/>
-      <w:r>
-        <w:rPr>
-          <w:rFonts w:ascii="Calibri" w:eastAsia="Calibri" w:hAnsi="Calibri" w:cs="Calibri"/>
-          <w:color w:val="28251D"/>
-          <w:sz w:val="18"/>
-          <w:szCs w:val="18"/>
-        </w:rPr>
-        <w:t xml:space="preserve">settembre 2019 </w:t>
+        <w:t xml:space="preserve">• AIS Primo Livello (settembre 2019 </w:t>
       </w:r>
       <w:r>
         <w:rPr>
@@ -3666,7 +5786,6 @@
   <w:style w:type="character" w:default="1" w:styleId="Carpredefinitoparagrafo">
     <w:name w:val="Default Paragraph Font"/>
     <w:uiPriority w:val="1"/>
-    <w:semiHidden/>
     <w:unhideWhenUsed/>
   </w:style>
   <w:style w:type="table" w:default="1" w:styleId="Tabellanormale">
@@ -3772,6 +5891,18 @@
     <w:rPr>
       <w:sz w:val="20"/>
       <w:szCs w:val="20"/>
+    </w:rPr>
+  </w:style>
+  <w:style w:type="character" w:styleId="Menzionenonrisolta">
+    <w:name w:val="Unresolved Mention"/>
+    <w:basedOn w:val="Carpredefinitoparagrafo"/>
+    <w:uiPriority w:val="99"/>
+    <w:semiHidden/>
+    <w:unhideWhenUsed/>
+    <w:rsid w:val="00061A64"/>
+    <w:rPr>
+      <w:color w:val="605E5C"/>
+      <w:shd w:val="clear" w:color="auto" w:fill="E1DFDD"/>
     </w:rPr>
   </w:style>
 </w:styles>
